--- a/docs/项目测试计划书.docx
+++ b/docs/项目测试计划书.docx
@@ -2,7 +2,7 @@
 <file path=word/document.xml><?xml version="1.0" encoding="utf-8"?>
 <w:document xmlns:w="http://schemas.openxmlformats.org/wordprocessingml/2006/main" xmlns:m="http://schemas.openxmlformats.org/officeDocument/2006/math" xmlns:r="http://schemas.openxmlformats.org/officeDocument/2006/relationships" xmlns:o="urn:schemas-microsoft-com:office:office" xmlns:v="urn:schemas-microsoft-com:vml" xmlns:w10="urn:schemas-microsoft-com:office:word" xmlns:a="http://schemas.openxmlformats.org/drawingml/2006/main" xmlns:pic="http://schemas.openxmlformats.org/drawingml/2006/picture" xmlns:wp="http://schemas.openxmlformats.org/drawingml/2006/wordprocessingDrawing">
   <w:body>
-    <w:bookmarkStart w:id="42" w:name="软件测试计划"/>
+    <w:bookmarkStart w:id="43" w:name="软件测试计划"/>
     <w:p>
       <w:pPr>
         <w:pStyle w:val="Heading1"/>
@@ -76,7 +76,7 @@
         <w:rPr>
           <w:rStyle w:val="VerbatimChar"/>
         </w:rPr>
-        <w:t xml:space="preserve">service</w:t>
+        <w:t xml:space="preserve">service.impl</w:t>
       </w:r>
       <w:r>
         <w:t xml:space="preserve"> </w:t>
@@ -85,7 +85,7 @@
         <w:rPr>
           <w:rFonts w:hint="eastAsia"/>
         </w:rPr>
-        <w:t xml:space="preserve">实现类做单元测试，检查系统主要业务功能是否正常、业务流程是否顺畅。</w:t>
+        <w:t xml:space="preserve">实现类做单元测试，检查系统主要业务功能是否正常、业务流程是否顺畅，并识别测试过程中可能出现的环境、进度和协作风险。</w:t>
       </w:r>
     </w:p>
     <w:p>
@@ -175,7 +175,7 @@
         <w:rPr>
           <w:rFonts w:hint="eastAsia"/>
         </w:rPr>
-        <w:t xml:space="preserve">主要风险：环境依赖、时间紧张、文档与测试结果口径不一致</w:t>
+        <w:t xml:space="preserve">主要风险：人员协作、环境依赖、进度协调、文档与测试结果口径不一致</w:t>
       </w:r>
     </w:p>
     <w:bookmarkEnd w:id="9"/>
@@ -203,7 +203,7 @@
           <w:rStyle w:val="VerbatimChar"/>
           <w:rFonts w:hint="eastAsia"/>
         </w:rPr>
-        <w:t xml:space="preserve">PJ1_20260426_场馆预约管理系统</w:t>
+        <w:t xml:space="preserve">PJ1_20260410_场馆预约管理系统</w:t>
       </w:r>
     </w:p>
     <w:bookmarkEnd w:id="10"/>
@@ -239,7 +239,7 @@
         <w:rPr>
           <w:rFonts w:hint="eastAsia"/>
         </w:rPr>
-        <w:t xml:space="preserve">管理系统。</w:t>
+        <w:t xml:space="preserve">管理系统。普通用户主要使用前台页面完成浏览、预约和留言，管理员主要使用后台页面完成数据维护和审核。</w:t>
       </w:r>
     </w:p>
     <w:p>
@@ -326,7 +326,7 @@
         <w:rPr>
           <w:rFonts w:hint="eastAsia"/>
         </w:rPr>
-        <w:t xml:space="preserve">用户可以查看场馆位置、开放时间、价格等信息；管理员可以对场馆进行增删改查。</w:t>
+        <w:t xml:space="preserve">用户可以查看场馆位置、开放时间、价格、图片等信息；管理员可以对场馆进行增删改查。</w:t>
       </w:r>
     </w:p>
     <w:p>
@@ -372,7 +372,7 @@
         <w:rPr>
           <w:rFonts w:hint="eastAsia"/>
         </w:rPr>
-        <w:t xml:space="preserve">用户可以查看新闻资讯；管理员可以新增、修改和删除新闻。</w:t>
+        <w:t xml:space="preserve">用户可以查看新闻资讯和新闻详情；管理员可以新增、修改和删除新闻。</w:t>
       </w:r>
     </w:p>
     <w:p>
@@ -422,7 +422,307 @@
         <w:rPr>
           <w:rFonts w:hint="eastAsia"/>
         </w:rPr>
-        <w:t xml:space="preserve">本次测试主要包括以下内容：</w:t>
+        <w:t xml:space="preserve">本次测试项范围如下：</w:t>
+      </w:r>
+    </w:p>
+    <w:tbl>
+      <w:tblPr>
+        <w:tblStyle w:val="Table"/>
+        <w:tblW w:type="auto" w:w="0"/>
+        <w:tblLook w:firstRow="1" w:lastRow="0" w:firstColumn="0" w:lastColumn="0" w:noHBand="0" w:noVBand="0" w:val="0020"/>
+      </w:tblPr>
+      <w:tblGrid>
+        <w:gridCol w:w="2640"/>
+        <w:gridCol w:w="2640"/>
+        <w:gridCol w:w="2640"/>
+      </w:tblGrid>
+      <w:tr>
+        <w:trPr>
+          <w:tblHeader w:val="on"/>
+        </w:trPr>
+        <w:tc>
+          <w:tcPr/>
+          <w:p>
+            <w:pPr>
+              <w:pStyle w:val="Compact"/>
+            </w:pPr>
+            <w:r>
+              <w:rPr>
+                <w:rFonts w:hint="eastAsia"/>
+              </w:rPr>
+              <w:t xml:space="preserve">测试项</w:t>
+            </w:r>
+          </w:p>
+        </w:tc>
+        <w:tc>
+          <w:tcPr/>
+          <w:p>
+            <w:pPr>
+              <w:pStyle w:val="Compact"/>
+            </w:pPr>
+            <w:r>
+              <w:rPr>
+                <w:rFonts w:hint="eastAsia"/>
+              </w:rPr>
+              <w:t xml:space="preserve">测试类型</w:t>
+            </w:r>
+          </w:p>
+        </w:tc>
+        <w:tc>
+          <w:tcPr/>
+          <w:p>
+            <w:pPr>
+              <w:pStyle w:val="Compact"/>
+            </w:pPr>
+            <w:r>
+              <w:rPr>
+                <w:rFonts w:hint="eastAsia"/>
+              </w:rPr>
+              <w:t xml:space="preserve">说明</w:t>
+            </w:r>
+          </w:p>
+        </w:tc>
+      </w:tr>
+      <w:tr>
+        <w:tc>
+          <w:tcPr/>
+          <w:p>
+            <w:pPr>
+              <w:pStyle w:val="Compact"/>
+            </w:pPr>
+            <w:r>
+              <w:rPr>
+                <w:rFonts w:hint="eastAsia"/>
+              </w:rPr>
+              <w:t xml:space="preserve">用户端</w:t>
+            </w:r>
+            <w:r>
+              <w:t xml:space="preserve"> </w:t>
+            </w:r>
+            <w:r>
+              <w:rPr>
+                <w:rStyle w:val="VerbatimChar"/>
+              </w:rPr>
+              <w:t xml:space="preserve">controller</w:t>
+            </w:r>
+            <w:r>
+              <w:t xml:space="preserve"> </w:t>
+            </w:r>
+            <w:r>
+              <w:rPr>
+                <w:rFonts w:hint="eastAsia"/>
+              </w:rPr>
+              <w:t xml:space="preserve">接口</w:t>
+            </w:r>
+          </w:p>
+        </w:tc>
+        <w:tc>
+          <w:tcPr/>
+          <w:p>
+            <w:pPr>
+              <w:pStyle w:val="Compact"/>
+            </w:pPr>
+            <w:r>
+              <w:rPr>
+                <w:rFonts w:hint="eastAsia"/>
+              </w:rPr>
+              <w:t xml:space="preserve">集成测试</w:t>
+            </w:r>
+          </w:p>
+        </w:tc>
+        <w:tc>
+          <w:tcPr/>
+          <w:p>
+            <w:pPr>
+              <w:pStyle w:val="Compact"/>
+            </w:pPr>
+            <w:r>
+              <w:rPr>
+                <w:rFonts w:hint="eastAsia"/>
+              </w:rPr>
+              <w:t xml:space="preserve">验证前台页面访问、登录状态、订单、留言、新闻和场馆接口</w:t>
+            </w:r>
+          </w:p>
+        </w:tc>
+      </w:tr>
+      <w:tr>
+        <w:tc>
+          <w:tcPr/>
+          <w:p>
+            <w:pPr>
+              <w:pStyle w:val="Compact"/>
+            </w:pPr>
+            <w:r>
+              <w:rPr>
+                <w:rFonts w:hint="eastAsia"/>
+              </w:rPr>
+              <w:t xml:space="preserve">管理员端</w:t>
+            </w:r>
+            <w:r>
+              <w:t xml:space="preserve"> </w:t>
+            </w:r>
+            <w:r>
+              <w:rPr>
+                <w:rStyle w:val="VerbatimChar"/>
+              </w:rPr>
+              <w:t xml:space="preserve">controller</w:t>
+            </w:r>
+            <w:r>
+              <w:t xml:space="preserve"> </w:t>
+            </w:r>
+            <w:r>
+              <w:rPr>
+                <w:rFonts w:hint="eastAsia"/>
+              </w:rPr>
+              <w:t xml:space="preserve">接口</w:t>
+            </w:r>
+          </w:p>
+        </w:tc>
+        <w:tc>
+          <w:tcPr/>
+          <w:p>
+            <w:pPr>
+              <w:pStyle w:val="Compact"/>
+            </w:pPr>
+            <w:r>
+              <w:rPr>
+                <w:rFonts w:hint="eastAsia"/>
+              </w:rPr>
+              <w:t xml:space="preserve">集成测试</w:t>
+            </w:r>
+          </w:p>
+        </w:tc>
+        <w:tc>
+          <w:tcPr/>
+          <w:p>
+            <w:pPr>
+              <w:pStyle w:val="Compact"/>
+            </w:pPr>
+            <w:r>
+              <w:rPr>
+                <w:rFonts w:hint="eastAsia"/>
+              </w:rPr>
+              <w:t xml:space="preserve">验证后台用户、场馆、新闻、订单和留言管理接口</w:t>
+            </w:r>
+          </w:p>
+        </w:tc>
+      </w:tr>
+      <w:tr>
+        <w:tc>
+          <w:tcPr/>
+          <w:p>
+            <w:pPr>
+              <w:pStyle w:val="Compact"/>
+            </w:pPr>
+            <w:r>
+              <w:rPr>
+                <w:rStyle w:val="VerbatimChar"/>
+              </w:rPr>
+              <w:t xml:space="preserve">service.impl</w:t>
+            </w:r>
+            <w:r>
+              <w:t xml:space="preserve"> </w:t>
+            </w:r>
+            <w:r>
+              <w:rPr>
+                <w:rFonts w:hint="eastAsia"/>
+              </w:rPr>
+              <w:t xml:space="preserve">业务逻辑</w:t>
+            </w:r>
+          </w:p>
+        </w:tc>
+        <w:tc>
+          <w:tcPr/>
+          <w:p>
+            <w:pPr>
+              <w:pStyle w:val="Compact"/>
+            </w:pPr>
+            <w:r>
+              <w:rPr>
+                <w:rFonts w:hint="eastAsia"/>
+              </w:rPr>
+              <w:t xml:space="preserve">单元测试</w:t>
+            </w:r>
+          </w:p>
+        </w:tc>
+        <w:tc>
+          <w:tcPr/>
+          <w:p>
+            <w:pPr>
+              <w:pStyle w:val="Compact"/>
+            </w:pPr>
+            <w:r>
+              <w:rPr>
+                <w:rFonts w:hint="eastAsia"/>
+              </w:rPr>
+              <w:t xml:space="preserve">验证用户、场馆、新闻、留言、订单及</w:t>
+            </w:r>
+            <w:r>
+              <w:t xml:space="preserve"> VO </w:t>
+            </w:r>
+            <w:r>
+              <w:rPr>
+                <w:rFonts w:hint="eastAsia"/>
+              </w:rPr>
+              <w:t xml:space="preserve">组装逻辑</w:t>
+            </w:r>
+          </w:p>
+        </w:tc>
+      </w:tr>
+      <w:tr>
+        <w:tc>
+          <w:tcPr/>
+          <w:p>
+            <w:pPr>
+              <w:pStyle w:val="Compact"/>
+            </w:pPr>
+            <w:r>
+              <w:rPr>
+                <w:rFonts w:hint="eastAsia"/>
+              </w:rPr>
+              <w:t xml:space="preserve">工具类、异常类、启动入口和关键分支</w:t>
+            </w:r>
+          </w:p>
+        </w:tc>
+        <w:tc>
+          <w:tcPr/>
+          <w:p>
+            <w:pPr>
+              <w:pStyle w:val="Compact"/>
+            </w:pPr>
+            <w:r>
+              <w:rPr>
+                <w:rFonts w:hint="eastAsia"/>
+              </w:rPr>
+              <w:t xml:space="preserve">补充测试</w:t>
+            </w:r>
+          </w:p>
+        </w:tc>
+        <w:tc>
+          <w:tcPr/>
+          <w:p>
+            <w:pPr>
+              <w:pStyle w:val="Compact"/>
+            </w:pPr>
+            <w:r>
+              <w:rPr>
+                <w:rFonts w:hint="eastAsia"/>
+              </w:rPr>
+              <w:t xml:space="preserve">验证文件工具、登录异常、启动上下文和部分控制器分支</w:t>
+            </w:r>
+          </w:p>
+        </w:tc>
+      </w:tr>
+    </w:tbl>
+    <w:p>
+      <w:pPr>
+        <w:pStyle w:val="BodyText"/>
+      </w:pPr>
+      <w:r>
+        <w:rPr>
+          <w:rFonts w:hint="eastAsia"/>
+        </w:rPr>
+        <w:t xml:space="preserve">测试内容主要包括：</w:t>
       </w:r>
     </w:p>
     <w:p>
@@ -511,7 +811,7 @@
         <w:rPr>
           <w:rFonts w:hint="eastAsia"/>
         </w:rPr>
-        <w:t xml:space="preserve">项目源码与测试代码已经同步完成</w:t>
+        <w:t xml:space="preserve">项目源码与测试代码保持同一基线版本</w:t>
       </w:r>
     </w:p>
     <w:p>
@@ -568,7 +868,7 @@
         <w:rPr>
           <w:rFonts w:hint="eastAsia"/>
         </w:rPr>
-        <w:t xml:space="preserve">已切换到</w:t>
+        <w:t xml:space="preserve">使用</w:t>
       </w:r>
       <w:r>
         <w:t xml:space="preserve"> H2 </w:t>
@@ -577,7 +877,7 @@
         <w:rPr>
           <w:rFonts w:hint="eastAsia"/>
         </w:rPr>
-        <w:t xml:space="preserve">内存数据库</w:t>
+        <w:t xml:space="preserve">内存数据库配置</w:t>
       </w:r>
     </w:p>
     <w:p>
@@ -616,7 +916,7 @@
         <w:rPr>
           <w:rFonts w:hint="eastAsia"/>
         </w:rPr>
-        <w:t xml:space="preserve">可正常执行</w:t>
+        <w:t xml:space="preserve">可执行</w:t>
       </w:r>
       <w:r>
         <w:t xml:space="preserve"> </w:t>
@@ -626,6 +926,30 @@
           <w:rStyle w:val="VerbatimChar"/>
         </w:rPr>
         <w:t xml:space="preserve">mvn test</w:t>
+      </w:r>
+      <w:r>
+        <w:t xml:space="preserve"> </w:t>
+      </w:r>
+      <w:r>
+        <w:rPr>
+          <w:rFonts w:hint="eastAsia"/>
+        </w:rPr>
+        <w:t xml:space="preserve">并输出测试结果与测试报告</w:t>
+      </w:r>
+    </w:p>
+    <w:p>
+      <w:pPr>
+        <w:pStyle w:val="Compact"/>
+        <w:numPr>
+          <w:ilvl w:val="0"/>
+          <w:numId w:val="1005"/>
+        </w:numPr>
+      </w:pPr>
+      <w:r>
+        <w:rPr>
+          <w:rFonts w:hint="eastAsia"/>
+        </w:rPr>
+        <w:t xml:space="preserve">测试数据能够通过测试代码或公共测试基座重复初始化</w:t>
       </w:r>
     </w:p>
     <w:p>
@@ -672,17 +996,11 @@
         <w:rPr>
           <w:rFonts w:hint="eastAsia"/>
         </w:rPr>
-        <w:t xml:space="preserve">提交：</w:t>
-      </w:r>
-      <w:r>
-        <w:rPr>
-          <w:rStyle w:val="VerbatimChar"/>
-        </w:rPr>
-        <w:t xml:space="preserve">3f4c2f3bf665a5f02d85c7e9941271f66556c9a7</w:t>
+        <w:t xml:space="preserve">基线说明：测试开始时确认的仓库主线代码</w:t>
       </w:r>
     </w:p>
     <w:bookmarkEnd w:id="12"/>
-    <w:bookmarkStart w:id="16" w:name="X8866e6e0c72fd3c1680d4e80be0cb7c31528b56"/>
+    <w:bookmarkStart w:id="17" w:name="X8866e6e0c72fd3c1680d4e80be0cb7c31528b56"/>
     <w:p>
       <w:pPr>
         <w:pStyle w:val="Heading2"/>
@@ -714,7 +1032,6 @@
     </w:p>
     <w:p>
       <w:pPr>
-        <w:pStyle w:val="Compact"/>
         <w:numPr>
           <w:ilvl w:val="0"/>
           <w:numId w:val="1007"/>
@@ -731,7 +1048,7 @@
       <w:pPr>
         <w:pStyle w:val="Compact"/>
         <w:numPr>
-          <w:ilvl w:val="0"/>
+          <w:ilvl w:val="1"/>
           <w:numId w:val="1008"/>
         </w:numPr>
       </w:pPr>
@@ -746,7 +1063,7 @@
       <w:pPr>
         <w:pStyle w:val="Compact"/>
         <w:numPr>
-          <w:ilvl w:val="0"/>
+          <w:ilvl w:val="1"/>
           <w:numId w:val="1008"/>
         </w:numPr>
       </w:pPr>
@@ -759,9 +1076,23 @@
     </w:p>
     <w:p>
       <w:pPr>
+        <w:numPr>
+          <w:ilvl w:val="0"/>
+          <w:numId w:val="1007"/>
+        </w:numPr>
+      </w:pPr>
+      <w:r>
+        <w:rPr>
+          <w:rFonts w:hint="eastAsia"/>
+        </w:rPr>
+        <w:t xml:space="preserve">新闻管理特性</w:t>
+      </w:r>
+    </w:p>
+    <w:p>
+      <w:pPr>
         <w:pStyle w:val="Compact"/>
         <w:numPr>
-          <w:ilvl w:val="0"/>
+          <w:ilvl w:val="1"/>
           <w:numId w:val="1009"/>
         </w:numPr>
       </w:pPr>
@@ -769,14 +1100,43 @@
         <w:rPr>
           <w:rFonts w:hint="eastAsia"/>
         </w:rPr>
-        <w:t xml:space="preserve">新闻管理特性</w:t>
+        <w:t xml:space="preserve">新闻增删改功能：检查新增、修改、删除后的页面跳转和数据变更是否正确</w:t>
       </w:r>
     </w:p>
     <w:p>
       <w:pPr>
         <w:pStyle w:val="Compact"/>
         <w:numPr>
+          <w:ilvl w:val="1"/>
+          <w:numId w:val="1009"/>
+        </w:numPr>
+      </w:pPr>
+      <w:r>
+        <w:rPr>
+          <w:rFonts w:hint="eastAsia"/>
+        </w:rPr>
+        <w:t xml:space="preserve">新闻列表展示功能：检查分页查询和后台列表展示是否正常</w:t>
+      </w:r>
+    </w:p>
+    <w:p>
+      <w:pPr>
+        <w:numPr>
           <w:ilvl w:val="0"/>
+          <w:numId w:val="1007"/>
+        </w:numPr>
+      </w:pPr>
+      <w:r>
+        <w:rPr>
+          <w:rFonts w:hint="eastAsia"/>
+        </w:rPr>
+        <w:t xml:space="preserve">订单管理特性</w:t>
+      </w:r>
+    </w:p>
+    <w:p>
+      <w:pPr>
+        <w:pStyle w:val="Compact"/>
+        <w:numPr>
+          <w:ilvl w:val="1"/>
           <w:numId w:val="1010"/>
         </w:numPr>
       </w:pPr>
@@ -784,14 +1144,14 @@
         <w:rPr>
           <w:rFonts w:hint="eastAsia"/>
         </w:rPr>
-        <w:t xml:space="preserve">新闻增删改功能：检查新增、修改、删除后的页面跳转和数据变更是否正确</w:t>
+        <w:t xml:space="preserve">订单审核功能：重点检查通过、拒绝后的状态变化是否正确</w:t>
       </w:r>
     </w:p>
     <w:p>
       <w:pPr>
         <w:pStyle w:val="Compact"/>
         <w:numPr>
-          <w:ilvl w:val="0"/>
+          <w:ilvl w:val="1"/>
           <w:numId w:val="1010"/>
         </w:numPr>
       </w:pPr>
@@ -799,14 +1159,28 @@
         <w:rPr>
           <w:rFonts w:hint="eastAsia"/>
         </w:rPr>
-        <w:t xml:space="preserve">新闻列表展示功能：检查分页查询和后台列表展示是否正常</w:t>
+        <w:t xml:space="preserve">订单列表展示功能：检查分页查询和后台订单列表是否正常</w:t>
+      </w:r>
+    </w:p>
+    <w:p>
+      <w:pPr>
+        <w:numPr>
+          <w:ilvl w:val="0"/>
+          <w:numId w:val="1007"/>
+        </w:numPr>
+      </w:pPr>
+      <w:r>
+        <w:rPr>
+          <w:rFonts w:hint="eastAsia"/>
+        </w:rPr>
+        <w:t xml:space="preserve">用户管理特性</w:t>
       </w:r>
     </w:p>
     <w:p>
       <w:pPr>
         <w:pStyle w:val="Compact"/>
         <w:numPr>
-          <w:ilvl w:val="0"/>
+          <w:ilvl w:val="1"/>
           <w:numId w:val="1011"/>
         </w:numPr>
       </w:pPr>
@@ -814,14 +1188,91 @@
         <w:rPr>
           <w:rFonts w:hint="eastAsia"/>
         </w:rPr>
-        <w:t xml:space="preserve">订单管理特性</w:t>
+        <w:t xml:space="preserve">用户增删改功能：检查新增、修改、删除后的跳转结果和数据库更新情况</w:t>
       </w:r>
     </w:p>
     <w:p>
       <w:pPr>
         <w:pStyle w:val="Compact"/>
         <w:numPr>
+          <w:ilvl w:val="1"/>
+          <w:numId w:val="1011"/>
+        </w:numPr>
+      </w:pPr>
+      <w:r>
+        <w:rPr>
+          <w:rFonts w:hint="eastAsia"/>
+        </w:rPr>
+        <w:t xml:space="preserve">用户列表展示功能：检查分页查询和用户列表展示是否正常</w:t>
+      </w:r>
+    </w:p>
+    <w:p>
+      <w:pPr>
+        <w:pStyle w:val="Compact"/>
+        <w:numPr>
+          <w:ilvl w:val="1"/>
+          <w:numId w:val="1011"/>
+        </w:numPr>
+      </w:pPr>
+      <w:r>
+        <w:rPr>
+          <w:rFonts w:hint="eastAsia"/>
+        </w:rPr>
+        <w:t xml:space="preserve">用户</w:t>
+      </w:r>
+      <w:r>
+        <w:t xml:space="preserve"> ID </w:t>
+      </w:r>
+      <w:r>
+        <w:rPr>
+          <w:rFonts w:hint="eastAsia"/>
+        </w:rPr>
+        <w:t xml:space="preserve">检查功能：检查已存在和未存在用户</w:t>
+      </w:r>
+      <w:r>
+        <w:t xml:space="preserve"> ID </w:t>
+      </w:r>
+      <w:r>
+        <w:rPr>
+          <w:rFonts w:hint="eastAsia"/>
+        </w:rPr>
+        <w:t xml:space="preserve">的返回结果</w:t>
+      </w:r>
+    </w:p>
+    <w:p>
+      <w:pPr>
+        <w:pStyle w:val="Compact"/>
+        <w:numPr>
+          <w:ilvl w:val="1"/>
+          <w:numId w:val="1011"/>
+        </w:numPr>
+      </w:pPr>
+      <w:r>
+        <w:rPr>
+          <w:rFonts w:hint="eastAsia"/>
+        </w:rPr>
+        <w:t xml:space="preserve">后台页面访问控制：检查未登录情况下访问后台用户管理页面的处理方式</w:t>
+      </w:r>
+    </w:p>
+    <w:p>
+      <w:pPr>
+        <w:numPr>
           <w:ilvl w:val="0"/>
+          <w:numId w:val="1007"/>
+        </w:numPr>
+      </w:pPr>
+      <w:r>
+        <w:rPr>
+          <w:rFonts w:hint="eastAsia"/>
+        </w:rPr>
+        <w:t xml:space="preserve">场馆管理特性</w:t>
+      </w:r>
+    </w:p>
+    <w:p>
+      <w:pPr>
+        <w:pStyle w:val="Compact"/>
+        <w:numPr>
+          <w:ilvl w:val="1"/>
           <w:numId w:val="1012"/>
         </w:numPr>
       </w:pPr>
@@ -829,14 +1280,14 @@
         <w:rPr>
           <w:rFonts w:hint="eastAsia"/>
         </w:rPr>
-        <w:t xml:space="preserve">订单审核功能：重点检查通过、拒绝后的状态变化是否正确</w:t>
+        <w:t xml:space="preserve">场馆增删改功能：检查新增、修改、删除后的跳转结果和数据变更情况</w:t>
       </w:r>
     </w:p>
     <w:p>
       <w:pPr>
         <w:pStyle w:val="Compact"/>
         <w:numPr>
-          <w:ilvl w:val="0"/>
+          <w:ilvl w:val="1"/>
           <w:numId w:val="1012"/>
         </w:numPr>
       </w:pPr>
@@ -844,12 +1295,57 @@
         <w:rPr>
           <w:rFonts w:hint="eastAsia"/>
         </w:rPr>
-        <w:t xml:space="preserve">订单列表展示功能：检查分页查询和后台订单列表是否正常</w:t>
+        <w:t xml:space="preserve">场馆列表展示功能：检查分页查询和场馆列表展示是否正常</w:t>
       </w:r>
     </w:p>
     <w:p>
       <w:pPr>
         <w:pStyle w:val="Compact"/>
+        <w:numPr>
+          <w:ilvl w:val="1"/>
+          <w:numId w:val="1012"/>
+        </w:numPr>
+      </w:pPr>
+      <w:r>
+        <w:rPr>
+          <w:rFonts w:hint="eastAsia"/>
+        </w:rPr>
+        <w:t xml:space="preserve">图片上传功能：检查上传后图片路径是否成功保存</w:t>
+      </w:r>
+    </w:p>
+    <w:p>
+      <w:pPr>
+        <w:pStyle w:val="Compact"/>
+        <w:numPr>
+          <w:ilvl w:val="1"/>
+          <w:numId w:val="1012"/>
+        </w:numPr>
+      </w:pPr>
+      <w:r>
+        <w:rPr>
+          <w:rFonts w:hint="eastAsia"/>
+        </w:rPr>
+        <w:t xml:space="preserve">场馆名称检查功能：检查已存在和未存在场馆名称的返回结果</w:t>
+      </w:r>
+    </w:p>
+    <w:bookmarkEnd w:id="13"/>
+    <w:bookmarkStart w:id="14" w:name="X2e08120ca8109f9520e493143738571a600358c"/>
+    <w:p>
+      <w:pPr>
+        <w:pStyle w:val="Heading3"/>
+      </w:pPr>
+      <w:r>
+        <w:t xml:space="preserve">5.2 </w:t>
+      </w:r>
+      <w:r>
+        <w:rPr>
+          <w:rFonts w:hint="eastAsia"/>
+        </w:rPr>
+        <w:t xml:space="preserve">用户端集成测试要测试的特性</w:t>
+      </w:r>
+    </w:p>
+    <w:p>
+      <w:pPr>
         <w:numPr>
           <w:ilvl w:val="0"/>
           <w:numId w:val="1013"/>
@@ -866,7 +1362,7 @@
       <w:pPr>
         <w:pStyle w:val="Compact"/>
         <w:numPr>
-          <w:ilvl w:val="0"/>
+          <w:ilvl w:val="1"/>
           <w:numId w:val="1014"/>
         </w:numPr>
       </w:pPr>
@@ -874,14 +1370,14 @@
         <w:rPr>
           <w:rFonts w:hint="eastAsia"/>
         </w:rPr>
-        <w:t xml:space="preserve">用户增删改功能：检查新增、修改、删除后的跳转结果和数据库更新情况</w:t>
+        <w:t xml:space="preserve">页面导航功能：检查注册页、登录页、用户信息页等页面能否正常访问</w:t>
       </w:r>
     </w:p>
     <w:p>
       <w:pPr>
         <w:pStyle w:val="Compact"/>
         <w:numPr>
-          <w:ilvl w:val="0"/>
+          <w:ilvl w:val="1"/>
           <w:numId w:val="1014"/>
         </w:numPr>
       </w:pPr>
@@ -889,14 +1385,14 @@
         <w:rPr>
           <w:rFonts w:hint="eastAsia"/>
         </w:rPr>
-        <w:t xml:space="preserve">用户列表展示功能：检查分页查询和用户列表展示是否正常</w:t>
+        <w:t xml:space="preserve">用户认证功能：检查普通用户登录、管理员登录、重复注册和未登录访问限制</w:t>
       </w:r>
     </w:p>
     <w:p>
       <w:pPr>
         <w:pStyle w:val="Compact"/>
         <w:numPr>
-          <w:ilvl w:val="0"/>
+          <w:ilvl w:val="1"/>
           <w:numId w:val="1014"/>
         </w:numPr>
       </w:pPr>
@@ -904,32 +1400,73 @@
         <w:rPr>
           <w:rFonts w:hint="eastAsia"/>
         </w:rPr>
-        <w:t xml:space="preserve">用户</w:t>
-      </w:r>
-      <w:r>
-        <w:t xml:space="preserve"> ID </w:t>
-      </w:r>
-      <w:r>
-        <w:rPr>
-          <w:rFonts w:hint="eastAsia"/>
-        </w:rPr>
-        <w:t xml:space="preserve">检查功能：检查已存在和未存在用户</w:t>
-      </w:r>
-      <w:r>
-        <w:t xml:space="preserve"> ID </w:t>
-      </w:r>
-      <w:r>
-        <w:rPr>
-          <w:rFonts w:hint="eastAsia"/>
-        </w:rPr>
-        <w:t xml:space="preserve">的返回结果</w:t>
+        <w:t xml:space="preserve">用户状态管理功能：检查登出后的会话清理和页面跳转</w:t>
       </w:r>
     </w:p>
     <w:p>
       <w:pPr>
         <w:pStyle w:val="Compact"/>
         <w:numPr>
+          <w:ilvl w:val="1"/>
+          <w:numId w:val="1014"/>
+        </w:numPr>
+      </w:pPr>
+      <w:r>
+        <w:rPr>
+          <w:rFonts w:hint="eastAsia"/>
+        </w:rPr>
+        <w:t xml:space="preserve">用户信息更新功能：检查个人资料修改后的返回结果和数据变化</w:t>
+      </w:r>
+    </w:p>
+    <w:p>
+      <w:pPr>
+        <w:pStyle w:val="Compact"/>
+        <w:numPr>
+          <w:ilvl w:val="1"/>
+          <w:numId w:val="1014"/>
+        </w:numPr>
+      </w:pPr>
+      <w:r>
+        <w:rPr>
+          <w:rFonts w:hint="eastAsia"/>
+        </w:rPr>
+        <w:t xml:space="preserve">密码相关检查：检查密码校验接口在正常用户、错误密码和不存在用户三种情况下的返回表现</w:t>
+      </w:r>
+    </w:p>
+    <w:p>
+      <w:pPr>
+        <w:pStyle w:val="Compact"/>
+        <w:numPr>
+          <w:ilvl w:val="1"/>
+          <w:numId w:val="1014"/>
+        </w:numPr>
+      </w:pPr>
+      <w:r>
+        <w:rPr>
+          <w:rFonts w:hint="eastAsia"/>
+        </w:rPr>
+        <w:t xml:space="preserve">注册数据处理：检查注册后密码字段的保存方式是否符合预期</w:t>
+      </w:r>
+    </w:p>
+    <w:p>
+      <w:pPr>
+        <w:numPr>
           <w:ilvl w:val="0"/>
+          <w:numId w:val="1013"/>
+        </w:numPr>
+      </w:pPr>
+      <w:r>
+        <w:rPr>
+          <w:rFonts w:hint="eastAsia"/>
+        </w:rPr>
+        <w:t xml:space="preserve">留言管理特性</w:t>
+      </w:r>
+    </w:p>
+    <w:p>
+      <w:pPr>
+        <w:pStyle w:val="Compact"/>
+        <w:numPr>
+          <w:ilvl w:val="1"/>
           <w:numId w:val="1015"/>
         </w:numPr>
       </w:pPr>
@@ -937,14 +1474,58 @@
         <w:rPr>
           <w:rFonts w:hint="eastAsia"/>
         </w:rPr>
-        <w:t xml:space="preserve">场馆管理特性</w:t>
+        <w:t xml:space="preserve">留言页面访问功能：检查已登录和未登录两种情况下的访问控制</w:t>
       </w:r>
     </w:p>
     <w:p>
       <w:pPr>
         <w:pStyle w:val="Compact"/>
         <w:numPr>
+          <w:ilvl w:val="1"/>
+          <w:numId w:val="1015"/>
+        </w:numPr>
+      </w:pPr>
+      <w:r>
+        <w:rPr>
+          <w:rFonts w:hint="eastAsia"/>
+        </w:rPr>
+        <w:t xml:space="preserve">留言获取功能：检查公开留言列表和个人留言列表的查询结果</w:t>
+      </w:r>
+    </w:p>
+    <w:p>
+      <w:pPr>
+        <w:pStyle w:val="Compact"/>
+        <w:numPr>
+          <w:ilvl w:val="1"/>
+          <w:numId w:val="1015"/>
+        </w:numPr>
+      </w:pPr>
+      <w:r>
+        <w:rPr>
+          <w:rFonts w:hint="eastAsia"/>
+        </w:rPr>
+        <w:t xml:space="preserve">留言操作功能：检查发送、修改、删除留言后的状态和数据变化</w:t>
+      </w:r>
+    </w:p>
+    <w:p>
+      <w:pPr>
+        <w:numPr>
           <w:ilvl w:val="0"/>
+          <w:numId w:val="1013"/>
+        </w:numPr>
+      </w:pPr>
+      <w:r>
+        <w:rPr>
+          <w:rFonts w:hint="eastAsia"/>
+        </w:rPr>
+        <w:t xml:space="preserve">订单管理特性</w:t>
+      </w:r>
+    </w:p>
+    <w:p>
+      <w:pPr>
+        <w:pStyle w:val="Compact"/>
+        <w:numPr>
+          <w:ilvl w:val="1"/>
           <w:numId w:val="1016"/>
         </w:numPr>
       </w:pPr>
@@ -952,14 +1533,14 @@
         <w:rPr>
           <w:rFonts w:hint="eastAsia"/>
         </w:rPr>
-        <w:t xml:space="preserve">场馆增删改功能：检查新增、修改、删除后的跳转结果和数据变更情况</w:t>
+        <w:t xml:space="preserve">订单页面访问功能：检查订单页、下单页、修改页和未登录访问控制</w:t>
       </w:r>
     </w:p>
     <w:p>
       <w:pPr>
         <w:pStyle w:val="Compact"/>
         <w:numPr>
-          <w:ilvl w:val="0"/>
+          <w:ilvl w:val="1"/>
           <w:numId w:val="1016"/>
         </w:numPr>
       </w:pPr>
@@ -967,14 +1548,14 @@
         <w:rPr>
           <w:rFonts w:hint="eastAsia"/>
         </w:rPr>
-        <w:t xml:space="preserve">场馆列表展示功能：检查分页查询和场馆列表展示是否正常</w:t>
+        <w:t xml:space="preserve">订单数据获取功能：检查订单分页查询和按场馆查询的返回结果</w:t>
       </w:r>
     </w:p>
     <w:p>
       <w:pPr>
         <w:pStyle w:val="Compact"/>
         <w:numPr>
-          <w:ilvl w:val="0"/>
+          <w:ilvl w:val="1"/>
           <w:numId w:val="1016"/>
         </w:numPr>
       </w:pPr>
@@ -982,14 +1563,14 @@
         <w:rPr>
           <w:rFonts w:hint="eastAsia"/>
         </w:rPr>
-        <w:t xml:space="preserve">图片上传功能：检查上传后图片路径是否成功保存</w:t>
+        <w:t xml:space="preserve">订单操作功能：检查添加、完成、修改、删除订单后的状态变化和数据更新</w:t>
       </w:r>
     </w:p>
     <w:p>
       <w:pPr>
         <w:pStyle w:val="Compact"/>
         <w:numPr>
-          <w:ilvl w:val="0"/>
+          <w:ilvl w:val="1"/>
           <w:numId w:val="1016"/>
         </w:numPr>
       </w:pPr>
@@ -997,30 +1578,28 @@
         <w:rPr>
           <w:rFonts w:hint="eastAsia"/>
         </w:rPr>
-        <w:t xml:space="preserve">场馆名称检查功能：检查已存在和未存在场馆名称的返回结果</w:t>
-      </w:r>
-    </w:p>
-    <w:bookmarkEnd w:id="13"/>
-    <w:bookmarkStart w:id="14" w:name="X2e08120ca8109f9520e493143738571a600358c"/>
-    <w:p>
-      <w:pPr>
-        <w:pStyle w:val="Heading3"/>
-      </w:pPr>
-      <w:r>
-        <w:t xml:space="preserve">5.2 </w:t>
-      </w:r>
-      <w:r>
-        <w:rPr>
-          <w:rFonts w:hint="eastAsia"/>
-        </w:rPr>
-        <w:t xml:space="preserve">用户端集成测试要测试的特性</w:t>
+        <w:t xml:space="preserve">输入边界与鉴权：检查负数预约时长、未登录删除订单等场景下系统的处理结果</w:t>
+      </w:r>
+    </w:p>
+    <w:p>
+      <w:pPr>
+        <w:numPr>
+          <w:ilvl w:val="0"/>
+          <w:numId w:val="1013"/>
+        </w:numPr>
+      </w:pPr>
+      <w:r>
+        <w:rPr>
+          <w:rFonts w:hint="eastAsia"/>
+        </w:rPr>
+        <w:t xml:space="preserve">新闻管理特性</w:t>
       </w:r>
     </w:p>
     <w:p>
       <w:pPr>
         <w:pStyle w:val="Compact"/>
         <w:numPr>
-          <w:ilvl w:val="0"/>
+          <w:ilvl w:val="1"/>
           <w:numId w:val="1017"/>
         </w:numPr>
       </w:pPr>
@@ -1028,14 +1607,67 @@
         <w:rPr>
           <w:rFonts w:hint="eastAsia"/>
         </w:rPr>
-        <w:t xml:space="preserve">用户管理特性</w:t>
+        <w:t xml:space="preserve">新闻页面导航功能：检查新闻详情页和新闻列表页能否正常访问</w:t>
       </w:r>
     </w:p>
     <w:p>
       <w:pPr>
         <w:pStyle w:val="Compact"/>
         <w:numPr>
+          <w:ilvl w:val="1"/>
+          <w:numId w:val="1017"/>
+        </w:numPr>
+      </w:pPr>
+      <w:r>
+        <w:rPr>
+          <w:rFonts w:hint="eastAsia"/>
+        </w:rPr>
+        <w:t xml:space="preserve">新闻列表获取功能：检查分页查询和默认分页参数处理</w:t>
+      </w:r>
+    </w:p>
+    <w:p>
+      <w:pPr>
+        <w:pStyle w:val="Compact"/>
+        <w:numPr>
+          <w:ilvl w:val="1"/>
+          <w:numId w:val="1017"/>
+        </w:numPr>
+      </w:pPr>
+      <w:r>
+        <w:rPr>
+          <w:rFonts w:hint="eastAsia"/>
+        </w:rPr>
+        <w:t xml:space="preserve">分页边界处理：检查页码为</w:t>
+      </w:r>
+      <w:r>
+        <w:t xml:space="preserve"> 0 </w:t>
+      </w:r>
+      <w:r>
+        <w:rPr>
+          <w:rFonts w:hint="eastAsia"/>
+        </w:rPr>
+        <w:t xml:space="preserve">等边界输入下系统的处理结果</w:t>
+      </w:r>
+    </w:p>
+    <w:p>
+      <w:pPr>
+        <w:numPr>
           <w:ilvl w:val="0"/>
+          <w:numId w:val="1013"/>
+        </w:numPr>
+      </w:pPr>
+      <w:r>
+        <w:rPr>
+          <w:rFonts w:hint="eastAsia"/>
+        </w:rPr>
+        <w:t xml:space="preserve">场馆管理特性</w:t>
+      </w:r>
+    </w:p>
+    <w:p>
+      <w:pPr>
+        <w:pStyle w:val="Compact"/>
+        <w:numPr>
+          <w:ilvl w:val="1"/>
           <w:numId w:val="1018"/>
         </w:numPr>
       </w:pPr>
@@ -1043,14 +1675,14 @@
         <w:rPr>
           <w:rFonts w:hint="eastAsia"/>
         </w:rPr>
-        <w:t xml:space="preserve">页面导航功能：检查注册页、登录页、用户信息页等页面能否正常访问</w:t>
+        <w:t xml:space="preserve">场馆页面导航功能：检查场馆详情页和场馆列表页能否正常访问</w:t>
       </w:r>
     </w:p>
     <w:p>
       <w:pPr>
         <w:pStyle w:val="Compact"/>
         <w:numPr>
-          <w:ilvl w:val="0"/>
+          <w:ilvl w:val="1"/>
           <w:numId w:val="1018"/>
         </w:numPr>
       </w:pPr>
@@ -1058,42 +1690,27 @@
         <w:rPr>
           <w:rFonts w:hint="eastAsia"/>
         </w:rPr>
-        <w:t xml:space="preserve">用户认证功能：检查普通用户登录、管理员登录、重复注册和未登录访问限制</w:t>
-      </w:r>
-    </w:p>
-    <w:p>
-      <w:pPr>
-        <w:pStyle w:val="Compact"/>
-        <w:numPr>
-          <w:ilvl w:val="0"/>
-          <w:numId w:val="1018"/>
-        </w:numPr>
-      </w:pPr>
-      <w:r>
-        <w:rPr>
-          <w:rFonts w:hint="eastAsia"/>
-        </w:rPr>
-        <w:t xml:space="preserve">用户状态管理功能：检查登出后的会话清理和页面跳转</w:t>
-      </w:r>
-    </w:p>
-    <w:p>
-      <w:pPr>
-        <w:pStyle w:val="Compact"/>
-        <w:numPr>
-          <w:ilvl w:val="0"/>
-          <w:numId w:val="1018"/>
-        </w:numPr>
-      </w:pPr>
-      <w:r>
-        <w:rPr>
-          <w:rFonts w:hint="eastAsia"/>
-        </w:rPr>
-        <w:t xml:space="preserve">用户信息更新功能：检查个人资料修改后的返回结果和数据变化</w:t>
-      </w:r>
-    </w:p>
-    <w:p>
-      <w:pPr>
-        <w:pStyle w:val="Compact"/>
+        <w:t xml:space="preserve">场馆列表获取功能：检查分页查询和页码越界时的返回结果</w:t>
+      </w:r>
+    </w:p>
+    <w:bookmarkEnd w:id="14"/>
+    <w:bookmarkStart w:id="15" w:name="Xc21ea298324290bac873ef9b38b725fcf5873a9"/>
+    <w:p>
+      <w:pPr>
+        <w:pStyle w:val="Heading3"/>
+      </w:pPr>
+      <w:r>
+        <w:t xml:space="preserve">5.3 </w:t>
+      </w:r>
+      <w:r>
+        <w:rPr>
+          <w:rFonts w:hint="eastAsia"/>
+        </w:rPr>
+        <w:t xml:space="preserve">单元测试要测试的特性</w:t>
+      </w:r>
+    </w:p>
+    <w:p>
+      <w:pPr>
         <w:numPr>
           <w:ilvl w:val="0"/>
           <w:numId w:val="1019"/>
@@ -1101,16 +1718,16 @@
       </w:pPr>
       <w:r>
         <w:rPr>
-          <w:rFonts w:hint="eastAsia"/>
-        </w:rPr>
-        <w:t xml:space="preserve">留言管理特性</w:t>
+          <w:rStyle w:val="VerbatimChar"/>
+        </w:rPr>
+        <w:t xml:space="preserve">UserServiceImpl</w:t>
       </w:r>
     </w:p>
     <w:p>
       <w:pPr>
         <w:pStyle w:val="Compact"/>
         <w:numPr>
-          <w:ilvl w:val="0"/>
+          <w:ilvl w:val="1"/>
           <w:numId w:val="1020"/>
         </w:numPr>
       </w:pPr>
@@ -1118,157 +1735,348 @@
         <w:rPr>
           <w:rFonts w:hint="eastAsia"/>
         </w:rPr>
-        <w:t xml:space="preserve">留言页面访问功能：检查已登录和未登录两种情况下的访问控制</w:t>
+        <w:t xml:space="preserve">登录校验、用户创建、删除、修改、查询、用户</w:t>
+      </w:r>
+      <w:r>
+        <w:t xml:space="preserve"> ID </w:t>
+      </w:r>
+      <w:r>
+        <w:rPr>
+          <w:rFonts w:hint="eastAsia"/>
+        </w:rPr>
+        <w:t xml:space="preserve">唯一性检查</w:t>
+      </w:r>
+    </w:p>
+    <w:p>
+      <w:pPr>
+        <w:numPr>
+          <w:ilvl w:val="0"/>
+          <w:numId w:val="1019"/>
+        </w:numPr>
+      </w:pPr>
+      <w:r>
+        <w:rPr>
+          <w:rStyle w:val="VerbatimChar"/>
+        </w:rPr>
+        <w:t xml:space="preserve">VenueServiceImpl</w:t>
       </w:r>
     </w:p>
     <w:p>
       <w:pPr>
         <w:pStyle w:val="Compact"/>
         <w:numPr>
+          <w:ilvl w:val="1"/>
+          <w:numId w:val="1021"/>
+        </w:numPr>
+      </w:pPr>
+      <w:r>
+        <w:rPr>
+          <w:rFonts w:hint="eastAsia"/>
+        </w:rPr>
+        <w:t xml:space="preserve">场馆创建、删除、修改、查询、名称唯一性检查</w:t>
+      </w:r>
+    </w:p>
+    <w:p>
+      <w:pPr>
+        <w:numPr>
           <w:ilvl w:val="0"/>
-          <w:numId w:val="1020"/>
+          <w:numId w:val="1019"/>
         </w:numPr>
       </w:pPr>
       <w:r>
         <w:rPr>
-          <w:rFonts w:hint="eastAsia"/>
-        </w:rPr>
-        <w:t xml:space="preserve">留言获取功能：检查公开留言列表和个人留言列表的查询结果</w:t>
+          <w:rStyle w:val="VerbatimChar"/>
+        </w:rPr>
+        <w:t xml:space="preserve">NewsServiceImpl</w:t>
       </w:r>
     </w:p>
     <w:p>
       <w:pPr>
         <w:pStyle w:val="Compact"/>
         <w:numPr>
+          <w:ilvl w:val="1"/>
+          <w:numId w:val="1022"/>
+        </w:numPr>
+      </w:pPr>
+      <w:r>
+        <w:rPr>
+          <w:rFonts w:hint="eastAsia"/>
+        </w:rPr>
+        <w:t xml:space="preserve">新闻创建、删除、修改、查询</w:t>
+      </w:r>
+    </w:p>
+    <w:p>
+      <w:pPr>
+        <w:numPr>
           <w:ilvl w:val="0"/>
-          <w:numId w:val="1020"/>
+          <w:numId w:val="1019"/>
         </w:numPr>
       </w:pPr>
       <w:r>
         <w:rPr>
-          <w:rFonts w:hint="eastAsia"/>
-        </w:rPr>
-        <w:t xml:space="preserve">留言操作功能：检查发送、修改、删除留言后的状态和数据变化</w:t>
+          <w:rStyle w:val="VerbatimChar"/>
+        </w:rPr>
+        <w:t xml:space="preserve">MessageServiceImpl</w:t>
+      </w:r>
+      <w:r>
+        <w:t xml:space="preserve"> </w:t>
+      </w:r>
+      <w:r>
+        <w:rPr>
+          <w:rFonts w:hint="eastAsia"/>
+        </w:rPr>
+        <w:t xml:space="preserve">与</w:t>
+      </w:r>
+      <w:r>
+        <w:t xml:space="preserve"> </w:t>
+      </w:r>
+      <w:r>
+        <w:rPr>
+          <w:rStyle w:val="VerbatimChar"/>
+        </w:rPr>
+        <w:t xml:space="preserve">MessageVoServiceImpl</w:t>
       </w:r>
     </w:p>
     <w:p>
       <w:pPr>
         <w:pStyle w:val="Compact"/>
         <w:numPr>
+          <w:ilvl w:val="1"/>
+          <w:numId w:val="1023"/>
+        </w:numPr>
+      </w:pPr>
+      <w:r>
+        <w:rPr>
+          <w:rFonts w:hint="eastAsia"/>
+        </w:rPr>
+        <w:t xml:space="preserve">留言增删改查、状态流转、VO</w:t>
+      </w:r>
+      <w:r>
+        <w:t xml:space="preserve"> </w:t>
+      </w:r>
+      <w:r>
+        <w:rPr>
+          <w:rFonts w:hint="eastAsia"/>
+        </w:rPr>
+        <w:t xml:space="preserve">组装</w:t>
+      </w:r>
+    </w:p>
+    <w:p>
+      <w:pPr>
+        <w:numPr>
           <w:ilvl w:val="0"/>
-          <w:numId w:val="1021"/>
+          <w:numId w:val="1019"/>
         </w:numPr>
       </w:pPr>
       <w:r>
         <w:rPr>
-          <w:rFonts w:hint="eastAsia"/>
-        </w:rPr>
-        <w:t xml:space="preserve">订单管理特性</w:t>
+          <w:rStyle w:val="VerbatimChar"/>
+        </w:rPr>
+        <w:t xml:space="preserve">OrderServiceImpl</w:t>
+      </w:r>
+      <w:r>
+        <w:t xml:space="preserve"> </w:t>
+      </w:r>
+      <w:r>
+        <w:rPr>
+          <w:rFonts w:hint="eastAsia"/>
+        </w:rPr>
+        <w:t xml:space="preserve">与</w:t>
+      </w:r>
+      <w:r>
+        <w:t xml:space="preserve"> </w:t>
+      </w:r>
+      <w:r>
+        <w:rPr>
+          <w:rStyle w:val="VerbatimChar"/>
+        </w:rPr>
+        <w:t xml:space="preserve">OrderVoServiceImpl</w:t>
       </w:r>
     </w:p>
     <w:p>
       <w:pPr>
         <w:pStyle w:val="Compact"/>
         <w:numPr>
+          <w:ilvl w:val="1"/>
+          <w:numId w:val="1024"/>
+        </w:numPr>
+      </w:pPr>
+      <w:r>
+        <w:rPr>
+          <w:rFonts w:hint="eastAsia"/>
+        </w:rPr>
+        <w:t xml:space="preserve">订单创建、删除、修改、审批、完成、查询、VO</w:t>
+      </w:r>
+      <w:r>
+        <w:t xml:space="preserve"> </w:t>
+      </w:r>
+      <w:r>
+        <w:rPr>
+          <w:rFonts w:hint="eastAsia"/>
+        </w:rPr>
+        <w:t xml:space="preserve">组装</w:t>
+      </w:r>
+    </w:p>
+    <w:p>
+      <w:pPr>
+        <w:numPr>
           <w:ilvl w:val="0"/>
-          <w:numId w:val="1022"/>
+          <w:numId w:val="1019"/>
         </w:numPr>
       </w:pPr>
       <w:r>
         <w:rPr>
           <w:rFonts w:hint="eastAsia"/>
         </w:rPr>
-        <w:t xml:space="preserve">订单页面访问功能：检查订单页、下单页、修改页和未登录访问控制</w:t>
+        <w:t xml:space="preserve">补充专项单元测试</w:t>
       </w:r>
     </w:p>
     <w:p>
       <w:pPr>
         <w:pStyle w:val="Compact"/>
         <w:numPr>
-          <w:ilvl w:val="0"/>
-          <w:numId w:val="1022"/>
+          <w:ilvl w:val="1"/>
+          <w:numId w:val="1025"/>
         </w:numPr>
       </w:pPr>
       <w:r>
         <w:rPr>
-          <w:rFonts w:hint="eastAsia"/>
-        </w:rPr>
-        <w:t xml:space="preserve">订单数据获取功能：检查订单分页查询和按场馆查询的返回结果</w:t>
+          <w:rStyle w:val="VerbatimChar"/>
+        </w:rPr>
+        <w:t xml:space="preserve">FileUtil</w:t>
       </w:r>
     </w:p>
     <w:p>
       <w:pPr>
         <w:pStyle w:val="Compact"/>
         <w:numPr>
-          <w:ilvl w:val="0"/>
-          <w:numId w:val="1022"/>
+          <w:ilvl w:val="1"/>
+          <w:numId w:val="1025"/>
         </w:numPr>
       </w:pPr>
       <w:r>
         <w:rPr>
-          <w:rFonts w:hint="eastAsia"/>
-        </w:rPr>
-        <w:t xml:space="preserve">订单操作功能：检查添加、完成、修改、删除订单后的状态变化和数据更新</w:t>
+          <w:rStyle w:val="VerbatimChar"/>
+        </w:rPr>
+        <w:t xml:space="preserve">LoginException</w:t>
       </w:r>
     </w:p>
     <w:p>
       <w:pPr>
         <w:pStyle w:val="Compact"/>
         <w:numPr>
-          <w:ilvl w:val="0"/>
-          <w:numId w:val="1023"/>
+          <w:ilvl w:val="1"/>
+          <w:numId w:val="1025"/>
         </w:numPr>
       </w:pPr>
       <w:r>
         <w:rPr>
-          <w:rFonts w:hint="eastAsia"/>
-        </w:rPr>
-        <w:t xml:space="preserve">新闻管理特性</w:t>
+          <w:rStyle w:val="VerbatimChar"/>
+        </w:rPr>
+        <w:t xml:space="preserve">UserController</w:t>
+      </w:r>
+      <w:r>
+        <w:t xml:space="preserve"> </w:t>
+      </w:r>
+      <w:r>
+        <w:t xml:space="preserve">/</w:t>
+      </w:r>
+      <w:r>
+        <w:t xml:space="preserve"> </w:t>
+      </w:r>
+      <w:r>
+        <w:rPr>
+          <w:rStyle w:val="VerbatimChar"/>
+        </w:rPr>
+        <w:t xml:space="preserve">AdminVenueController</w:t>
+      </w:r>
+      <w:r>
+        <w:t xml:space="preserve"> </w:t>
+      </w:r>
+      <w:r>
+        <w:rPr>
+          <w:rFonts w:hint="eastAsia"/>
+        </w:rPr>
+        <w:t xml:space="preserve">关键分支</w:t>
       </w:r>
     </w:p>
     <w:p>
       <w:pPr>
         <w:pStyle w:val="Compact"/>
         <w:numPr>
-          <w:ilvl w:val="0"/>
-          <w:numId w:val="1024"/>
-        </w:numPr>
-      </w:pPr>
-      <w:r>
-        <w:rPr>
-          <w:rFonts w:hint="eastAsia"/>
-        </w:rPr>
-        <w:t xml:space="preserve">新闻页面导航功能：检查新闻详情页和新闻列表页能否正常访问</w:t>
-      </w:r>
-    </w:p>
-    <w:p>
-      <w:pPr>
-        <w:pStyle w:val="Compact"/>
-        <w:numPr>
-          <w:ilvl w:val="0"/>
-          <w:numId w:val="1024"/>
-        </w:numPr>
-      </w:pPr>
-      <w:r>
-        <w:rPr>
-          <w:rFonts w:hint="eastAsia"/>
-        </w:rPr>
-        <w:t xml:space="preserve">新闻列表获取功能：检查分页查询和默认分页参数处理</w:t>
-      </w:r>
-    </w:p>
-    <w:p>
-      <w:pPr>
-        <w:pStyle w:val="Compact"/>
-        <w:numPr>
-          <w:ilvl w:val="0"/>
+          <w:ilvl w:val="1"/>
           <w:numId w:val="1025"/>
         </w:numPr>
       </w:pPr>
       <w:r>
         <w:rPr>
-          <w:rFonts w:hint="eastAsia"/>
-        </w:rPr>
-        <w:t xml:space="preserve">场馆管理特性</w:t>
+          <w:rStyle w:val="VerbatimChar"/>
+        </w:rPr>
+        <w:t xml:space="preserve">demoApplication</w:t>
+      </w:r>
+      <w:r>
+        <w:t xml:space="preserve"> </w:t>
+      </w:r>
+      <w:r>
+        <w:rPr>
+          <w:rFonts w:hint="eastAsia"/>
+        </w:rPr>
+        <w:t xml:space="preserve">启动入口与上下文</w:t>
+      </w:r>
+    </w:p>
+    <w:bookmarkEnd w:id="15"/>
+    <w:bookmarkStart w:id="16" w:name="X5a84cc7aac21481ff7c352815e9520b79391540"/>
+    <w:p>
+      <w:pPr>
+        <w:pStyle w:val="Heading3"/>
+      </w:pPr>
+      <w:r>
+        <w:t xml:space="preserve">5.4 </w:t>
+      </w:r>
+      <w:r>
+        <w:rPr>
+          <w:rFonts w:hint="eastAsia"/>
+        </w:rPr>
+        <w:t xml:space="preserve">测试设计规格说明</w:t>
+      </w:r>
+    </w:p>
+    <w:p>
+      <w:pPr>
+        <w:pStyle w:val="FirstParagraph"/>
+      </w:pPr>
+      <w:r>
+        <w:rPr>
+          <w:rFonts w:hint="eastAsia"/>
+        </w:rPr>
+        <w:t xml:space="preserve">针对上述特性，需要在测试用例设计文档中明确用例编号、测试目标、输入条件、执行步骤、预期结果和执行记录栏。集成测试重点覆盖页面跳转、接口返回、会话状态和数据库变化；单元测试重点覆盖业务方法调用、状态流转、异常分支和返回值。</w:t>
+      </w:r>
+    </w:p>
+    <w:bookmarkEnd w:id="16"/>
+    <w:bookmarkEnd w:id="17"/>
+    <w:bookmarkStart w:id="18" w:name="X1f80c77de9b4fc9f5d5833d905db3108b41a99c"/>
+    <w:p>
+      <w:pPr>
+        <w:pStyle w:val="Heading2"/>
+      </w:pPr>
+      <w:r>
+        <w:t xml:space="preserve">6 </w:t>
+      </w:r>
+      <w:r>
+        <w:rPr>
+          <w:rFonts w:hint="eastAsia"/>
+        </w:rPr>
+        <w:t xml:space="preserve">不会被测试的特性</w:t>
+      </w:r>
+    </w:p>
+    <w:p>
+      <w:pPr>
+        <w:pStyle w:val="FirstParagraph"/>
+      </w:pPr>
+      <w:r>
+        <w:rPr>
+          <w:rFonts w:hint="eastAsia"/>
+        </w:rPr>
+        <w:t xml:space="preserve">以下内容不在本计划范围内：</w:t>
       </w:r>
     </w:p>
     <w:p>
@@ -1283,7 +2091,7 @@
         <w:rPr>
           <w:rFonts w:hint="eastAsia"/>
         </w:rPr>
-        <w:t xml:space="preserve">场馆页面导航功能：检查场馆详情页和场馆列表页能否正常访问</w:t>
+        <w:t xml:space="preserve">性能测试、压力测试和稳定性测试：这类测试需要专门的压测工具和稳定环境，本次课程作业不展开。</w:t>
       </w:r>
     </w:p>
     <w:p>
@@ -1298,23 +2106,165 @@
         <w:rPr>
           <w:rFonts w:hint="eastAsia"/>
         </w:rPr>
-        <w:t xml:space="preserve">场馆列表获取功能：检查分页查询和页码越界时的返回结果</w:t>
-      </w:r>
-    </w:p>
-    <w:bookmarkEnd w:id="14"/>
-    <w:bookmarkStart w:id="15" w:name="Xc21ea298324290bac873ef9b38b725fcf5873a9"/>
+        <w:t xml:space="preserve">安全性专项测试：不进行渗透测试、漏洞扫描、XSS/SQL</w:t>
+      </w:r>
+      <w:r>
+        <w:t xml:space="preserve"> </w:t>
+      </w:r>
+      <w:r>
+        <w:rPr>
+          <w:rFonts w:hint="eastAsia"/>
+        </w:rPr>
+        <w:t xml:space="preserve">注入等专项安全测试，只在功能测试中覆盖部分鉴权和输入边界场景。</w:t>
+      </w:r>
+    </w:p>
+    <w:p>
+      <w:pPr>
+        <w:pStyle w:val="Compact"/>
+        <w:numPr>
+          <w:ilvl w:val="0"/>
+          <w:numId w:val="1026"/>
+        </w:numPr>
+      </w:pPr>
+      <w:r>
+        <w:rPr>
+          <w:rFonts w:hint="eastAsia"/>
+        </w:rPr>
+        <w:t xml:space="preserve">移动端兼容性测试和多浏览器全量兼容性测试：本次测试以</w:t>
+      </w:r>
+      <w:r>
+        <w:t xml:space="preserve"> Web </w:t>
+      </w:r>
+      <w:r>
+        <w:rPr>
+          <w:rFonts w:hint="eastAsia"/>
+        </w:rPr>
+        <w:t xml:space="preserve">端主要浏览器环境为主，不覆盖全部设备和浏览器组合。</w:t>
+      </w:r>
+    </w:p>
+    <w:p>
+      <w:pPr>
+        <w:pStyle w:val="Compact"/>
+        <w:numPr>
+          <w:ilvl w:val="0"/>
+          <w:numId w:val="1026"/>
+        </w:numPr>
+      </w:pPr>
+      <w:r>
+        <w:rPr>
+          <w:rFonts w:hint="eastAsia"/>
+        </w:rPr>
+        <w:t xml:space="preserve">并发场景和高并发预约冲突测试：测试环境资源有限，不模拟大量用户同时预约。</w:t>
+      </w:r>
+    </w:p>
+    <w:p>
+      <w:pPr>
+        <w:pStyle w:val="Compact"/>
+        <w:numPr>
+          <w:ilvl w:val="0"/>
+          <w:numId w:val="1026"/>
+        </w:numPr>
+      </w:pPr>
+      <w:r>
+        <w:rPr>
+          <w:rFonts w:hint="eastAsia"/>
+        </w:rPr>
+        <w:t xml:space="preserve">故障恢复、业务连续性和数据库备份恢复测试：相关场景需要额外环境和恢复策略，不列入本轮测试。</w:t>
+      </w:r>
+    </w:p>
+    <w:p>
+      <w:pPr>
+        <w:pStyle w:val="Compact"/>
+        <w:numPr>
+          <w:ilvl w:val="0"/>
+          <w:numId w:val="1026"/>
+        </w:numPr>
+      </w:pPr>
+      <w:r>
+        <w:rPr>
+          <w:rFonts w:hint="eastAsia"/>
+        </w:rPr>
+        <w:t xml:space="preserve">真实</w:t>
+      </w:r>
+      <w:r>
+        <w:t xml:space="preserve"> MySQL </w:t>
+      </w:r>
+      <w:r>
+        <w:rPr>
+          <w:rFonts w:hint="eastAsia"/>
+        </w:rPr>
+        <w:t xml:space="preserve">环境下的部署验证：本次自动化测试使用</w:t>
+      </w:r>
+      <w:r>
+        <w:t xml:space="preserve"> H2 </w:t>
+      </w:r>
+      <w:r>
+        <w:rPr>
+          <w:rFonts w:hint="eastAsia"/>
+        </w:rPr>
+        <w:t xml:space="preserve">内存数据库，不进行真实</w:t>
+      </w:r>
+      <w:r>
+        <w:t xml:space="preserve"> MySQL </w:t>
+      </w:r>
+      <w:r>
+        <w:rPr>
+          <w:rFonts w:hint="eastAsia"/>
+        </w:rPr>
+        <w:t xml:space="preserve">部署验证。</w:t>
+      </w:r>
+    </w:p>
+    <w:p>
+      <w:pPr>
+        <w:pStyle w:val="FirstParagraph"/>
+      </w:pPr>
+      <w:r>
+        <w:rPr>
+          <w:rFonts w:hint="eastAsia"/>
+        </w:rPr>
+        <w:t xml:space="preserve">本计划只覆盖系统核心功能和主要业务流程，不展开性能、安全和并发等专项测试。</w:t>
+      </w:r>
+    </w:p>
+    <w:bookmarkEnd w:id="18"/>
+    <w:bookmarkStart w:id="26" w:name="X32ccd262c8f6d6e89109ffee35233f3177370ad"/>
+    <w:p>
+      <w:pPr>
+        <w:pStyle w:val="Heading2"/>
+      </w:pPr>
+      <w:r>
+        <w:t xml:space="preserve">7 </w:t>
+      </w:r>
+      <w:r>
+        <w:rPr>
+          <w:rFonts w:hint="eastAsia"/>
+        </w:rPr>
+        <w:t xml:space="preserve">方法</w:t>
+      </w:r>
+    </w:p>
+    <w:bookmarkStart w:id="19" w:name="X5ce4dab9ed994f36811123c0d6e6ffa5fbddaf7"/>
     <w:p>
       <w:pPr>
         <w:pStyle w:val="Heading3"/>
       </w:pPr>
       <w:r>
-        <w:t xml:space="preserve">5.3 </w:t>
-      </w:r>
-      <w:r>
-        <w:rPr>
-          <w:rFonts w:hint="eastAsia"/>
-        </w:rPr>
-        <w:t xml:space="preserve">单元测试要测试的特性</w:t>
+        <w:t xml:space="preserve">7.1 </w:t>
+      </w:r>
+      <w:r>
+        <w:rPr>
+          <w:rFonts w:hint="eastAsia"/>
+        </w:rPr>
+        <w:t xml:space="preserve">测试策略与方法</w:t>
+      </w:r>
+    </w:p>
+    <w:p>
+      <w:pPr>
+        <w:pStyle w:val="FirstParagraph"/>
+      </w:pPr>
+      <w:r>
+        <w:rPr>
+          <w:rFonts w:hint="eastAsia"/>
+        </w:rPr>
+        <w:t xml:space="preserve">本次工作同时采用黑盒测试和白盒测试。</w:t>
       </w:r>
     </w:p>
     <w:p>
@@ -1327,9 +2277,58 @@
       </w:pPr>
       <w:r>
         <w:rPr>
+          <w:rFonts w:hint="eastAsia"/>
+        </w:rPr>
+        <w:t xml:space="preserve">黑盒测试：使用等价类划分、边界值分析、错误推测法和简单决策表方法，重点验证页面跳转、接口返回、会话状态和数据库变化是否符合预期。</w:t>
+      </w:r>
+    </w:p>
+    <w:p>
+      <w:pPr>
+        <w:pStyle w:val="Compact"/>
+        <w:numPr>
+          <w:ilvl w:val="0"/>
+          <w:numId w:val="1027"/>
+        </w:numPr>
+      </w:pPr>
+      <w:r>
+        <w:rPr>
+          <w:rFonts w:hint="eastAsia"/>
+        </w:rPr>
+        <w:t xml:space="preserve">白盒测试：使用语句覆盖、判定覆盖和关键分支覆盖，重点验证</w:t>
+      </w:r>
+      <w:r>
+        <w:t xml:space="preserve"> </w:t>
+      </w:r>
+      <w:r>
+        <w:rPr>
           <w:rStyle w:val="VerbatimChar"/>
         </w:rPr>
-        <w:t xml:space="preserve">UserServiceImpl</w:t>
+        <w:t xml:space="preserve">service.impl</w:t>
+      </w:r>
+      <w:r>
+        <w:t xml:space="preserve"> </w:t>
+      </w:r>
+      <w:r>
+        <w:rPr>
+          <w:rFonts w:hint="eastAsia"/>
+        </w:rPr>
+        <w:t xml:space="preserve">业务逻辑、状态流转和异常分支。</w:t>
+      </w:r>
+    </w:p>
+    <w:bookmarkEnd w:id="19"/>
+    <w:bookmarkStart w:id="20" w:name="X499378c60e01a081b4fca42f8cac3c55b38423d"/>
+    <w:p>
+      <w:pPr>
+        <w:pStyle w:val="Heading3"/>
+      </w:pPr>
+      <w:r>
+        <w:t xml:space="preserve">7.2 </w:t>
+      </w:r>
+      <w:r>
+        <w:rPr>
+          <w:rFonts w:hint="eastAsia"/>
+        </w:rPr>
+        <w:t xml:space="preserve">主要活动</w:t>
       </w:r>
     </w:p>
     <w:p>
@@ -1344,16 +2343,98 @@
         <w:rPr>
           <w:rFonts w:hint="eastAsia"/>
         </w:rPr>
-        <w:t xml:space="preserve">登录校验、用户创建、删除、修改、查询、用户</w:t>
-      </w:r>
-      <w:r>
-        <w:t xml:space="preserve"> ID </w:t>
-      </w:r>
-      <w:r>
-        <w:rPr>
-          <w:rFonts w:hint="eastAsia"/>
-        </w:rPr>
-        <w:t xml:space="preserve">唯一性检查</w:t>
+        <w:t xml:space="preserve">分析项目需求并确定测试范围</w:t>
+      </w:r>
+    </w:p>
+    <w:p>
+      <w:pPr>
+        <w:pStyle w:val="Compact"/>
+        <w:numPr>
+          <w:ilvl w:val="0"/>
+          <w:numId w:val="1028"/>
+        </w:numPr>
+      </w:pPr>
+      <w:r>
+        <w:rPr>
+          <w:rFonts w:hint="eastAsia"/>
+        </w:rPr>
+        <w:t xml:space="preserve">搭建测试环境并准备测试数据</w:t>
+      </w:r>
+    </w:p>
+    <w:p>
+      <w:pPr>
+        <w:pStyle w:val="Compact"/>
+        <w:numPr>
+          <w:ilvl w:val="0"/>
+          <w:numId w:val="1028"/>
+        </w:numPr>
+      </w:pPr>
+      <w:r>
+        <w:rPr>
+          <w:rFonts w:hint="eastAsia"/>
+        </w:rPr>
+        <w:t xml:space="preserve">编写测试用例和测试代码</w:t>
+      </w:r>
+    </w:p>
+    <w:p>
+      <w:pPr>
+        <w:pStyle w:val="Compact"/>
+        <w:numPr>
+          <w:ilvl w:val="0"/>
+          <w:numId w:val="1028"/>
+        </w:numPr>
+      </w:pPr>
+      <w:r>
+        <w:rPr>
+          <w:rFonts w:hint="eastAsia"/>
+        </w:rPr>
+        <w:t xml:space="preserve">执行测试并记录结果</w:t>
+      </w:r>
+    </w:p>
+    <w:p>
+      <w:pPr>
+        <w:pStyle w:val="Compact"/>
+        <w:numPr>
+          <w:ilvl w:val="0"/>
+          <w:numId w:val="1028"/>
+        </w:numPr>
+      </w:pPr>
+      <w:r>
+        <w:rPr>
+          <w:rFonts w:hint="eastAsia"/>
+        </w:rPr>
+        <w:t xml:space="preserve">分析缺陷并整理测试结论</w:t>
+      </w:r>
+    </w:p>
+    <w:p>
+      <w:pPr>
+        <w:pStyle w:val="Compact"/>
+        <w:numPr>
+          <w:ilvl w:val="0"/>
+          <w:numId w:val="1028"/>
+        </w:numPr>
+      </w:pPr>
+      <w:r>
+        <w:rPr>
+          <w:rFonts w:hint="eastAsia"/>
+        </w:rPr>
+        <w:t xml:space="preserve">输出测试计划书、测试用例设计文档和测试总结</w:t>
+      </w:r>
+    </w:p>
+    <w:bookmarkEnd w:id="20"/>
+    <w:bookmarkStart w:id="21" w:name="Xf9fe876232cbcb5d81848a3009a7216cbb20d98"/>
+    <w:p>
+      <w:pPr>
+        <w:pStyle w:val="Heading3"/>
+      </w:pPr>
+      <w:r>
+        <w:t xml:space="preserve">7.3 </w:t>
+      </w:r>
+      <w:r>
+        <w:rPr>
+          <w:rFonts w:hint="eastAsia"/>
+        </w:rPr>
+        <w:t xml:space="preserve">测试技术与工具</w:t>
       </w:r>
     </w:p>
     <w:p>
@@ -1365,10 +2446,176 @@
         </w:numPr>
       </w:pPr>
       <w:r>
-        <w:rPr>
-          <w:rStyle w:val="VerbatimChar"/>
-        </w:rPr>
-        <w:t xml:space="preserve">VenueServiceImpl</w:t>
+        <w:t xml:space="preserve">JUnit </w:t>
+      </w:r>
+      <w:r>
+        <w:rPr>
+          <w:rFonts w:hint="eastAsia"/>
+        </w:rPr>
+        <w:t xml:space="preserve">5：测试框架与断言</w:t>
+      </w:r>
+    </w:p>
+    <w:p>
+      <w:pPr>
+        <w:pStyle w:val="Compact"/>
+        <w:numPr>
+          <w:ilvl w:val="0"/>
+          <w:numId w:val="1029"/>
+        </w:numPr>
+      </w:pPr>
+      <w:r>
+        <w:rPr>
+          <w:rFonts w:hint="eastAsia"/>
+        </w:rPr>
+        <w:t xml:space="preserve">Mockito：模拟依赖，隔离单元测试</w:t>
+      </w:r>
+    </w:p>
+    <w:p>
+      <w:pPr>
+        <w:pStyle w:val="Compact"/>
+        <w:numPr>
+          <w:ilvl w:val="0"/>
+          <w:numId w:val="1029"/>
+        </w:numPr>
+      </w:pPr>
+      <w:r>
+        <w:t xml:space="preserve">Spring Boot </w:t>
+      </w:r>
+      <w:r>
+        <w:rPr>
+          <w:rFonts w:hint="eastAsia"/>
+        </w:rPr>
+        <w:t xml:space="preserve">Test：启动测试上下文</w:t>
+      </w:r>
+    </w:p>
+    <w:p>
+      <w:pPr>
+        <w:pStyle w:val="Compact"/>
+        <w:numPr>
+          <w:ilvl w:val="0"/>
+          <w:numId w:val="1029"/>
+        </w:numPr>
+      </w:pPr>
+      <w:r>
+        <w:rPr>
+          <w:rFonts w:hint="eastAsia"/>
+        </w:rPr>
+        <w:t xml:space="preserve">MockMvc：模拟</w:t>
+      </w:r>
+      <w:r>
+        <w:t xml:space="preserve"> HTTP </w:t>
+      </w:r>
+      <w:r>
+        <w:rPr>
+          <w:rFonts w:hint="eastAsia"/>
+        </w:rPr>
+        <w:t xml:space="preserve">请求，进行接口级集成测试</w:t>
+      </w:r>
+    </w:p>
+    <w:p>
+      <w:pPr>
+        <w:pStyle w:val="Compact"/>
+        <w:numPr>
+          <w:ilvl w:val="0"/>
+          <w:numId w:val="1029"/>
+        </w:numPr>
+      </w:pPr>
+      <w:r>
+        <w:rPr>
+          <w:rFonts w:hint="eastAsia"/>
+        </w:rPr>
+        <w:t xml:space="preserve">H2：提供内存数据库测试环境</w:t>
+      </w:r>
+    </w:p>
+    <w:p>
+      <w:pPr>
+        <w:pStyle w:val="Compact"/>
+        <w:numPr>
+          <w:ilvl w:val="0"/>
+          <w:numId w:val="1029"/>
+        </w:numPr>
+      </w:pPr>
+      <w:r>
+        <w:rPr>
+          <w:rFonts w:hint="eastAsia"/>
+        </w:rPr>
+        <w:t xml:space="preserve">JaCoCo：生成覆盖率报告</w:t>
+      </w:r>
+    </w:p>
+    <w:p>
+      <w:pPr>
+        <w:pStyle w:val="Compact"/>
+        <w:numPr>
+          <w:ilvl w:val="0"/>
+          <w:numId w:val="1029"/>
+        </w:numPr>
+      </w:pPr>
+      <w:r>
+        <w:t xml:space="preserve">Maven </w:t>
+      </w:r>
+      <w:r>
+        <w:rPr>
+          <w:rFonts w:hint="eastAsia"/>
+        </w:rPr>
+        <w:t xml:space="preserve">Surefire：生成测试执行报告</w:t>
+      </w:r>
+    </w:p>
+    <w:p>
+      <w:pPr>
+        <w:pStyle w:val="Compact"/>
+        <w:numPr>
+          <w:ilvl w:val="0"/>
+          <w:numId w:val="1029"/>
+        </w:numPr>
+      </w:pPr>
+      <w:r>
+        <w:rPr>
+          <w:rFonts w:hint="eastAsia"/>
+        </w:rPr>
+        <w:t xml:space="preserve">JsonPath：检查</w:t>
+      </w:r>
+      <w:r>
+        <w:t xml:space="preserve"> JSON </w:t>
+      </w:r>
+      <w:r>
+        <w:rPr>
+          <w:rFonts w:hint="eastAsia"/>
+        </w:rPr>
+        <w:t xml:space="preserve">响应内容</w:t>
+      </w:r>
+    </w:p>
+    <w:p>
+      <w:pPr>
+        <w:pStyle w:val="Compact"/>
+        <w:numPr>
+          <w:ilvl w:val="0"/>
+          <w:numId w:val="1029"/>
+        </w:numPr>
+      </w:pPr>
+      <w:r>
+        <w:t xml:space="preserve">Hamcrest / </w:t>
+      </w:r>
+      <w:r>
+        <w:rPr>
+          <w:rFonts w:hint="eastAsia"/>
+        </w:rPr>
+        <w:t xml:space="preserve">AssertJ：补充断言表达能力</w:t>
+      </w:r>
+    </w:p>
+    <w:bookmarkEnd w:id="21"/>
+    <w:bookmarkStart w:id="22" w:name="Xda20423ad7857e3757650a147a8dc7a74886c1b"/>
+    <w:p>
+      <w:pPr>
+        <w:pStyle w:val="Heading3"/>
+      </w:pPr>
+      <w:r>
+        <w:t xml:space="preserve">7.4 </w:t>
+      </w:r>
+      <w:r>
+        <w:rPr>
+          <w:rFonts w:hint="eastAsia"/>
+        </w:rPr>
+        <w:t xml:space="preserve">测试广度和深度</w:t>
       </w:r>
     </w:p>
     <w:p>
@@ -1383,7 +2630,38 @@
         <w:rPr>
           <w:rFonts w:hint="eastAsia"/>
         </w:rPr>
-        <w:t xml:space="preserve">场馆创建、删除、修改、查询、名称唯一性检查</w:t>
+        <w:t xml:space="preserve">测试广度：覆盖主要业务模块的正常流程与常见异常流程</w:t>
+      </w:r>
+    </w:p>
+    <w:p>
+      <w:pPr>
+        <w:pStyle w:val="Compact"/>
+        <w:numPr>
+          <w:ilvl w:val="0"/>
+          <w:numId w:val="1030"/>
+        </w:numPr>
+      </w:pPr>
+      <w:r>
+        <w:rPr>
+          <w:rFonts w:hint="eastAsia"/>
+        </w:rPr>
+        <w:t xml:space="preserve">测试深度：对登录、预约、审批、留言审核、分页查询和文件上传等关键业务进行边界和分支验证</w:t>
+      </w:r>
+    </w:p>
+    <w:bookmarkEnd w:id="22"/>
+    <w:bookmarkStart w:id="23" w:name="X1408e1e0a1f8606268e521be3e65b9f08fa7536"/>
+    <w:p>
+      <w:pPr>
+        <w:pStyle w:val="Heading3"/>
+      </w:pPr>
+      <w:r>
+        <w:t xml:space="preserve">7.5 </w:t>
+      </w:r>
+      <w:r>
+        <w:rPr>
+          <w:rFonts w:hint="eastAsia"/>
+        </w:rPr>
+        <w:t xml:space="preserve">完成准则</w:t>
       </w:r>
     </w:p>
     <w:p>
@@ -1396,9 +2674,162 @@
       </w:pPr>
       <w:r>
         <w:rPr>
+          <w:rFonts w:hint="eastAsia"/>
+        </w:rPr>
+        <w:t xml:space="preserve">在</w:t>
+      </w:r>
+      <w:r>
+        <w:t xml:space="preserve"> </w:t>
+      </w:r>
+      <w:r>
+        <w:rPr>
           <w:rStyle w:val="VerbatimChar"/>
         </w:rPr>
-        <w:t xml:space="preserve">NewsServiceImpl</w:t>
+        <w:t xml:space="preserve">SoftwareTestingDemo/SoftwareTestingDemo</w:t>
+      </w:r>
+      <w:r>
+        <w:t xml:space="preserve"> </w:t>
+      </w:r>
+      <w:r>
+        <w:rPr>
+          <w:rFonts w:hint="eastAsia"/>
+        </w:rPr>
+        <w:t xml:space="preserve">目录下执行</w:t>
+      </w:r>
+      <w:r>
+        <w:t xml:space="preserve"> </w:t>
+      </w:r>
+      <w:r>
+        <w:rPr>
+          <w:rStyle w:val="VerbatimChar"/>
+        </w:rPr>
+        <w:t xml:space="preserve">mvn test</w:t>
+      </w:r>
+      <w:r>
+        <w:rPr>
+          <w:rFonts w:hint="eastAsia"/>
+        </w:rPr>
+        <w:t xml:space="preserve">，能够完整输出测试执行结果</w:t>
+      </w:r>
+    </w:p>
+    <w:p>
+      <w:pPr>
+        <w:pStyle w:val="Compact"/>
+        <w:numPr>
+          <w:ilvl w:val="0"/>
+          <w:numId w:val="1031"/>
+        </w:numPr>
+      </w:pPr>
+      <w:r>
+        <w:rPr>
+          <w:rFonts w:hint="eastAsia"/>
+        </w:rPr>
+        <w:t xml:space="preserve">计划范围内的核心功能点均有对应测试用例和测试脚本</w:t>
+      </w:r>
+    </w:p>
+    <w:p>
+      <w:pPr>
+        <w:pStyle w:val="Compact"/>
+        <w:numPr>
+          <w:ilvl w:val="0"/>
+          <w:numId w:val="1031"/>
+        </w:numPr>
+      </w:pPr>
+      <w:r>
+        <w:rPr>
+          <w:rFonts w:hint="eastAsia"/>
+        </w:rPr>
+        <w:t xml:space="preserve">能正常生成</w:t>
+      </w:r>
+      <w:r>
+        <w:t xml:space="preserve"> Surefire </w:t>
+      </w:r>
+      <w:r>
+        <w:rPr>
+          <w:rFonts w:hint="eastAsia"/>
+        </w:rPr>
+        <w:t xml:space="preserve">执行报告和</w:t>
+      </w:r>
+      <w:r>
+        <w:t xml:space="preserve"> JaCoCo </w:t>
+      </w:r>
+      <w:r>
+        <w:rPr>
+          <w:rFonts w:hint="eastAsia"/>
+        </w:rPr>
+        <w:t xml:space="preserve">覆盖率报告</w:t>
+      </w:r>
+    </w:p>
+    <w:p>
+      <w:pPr>
+        <w:pStyle w:val="Compact"/>
+        <w:numPr>
+          <w:ilvl w:val="0"/>
+          <w:numId w:val="1031"/>
+        </w:numPr>
+      </w:pPr>
+      <w:r>
+        <w:rPr>
+          <w:rFonts w:hint="eastAsia"/>
+        </w:rPr>
+        <w:t xml:space="preserve">对执行过程中发现的失败用例、异常用例和缺陷现象进行记录与分析</w:t>
+      </w:r>
+    </w:p>
+    <w:p>
+      <w:pPr>
+        <w:pStyle w:val="Compact"/>
+        <w:numPr>
+          <w:ilvl w:val="0"/>
+          <w:numId w:val="1031"/>
+        </w:numPr>
+      </w:pPr>
+      <w:r>
+        <w:rPr>
+          <w:rFonts w:hint="eastAsia"/>
+        </w:rPr>
+        <w:t xml:space="preserve">若存在未解决缺陷，已说明影响范围和后续处理建议</w:t>
+      </w:r>
+    </w:p>
+    <w:p>
+      <w:pPr>
+        <w:pStyle w:val="Compact"/>
+        <w:numPr>
+          <w:ilvl w:val="0"/>
+          <w:numId w:val="1031"/>
+        </w:numPr>
+      </w:pPr>
+      <w:r>
+        <w:rPr>
+          <w:rFonts w:hint="eastAsia"/>
+        </w:rPr>
+        <w:t xml:space="preserve">计划书、测试用例文档和测试总结在范围、编号和结论口径上保持一致</w:t>
+      </w:r>
+    </w:p>
+    <w:bookmarkEnd w:id="23"/>
+    <w:bookmarkStart w:id="24" w:name="X93235cafc1ee979fc84e0582dc18ab52090eff0"/>
+    <w:p>
+      <w:pPr>
+        <w:pStyle w:val="Heading3"/>
+      </w:pPr>
+      <w:r>
+        <w:t xml:space="preserve">7.6 </w:t>
+      </w:r>
+      <w:r>
+        <w:rPr>
+          <w:rFonts w:hint="eastAsia"/>
+        </w:rPr>
+        <w:t xml:space="preserve">需求与测试项对应方式</w:t>
+      </w:r>
+    </w:p>
+    <w:p>
+      <w:pPr>
+        <w:pStyle w:val="FirstParagraph"/>
+      </w:pPr>
+      <w:r>
+        <w:rPr>
+          <w:rFonts w:hint="eastAsia"/>
+        </w:rPr>
+        <w:t xml:space="preserve">本项目没有单独引入需求管理平台，需求与测试项的对应关系主要通过以下方式维护：</w:t>
       </w:r>
     </w:p>
     <w:p>
@@ -1413,7 +2844,119 @@
         <w:rPr>
           <w:rFonts w:hint="eastAsia"/>
         </w:rPr>
-        <w:t xml:space="preserve">新闻创建、删除、修改、查询</w:t>
+        <w:t xml:space="preserve">以系统现有功能模块为主线划分测试项，包括用户、场馆、订单、新闻、留言和后台管理功能</w:t>
+      </w:r>
+    </w:p>
+    <w:p>
+      <w:pPr>
+        <w:pStyle w:val="Compact"/>
+        <w:numPr>
+          <w:ilvl w:val="0"/>
+          <w:numId w:val="1032"/>
+        </w:numPr>
+      </w:pPr>
+      <w:r>
+        <w:rPr>
+          <w:rFonts w:hint="eastAsia"/>
+        </w:rPr>
+        <w:t xml:space="preserve">以</w:t>
+      </w:r>
+      <w:r>
+        <w:t xml:space="preserve"> </w:t>
+      </w:r>
+      <w:r>
+        <w:rPr>
+          <w:rStyle w:val="VerbatimChar"/>
+        </w:rPr>
+        <w:t xml:space="preserve">src/test/java</w:t>
+      </w:r>
+      <w:r>
+        <w:t xml:space="preserve"> </w:t>
+      </w:r>
+      <w:r>
+        <w:rPr>
+          <w:rFonts w:hint="eastAsia"/>
+        </w:rPr>
+        <w:t xml:space="preserve">中的测试类和测试方法作为测试落实依据</w:t>
+      </w:r>
+    </w:p>
+    <w:p>
+      <w:pPr>
+        <w:pStyle w:val="Compact"/>
+        <w:numPr>
+          <w:ilvl w:val="0"/>
+          <w:numId w:val="1032"/>
+        </w:numPr>
+      </w:pPr>
+      <w:r>
+        <w:rPr>
+          <w:rFonts w:hint="eastAsia"/>
+        </w:rPr>
+        <w:t xml:space="preserve">通过共享文档维护测试用例编号、功能点和预期结果</w:t>
+      </w:r>
+    </w:p>
+    <w:p>
+      <w:pPr>
+        <w:pStyle w:val="Compact"/>
+        <w:numPr>
+          <w:ilvl w:val="0"/>
+          <w:numId w:val="1032"/>
+        </w:numPr>
+      </w:pPr>
+      <w:r>
+        <w:rPr>
+          <w:rFonts w:hint="eastAsia"/>
+        </w:rPr>
+        <w:t xml:space="preserve">以</w:t>
+      </w:r>
+      <w:r>
+        <w:t xml:space="preserve"> Surefire </w:t>
+      </w:r>
+      <w:r>
+        <w:rPr>
+          <w:rFonts w:hint="eastAsia"/>
+        </w:rPr>
+        <w:t xml:space="preserve">报告和</w:t>
+      </w:r>
+      <w:r>
+        <w:t xml:space="preserve"> JaCoCo </w:t>
+      </w:r>
+      <w:r>
+        <w:rPr>
+          <w:rFonts w:hint="eastAsia"/>
+        </w:rPr>
+        <w:t xml:space="preserve">报告作为执行结果与覆盖情况的核对依据</w:t>
+      </w:r>
+    </w:p>
+    <w:p>
+      <w:pPr>
+        <w:pStyle w:val="Compact"/>
+        <w:numPr>
+          <w:ilvl w:val="0"/>
+          <w:numId w:val="1032"/>
+        </w:numPr>
+      </w:pPr>
+      <w:r>
+        <w:rPr>
+          <w:rFonts w:hint="eastAsia"/>
+        </w:rPr>
+        <w:t xml:space="preserve">以《测试用例设计文档》和《测试总结》作为测试过程和结果的书面记录</w:t>
+      </w:r>
+    </w:p>
+    <w:bookmarkEnd w:id="24"/>
+    <w:bookmarkStart w:id="25" w:name="X2432ec701a488d7a08291492a4b4b00db6b7deb"/>
+    <w:p>
+      <w:pPr>
+        <w:pStyle w:val="Heading3"/>
+      </w:pPr>
+      <w:r>
+        <w:t xml:space="preserve">7.7 </w:t>
+      </w:r>
+      <w:r>
+        <w:rPr>
+          <w:rFonts w:hint="eastAsia"/>
+        </w:rPr>
+        <w:t xml:space="preserve">测试约束</w:t>
       </w:r>
     </w:p>
     <w:p>
@@ -1426,27 +2969,98 @@
       </w:pPr>
       <w:r>
         <w:rPr>
-          <w:rStyle w:val="VerbatimChar"/>
-        </w:rPr>
-        <w:t xml:space="preserve">MessageServiceImpl</w:t>
-      </w:r>
-      <w:r>
-        <w:t xml:space="preserve"> </w:t>
-      </w:r>
-      <w:r>
-        <w:rPr>
-          <w:rFonts w:hint="eastAsia"/>
-        </w:rPr>
-        <w:t xml:space="preserve">与</w:t>
-      </w:r>
-      <w:r>
-        <w:t xml:space="preserve"> </w:t>
-      </w:r>
-      <w:r>
-        <w:rPr>
-          <w:rStyle w:val="VerbatimChar"/>
-        </w:rPr>
-        <w:t xml:space="preserve">MessageVoServiceImpl</w:t>
+          <w:rFonts w:hint="eastAsia"/>
+        </w:rPr>
+        <w:t xml:space="preserve">部分组员本机可能没有完整的</w:t>
+      </w:r>
+      <w:r>
+        <w:t xml:space="preserve"> Maven </w:t>
+      </w:r>
+      <w:r>
+        <w:rPr>
+          <w:rFonts w:hint="eastAsia"/>
+        </w:rPr>
+        <w:t xml:space="preserve">环境</w:t>
+      </w:r>
+    </w:p>
+    <w:p>
+      <w:pPr>
+        <w:pStyle w:val="Compact"/>
+        <w:numPr>
+          <w:ilvl w:val="0"/>
+          <w:numId w:val="1033"/>
+        </w:numPr>
+      </w:pPr>
+      <w:r>
+        <w:rPr>
+          <w:rFonts w:hint="eastAsia"/>
+        </w:rPr>
+        <w:t xml:space="preserve">本轮工作不包含性能、安全和并发专项</w:t>
+      </w:r>
+    </w:p>
+    <w:p>
+      <w:pPr>
+        <w:pStyle w:val="Compact"/>
+        <w:numPr>
+          <w:ilvl w:val="0"/>
+          <w:numId w:val="1033"/>
+        </w:numPr>
+      </w:pPr>
+      <w:r>
+        <w:rPr>
+          <w:rFonts w:hint="eastAsia"/>
+        </w:rPr>
+        <w:t xml:space="preserve">自动化测试主要依赖</w:t>
+      </w:r>
+      <w:r>
+        <w:t xml:space="preserve"> H2 </w:t>
+      </w:r>
+      <w:r>
+        <w:rPr>
+          <w:rFonts w:hint="eastAsia"/>
+        </w:rPr>
+        <w:t xml:space="preserve">内存数据库，与真实</w:t>
+      </w:r>
+      <w:r>
+        <w:t xml:space="preserve"> MySQL </w:t>
+      </w:r>
+      <w:r>
+        <w:rPr>
+          <w:rFonts w:hint="eastAsia"/>
+        </w:rPr>
+        <w:t xml:space="preserve">部署环境可能存在差异</w:t>
+      </w:r>
+    </w:p>
+    <w:bookmarkEnd w:id="25"/>
+    <w:bookmarkEnd w:id="26"/>
+    <w:bookmarkStart w:id="29" w:name="X2c6262bc6e69629153c3b39cb4dbb2eb5130c67"/>
+    <w:p>
+      <w:pPr>
+        <w:pStyle w:val="Heading2"/>
+      </w:pPr>
+      <w:r>
+        <w:t xml:space="preserve">8 </w:t>
+      </w:r>
+      <w:r>
+        <w:rPr>
+          <w:rFonts w:hint="eastAsia"/>
+        </w:rPr>
+        <w:t xml:space="preserve">测试项通过/失败准则</w:t>
+      </w:r>
+    </w:p>
+    <w:bookmarkStart w:id="27" w:name="X9e719aa5b2b2dc0d1a0b89ac6a11a9306c8ec91"/>
+    <w:p>
+      <w:pPr>
+        <w:pStyle w:val="Heading3"/>
+      </w:pPr>
+      <w:r>
+        <w:t xml:space="preserve">8.1 </w:t>
+      </w:r>
+      <w:r>
+        <w:rPr>
+          <w:rFonts w:hint="eastAsia"/>
+        </w:rPr>
+        <w:t xml:space="preserve">通过准则</w:t>
       </w:r>
     </w:p>
     <w:p>
@@ -1461,16 +3075,68 @@
         <w:rPr>
           <w:rFonts w:hint="eastAsia"/>
         </w:rPr>
-        <w:t xml:space="preserve">留言增删改查、状态流转、VO</w:t>
-      </w:r>
-      <w:r>
-        <w:t xml:space="preserve"> </w:t>
-      </w:r>
-      <w:r>
-        <w:rPr>
-          <w:rFonts w:hint="eastAsia"/>
-        </w:rPr>
-        <w:t xml:space="preserve">组装</w:t>
+        <w:t xml:space="preserve">对应测试脚本能够正常执行，断言结果与预期一致</w:t>
+      </w:r>
+    </w:p>
+    <w:p>
+      <w:pPr>
+        <w:pStyle w:val="Compact"/>
+        <w:numPr>
+          <w:ilvl w:val="0"/>
+          <w:numId w:val="1034"/>
+        </w:numPr>
+      </w:pPr>
+      <w:r>
+        <w:rPr>
+          <w:rFonts w:hint="eastAsia"/>
+        </w:rPr>
+        <w:t xml:space="preserve">页面跳转、接口返回、数据库状态变化与测试预期一致</w:t>
+      </w:r>
+    </w:p>
+    <w:p>
+      <w:pPr>
+        <w:pStyle w:val="Compact"/>
+        <w:numPr>
+          <w:ilvl w:val="0"/>
+          <w:numId w:val="1034"/>
+        </w:numPr>
+      </w:pPr>
+      <w:r>
+        <w:rPr>
+          <w:rFonts w:hint="eastAsia"/>
+        </w:rPr>
+        <w:t xml:space="preserve">执行过程中没有出现导致用例中断的未处理异常</w:t>
+      </w:r>
+    </w:p>
+    <w:p>
+      <w:pPr>
+        <w:pStyle w:val="Compact"/>
+        <w:numPr>
+          <w:ilvl w:val="0"/>
+          <w:numId w:val="1034"/>
+        </w:numPr>
+      </w:pPr>
+      <w:r>
+        <w:rPr>
+          <w:rFonts w:hint="eastAsia"/>
+        </w:rPr>
+        <w:t xml:space="preserve">对边界输入和异常输入的处理符合用例预期</w:t>
+      </w:r>
+    </w:p>
+    <w:bookmarkEnd w:id="27"/>
+    <w:bookmarkStart w:id="28" w:name="X10e1f27fd4a28e8d2a4f7831a56ecab488b7585"/>
+    <w:p>
+      <w:pPr>
+        <w:pStyle w:val="Heading3"/>
+      </w:pPr>
+      <w:r>
+        <w:t xml:space="preserve">8.2 </w:t>
+      </w:r>
+      <w:r>
+        <w:rPr>
+          <w:rFonts w:hint="eastAsia"/>
+        </w:rPr>
+        <w:t xml:space="preserve">失败准则</w:t>
       </w:r>
     </w:p>
     <w:p>
@@ -1483,27 +3149,996 @@
       </w:pPr>
       <w:r>
         <w:rPr>
-          <w:rStyle w:val="VerbatimChar"/>
-        </w:rPr>
-        <w:t xml:space="preserve">OrderServiceImpl</w:t>
-      </w:r>
-      <w:r>
-        <w:t xml:space="preserve"> </w:t>
-      </w:r>
-      <w:r>
-        <w:rPr>
-          <w:rFonts w:hint="eastAsia"/>
-        </w:rPr>
-        <w:t xml:space="preserve">与</w:t>
-      </w:r>
-      <w:r>
-        <w:t xml:space="preserve"> </w:t>
-      </w:r>
-      <w:r>
-        <w:rPr>
-          <w:rStyle w:val="VerbatimChar"/>
-        </w:rPr>
-        <w:t xml:space="preserve">OrderVoServiceImpl</w:t>
+          <w:rFonts w:hint="eastAsia"/>
+        </w:rPr>
+        <w:t xml:space="preserve">测试脚本执行失败，或者断言结果与预期不一致</w:t>
+      </w:r>
+    </w:p>
+    <w:p>
+      <w:pPr>
+        <w:pStyle w:val="Compact"/>
+        <w:numPr>
+          <w:ilvl w:val="0"/>
+          <w:numId w:val="1035"/>
+        </w:numPr>
+      </w:pPr>
+      <w:r>
+        <w:rPr>
+          <w:rFonts w:hint="eastAsia"/>
+        </w:rPr>
+        <w:t xml:space="preserve">页面跳转、接口返回或数据库结果与预期不符</w:t>
+      </w:r>
+    </w:p>
+    <w:p>
+      <w:pPr>
+        <w:pStyle w:val="Compact"/>
+        <w:numPr>
+          <w:ilvl w:val="0"/>
+          <w:numId w:val="1035"/>
+        </w:numPr>
+      </w:pPr>
+      <w:r>
+        <w:rPr>
+          <w:rFonts w:hint="eastAsia"/>
+        </w:rPr>
+        <w:t xml:space="preserve">核心业务流程无法继续执行，或者出现未处理异常</w:t>
+      </w:r>
+    </w:p>
+    <w:p>
+      <w:pPr>
+        <w:pStyle w:val="Compact"/>
+        <w:numPr>
+          <w:ilvl w:val="0"/>
+          <w:numId w:val="1035"/>
+        </w:numPr>
+      </w:pPr>
+      <w:r>
+        <w:rPr>
+          <w:rFonts w:hint="eastAsia"/>
+        </w:rPr>
+        <w:t xml:space="preserve">系统没有正确处理计划范围内的边界输入或异常输入</w:t>
+      </w:r>
+    </w:p>
+    <w:bookmarkEnd w:id="28"/>
+    <w:bookmarkEnd w:id="29"/>
+    <w:bookmarkStart w:id="32" w:name="X4d2160faccaccb6923ddd27b347e0952749a5f7"/>
+    <w:p>
+      <w:pPr>
+        <w:pStyle w:val="Heading2"/>
+      </w:pPr>
+      <w:r>
+        <w:t xml:space="preserve">9 </w:t>
+      </w:r>
+      <w:r>
+        <w:rPr>
+          <w:rFonts w:hint="eastAsia"/>
+        </w:rPr>
+        <w:t xml:space="preserve">暂停准则和继续准则</w:t>
+      </w:r>
+    </w:p>
+    <w:bookmarkStart w:id="30" w:name="Xfc5e249f38bf2ab4f7fae61d81f615bde09877e"/>
+    <w:p>
+      <w:pPr>
+        <w:pStyle w:val="Heading3"/>
+      </w:pPr>
+      <w:r>
+        <w:t xml:space="preserve">9.1 </w:t>
+      </w:r>
+      <w:r>
+        <w:rPr>
+          <w:rFonts w:hint="eastAsia"/>
+        </w:rPr>
+        <w:t xml:space="preserve">暂停准则</w:t>
+      </w:r>
+    </w:p>
+    <w:p>
+      <w:pPr>
+        <w:pStyle w:val="FirstParagraph"/>
+      </w:pPr>
+      <w:r>
+        <w:rPr>
+          <w:rFonts w:hint="eastAsia"/>
+        </w:rPr>
+        <w:t xml:space="preserve">当出现以下情况时暂停测试：</w:t>
+      </w:r>
+    </w:p>
+    <w:tbl>
+      <w:tblPr>
+        <w:tblStyle w:val="Table"/>
+        <w:tblW w:type="auto" w:w="0"/>
+        <w:tblLook w:firstRow="1" w:lastRow="0" w:firstColumn="0" w:lastColumn="0" w:noHBand="0" w:noVBand="0" w:val="0020"/>
+      </w:tblPr>
+      <w:tblGrid>
+        <w:gridCol w:w="3960"/>
+        <w:gridCol w:w="3960"/>
+      </w:tblGrid>
+      <w:tr>
+        <w:trPr>
+          <w:tblHeader w:val="on"/>
+        </w:trPr>
+        <w:tc>
+          <w:tcPr/>
+          <w:p>
+            <w:pPr>
+              <w:pStyle w:val="Compact"/>
+            </w:pPr>
+            <w:r>
+              <w:rPr>
+                <w:rFonts w:hint="eastAsia"/>
+              </w:rPr>
+              <w:t xml:space="preserve">暂停情况</w:t>
+            </w:r>
+          </w:p>
+        </w:tc>
+        <w:tc>
+          <w:tcPr/>
+          <w:p>
+            <w:pPr>
+              <w:pStyle w:val="Compact"/>
+            </w:pPr>
+            <w:r>
+              <w:rPr>
+                <w:rFonts w:hint="eastAsia"/>
+              </w:rPr>
+              <w:t xml:space="preserve">原因说明</w:t>
+            </w:r>
+          </w:p>
+        </w:tc>
+      </w:tr>
+      <w:tr>
+        <w:tc>
+          <w:tcPr/>
+          <w:p>
+            <w:pPr>
+              <w:pStyle w:val="Compact"/>
+            </w:pPr>
+            <w:r>
+              <w:rPr>
+                <w:rFonts w:hint="eastAsia"/>
+              </w:rPr>
+              <w:t xml:space="preserve">核心功能测试无法继续</w:t>
+            </w:r>
+          </w:p>
+        </w:tc>
+        <w:tc>
+          <w:tcPr/>
+          <w:p>
+            <w:pPr>
+              <w:pStyle w:val="Compact"/>
+            </w:pPr>
+            <w:r>
+              <w:rPr>
+                <w:rFonts w:hint="eastAsia"/>
+              </w:rPr>
+              <w:t xml:space="preserve">登录、预约、审核等关键功能异常会影响后续用例执行</w:t>
+            </w:r>
+          </w:p>
+        </w:tc>
+      </w:tr>
+      <w:tr>
+        <w:tc>
+          <w:tcPr/>
+          <w:p>
+            <w:pPr>
+              <w:pStyle w:val="Compact"/>
+            </w:pPr>
+            <w:r>
+              <w:rPr>
+                <w:rFonts w:hint="eastAsia"/>
+              </w:rPr>
+              <w:t xml:space="preserve">项目无法编译或启动</w:t>
+            </w:r>
+          </w:p>
+        </w:tc>
+        <w:tc>
+          <w:tcPr/>
+          <w:p>
+            <w:pPr>
+              <w:pStyle w:val="Compact"/>
+            </w:pPr>
+            <w:r>
+              <w:rPr>
+                <w:rFonts w:hint="eastAsia"/>
+              </w:rPr>
+              <w:t xml:space="preserve">编译失败、依赖缺失或</w:t>
+            </w:r>
+            <w:r>
+              <w:t xml:space="preserve"> Spring </w:t>
+            </w:r>
+            <w:r>
+              <w:rPr>
+                <w:rFonts w:hint="eastAsia"/>
+              </w:rPr>
+              <w:t xml:space="preserve">上下文无法加载时，测试结果不可信</w:t>
+            </w:r>
+          </w:p>
+        </w:tc>
+      </w:tr>
+      <w:tr>
+        <w:tc>
+          <w:tcPr/>
+          <w:p>
+            <w:pPr>
+              <w:pStyle w:val="Compact"/>
+            </w:pPr>
+            <w:r>
+              <w:rPr>
+                <w:rFonts w:hint="eastAsia"/>
+              </w:rPr>
+              <w:t xml:space="preserve">测试环境不可用</w:t>
+            </w:r>
+          </w:p>
+        </w:tc>
+        <w:tc>
+          <w:tcPr/>
+          <w:p>
+            <w:pPr>
+              <w:pStyle w:val="Compact"/>
+            </w:pPr>
+            <w:r>
+              <w:t xml:space="preserve">Maven、JDK、H2 </w:t>
+            </w:r>
+            <w:r>
+              <w:rPr>
+                <w:rFonts w:hint="eastAsia"/>
+              </w:rPr>
+              <w:t xml:space="preserve">配置或测试资源异常会影响测试执行</w:t>
+            </w:r>
+          </w:p>
+        </w:tc>
+      </w:tr>
+      <w:tr>
+        <w:tc>
+          <w:tcPr/>
+          <w:p>
+            <w:pPr>
+              <w:pStyle w:val="Compact"/>
+            </w:pPr>
+            <w:r>
+              <w:rPr>
+                <w:rFonts w:hint="eastAsia"/>
+              </w:rPr>
+              <w:t xml:space="preserve">测试数据污染</w:t>
+            </w:r>
+          </w:p>
+        </w:tc>
+        <w:tc>
+          <w:tcPr/>
+          <w:p>
+            <w:pPr>
+              <w:pStyle w:val="Compact"/>
+            </w:pPr>
+            <w:r>
+              <w:rPr>
+                <w:rFonts w:hint="eastAsia"/>
+              </w:rPr>
+              <w:t xml:space="preserve">用户、场馆、订单等基础数据异常会导致结果不可复现</w:t>
+            </w:r>
+          </w:p>
+        </w:tc>
+      </w:tr>
+      <w:tr>
+        <w:tc>
+          <w:tcPr/>
+          <w:p>
+            <w:pPr>
+              <w:pStyle w:val="Compact"/>
+            </w:pPr>
+            <w:r>
+              <w:rPr>
+                <w:rFonts w:hint="eastAsia"/>
+              </w:rPr>
+              <w:t xml:space="preserve">测试代码与被测代码版本不一致</w:t>
+            </w:r>
+          </w:p>
+        </w:tc>
+        <w:tc>
+          <w:tcPr/>
+          <w:p>
+            <w:pPr>
+              <w:pStyle w:val="Compact"/>
+            </w:pPr>
+            <w:r>
+              <w:rPr>
+                <w:rFonts w:hint="eastAsia"/>
+              </w:rPr>
+              <w:t xml:space="preserve">文档、测试脚本和源码版本不一致会导致结论失真</w:t>
+            </w:r>
+          </w:p>
+        </w:tc>
+      </w:tr>
+      <w:tr>
+        <w:tc>
+          <w:tcPr/>
+          <w:p>
+            <w:pPr>
+              <w:pStyle w:val="Compact"/>
+            </w:pPr>
+            <w:r>
+              <w:rPr>
+                <w:rFonts w:hint="eastAsia"/>
+              </w:rPr>
+              <w:t xml:space="preserve">计划执行偏离</w:t>
+            </w:r>
+          </w:p>
+        </w:tc>
+        <w:tc>
+          <w:tcPr/>
+          <w:p>
+            <w:pPr>
+              <w:pStyle w:val="Compact"/>
+            </w:pPr>
+            <w:r>
+              <w:rPr>
+                <w:rFonts w:hint="eastAsia"/>
+              </w:rPr>
+              <w:t xml:space="preserve">如果实际进度明显偏离时间表，需要重新调整任务优先级</w:t>
+            </w:r>
+          </w:p>
+        </w:tc>
+      </w:tr>
+    </w:tbl>
+    <w:bookmarkEnd w:id="30"/>
+    <w:bookmarkStart w:id="31" w:name="Xbd5d3aa00dd86596438573251787ef6bccc6f99"/>
+    <w:p>
+      <w:pPr>
+        <w:pStyle w:val="Heading3"/>
+      </w:pPr>
+      <w:r>
+        <w:t xml:space="preserve">9.2 </w:t>
+      </w:r>
+      <w:r>
+        <w:rPr>
+          <w:rFonts w:hint="eastAsia"/>
+        </w:rPr>
+        <w:t xml:space="preserve">继续准则</w:t>
+      </w:r>
+    </w:p>
+    <w:p>
+      <w:pPr>
+        <w:pStyle w:val="FirstParagraph"/>
+      </w:pPr>
+      <w:r>
+        <w:rPr>
+          <w:rFonts w:hint="eastAsia"/>
+        </w:rPr>
+        <w:t xml:space="preserve">满足以下条件后继续测试：</w:t>
+      </w:r>
+    </w:p>
+    <w:tbl>
+      <w:tblPr>
+        <w:tblStyle w:val="Table"/>
+        <w:tblW w:type="auto" w:w="0"/>
+        <w:tblLook w:firstRow="1" w:lastRow="0" w:firstColumn="0" w:lastColumn="0" w:noHBand="0" w:noVBand="0" w:val="0020"/>
+      </w:tblPr>
+      <w:tblGrid>
+        <w:gridCol w:w="3960"/>
+        <w:gridCol w:w="3960"/>
+      </w:tblGrid>
+      <w:tr>
+        <w:trPr>
+          <w:tblHeader w:val="on"/>
+        </w:trPr>
+        <w:tc>
+          <w:tcPr/>
+          <w:p>
+            <w:pPr>
+              <w:pStyle w:val="Compact"/>
+            </w:pPr>
+            <w:r>
+              <w:rPr>
+                <w:rFonts w:hint="eastAsia"/>
+              </w:rPr>
+              <w:t xml:space="preserve">暂停情况</w:t>
+            </w:r>
+          </w:p>
+        </w:tc>
+        <w:tc>
+          <w:tcPr/>
+          <w:p>
+            <w:pPr>
+              <w:pStyle w:val="Compact"/>
+            </w:pPr>
+            <w:r>
+              <w:rPr>
+                <w:rFonts w:hint="eastAsia"/>
+              </w:rPr>
+              <w:t xml:space="preserve">继续准则</w:t>
+            </w:r>
+          </w:p>
+        </w:tc>
+      </w:tr>
+      <w:tr>
+        <w:tc>
+          <w:tcPr/>
+          <w:p>
+            <w:pPr>
+              <w:pStyle w:val="Compact"/>
+            </w:pPr>
+            <w:r>
+              <w:rPr>
+                <w:rFonts w:hint="eastAsia"/>
+              </w:rPr>
+              <w:t xml:space="preserve">核心功能测试无法继续</w:t>
+            </w:r>
+          </w:p>
+        </w:tc>
+        <w:tc>
+          <w:tcPr/>
+          <w:p>
+            <w:pPr>
+              <w:pStyle w:val="Compact"/>
+            </w:pPr>
+            <w:r>
+              <w:rPr>
+                <w:rFonts w:hint="eastAsia"/>
+              </w:rPr>
+              <w:t xml:space="preserve">相关缺陷修复后，关键用例复测通过</w:t>
+            </w:r>
+          </w:p>
+        </w:tc>
+      </w:tr>
+      <w:tr>
+        <w:tc>
+          <w:tcPr/>
+          <w:p>
+            <w:pPr>
+              <w:pStyle w:val="Compact"/>
+            </w:pPr>
+            <w:r>
+              <w:rPr>
+                <w:rFonts w:hint="eastAsia"/>
+              </w:rPr>
+              <w:t xml:space="preserve">项目无法编译或启动</w:t>
+            </w:r>
+          </w:p>
+        </w:tc>
+        <w:tc>
+          <w:tcPr/>
+          <w:p>
+            <w:pPr>
+              <w:pStyle w:val="Compact"/>
+            </w:pPr>
+            <w:r>
+              <w:rPr>
+                <w:rFonts w:hint="eastAsia"/>
+              </w:rPr>
+              <w:t xml:space="preserve">编译和启动问题解决后，重新执行基础测试</w:t>
+            </w:r>
+          </w:p>
+        </w:tc>
+      </w:tr>
+      <w:tr>
+        <w:tc>
+          <w:tcPr/>
+          <w:p>
+            <w:pPr>
+              <w:pStyle w:val="Compact"/>
+            </w:pPr>
+            <w:r>
+              <w:rPr>
+                <w:rFonts w:hint="eastAsia"/>
+              </w:rPr>
+              <w:t xml:space="preserve">测试环境不可用</w:t>
+            </w:r>
+          </w:p>
+        </w:tc>
+        <w:tc>
+          <w:tcPr/>
+          <w:p>
+            <w:pPr>
+              <w:pStyle w:val="Compact"/>
+            </w:pPr>
+            <w:r>
+              <w:rPr>
+                <w:rFonts w:hint="eastAsia"/>
+              </w:rPr>
+              <w:t xml:space="preserve">环境配置恢复后，重新执行受影响用例</w:t>
+            </w:r>
+          </w:p>
+        </w:tc>
+      </w:tr>
+      <w:tr>
+        <w:tc>
+          <w:tcPr/>
+          <w:p>
+            <w:pPr>
+              <w:pStyle w:val="Compact"/>
+            </w:pPr>
+            <w:r>
+              <w:rPr>
+                <w:rFonts w:hint="eastAsia"/>
+              </w:rPr>
+              <w:t xml:space="preserve">测试数据污染</w:t>
+            </w:r>
+          </w:p>
+        </w:tc>
+        <w:tc>
+          <w:tcPr/>
+          <w:p>
+            <w:pPr>
+              <w:pStyle w:val="Compact"/>
+            </w:pPr>
+            <w:r>
+              <w:rPr>
+                <w:rFonts w:hint="eastAsia"/>
+              </w:rPr>
+              <w:t xml:space="preserve">测试数据重新初始化或修复后，再继续执行测试</w:t>
+            </w:r>
+          </w:p>
+        </w:tc>
+      </w:tr>
+      <w:tr>
+        <w:tc>
+          <w:tcPr/>
+          <w:p>
+            <w:pPr>
+              <w:pStyle w:val="Compact"/>
+            </w:pPr>
+            <w:r>
+              <w:rPr>
+                <w:rFonts w:hint="eastAsia"/>
+              </w:rPr>
+              <w:t xml:space="preserve">测试代码与被测代码版本不一致</w:t>
+            </w:r>
+          </w:p>
+        </w:tc>
+        <w:tc>
+          <w:tcPr/>
+          <w:p>
+            <w:pPr>
+              <w:pStyle w:val="Compact"/>
+            </w:pPr>
+            <w:r>
+              <w:rPr>
+                <w:rFonts w:hint="eastAsia"/>
+              </w:rPr>
+              <w:t xml:space="preserve">统一代码基线、测试脚本和文档版本后继续测试</w:t>
+            </w:r>
+          </w:p>
+        </w:tc>
+      </w:tr>
+      <w:tr>
+        <w:tc>
+          <w:tcPr/>
+          <w:p>
+            <w:pPr>
+              <w:pStyle w:val="Compact"/>
+            </w:pPr>
+            <w:r>
+              <w:rPr>
+                <w:rFonts w:hint="eastAsia"/>
+              </w:rPr>
+              <w:t xml:space="preserve">计划执行偏离</w:t>
+            </w:r>
+          </w:p>
+        </w:tc>
+        <w:tc>
+          <w:tcPr/>
+          <w:p>
+            <w:pPr>
+              <w:pStyle w:val="Compact"/>
+            </w:pPr>
+            <w:r>
+              <w:rPr>
+                <w:rFonts w:hint="eastAsia"/>
+              </w:rPr>
+              <w:t xml:space="preserve">调整计划并确认剩余任务优先级后继续推进</w:t>
+            </w:r>
+          </w:p>
+        </w:tc>
+      </w:tr>
+    </w:tbl>
+    <w:bookmarkEnd w:id="31"/>
+    <w:bookmarkEnd w:id="32"/>
+    <w:bookmarkStart w:id="33" w:name="Xe47b3e63f8df6a4337eccd92a23e8dd6dd4407b"/>
+    <w:p>
+      <w:pPr>
+        <w:pStyle w:val="Heading2"/>
+      </w:pPr>
+      <w:r>
+        <w:t xml:space="preserve">10 </w:t>
+      </w:r>
+      <w:r>
+        <w:rPr>
+          <w:rFonts w:hint="eastAsia"/>
+        </w:rPr>
+        <w:t xml:space="preserve">测试任务</w:t>
+      </w:r>
+    </w:p>
+    <w:tbl>
+      <w:tblPr>
+        <w:tblStyle w:val="Table"/>
+        <w:tblW w:type="auto" w:w="0"/>
+        <w:tblLook w:firstRow="1" w:lastRow="0" w:firstColumn="0" w:lastColumn="0" w:noHBand="0" w:noVBand="0" w:val="0020"/>
+      </w:tblPr>
+      <w:tblGrid>
+        <w:gridCol w:w="2640"/>
+        <w:gridCol w:w="2640"/>
+        <w:gridCol w:w="2640"/>
+      </w:tblGrid>
+      <w:tr>
+        <w:trPr>
+          <w:tblHeader w:val="on"/>
+        </w:trPr>
+        <w:tc>
+          <w:tcPr/>
+          <w:p>
+            <w:pPr>
+              <w:pStyle w:val="Compact"/>
+            </w:pPr>
+            <w:r>
+              <w:rPr>
+                <w:rFonts w:hint="eastAsia"/>
+              </w:rPr>
+              <w:t xml:space="preserve">任务</w:t>
+            </w:r>
+          </w:p>
+        </w:tc>
+        <w:tc>
+          <w:tcPr/>
+          <w:p>
+            <w:pPr>
+              <w:pStyle w:val="Compact"/>
+            </w:pPr>
+            <w:r>
+              <w:rPr>
+                <w:rFonts w:hint="eastAsia"/>
+              </w:rPr>
+              <w:t xml:space="preserve">依赖</w:t>
+            </w:r>
+          </w:p>
+        </w:tc>
+        <w:tc>
+          <w:tcPr/>
+          <w:p>
+            <w:pPr>
+              <w:pStyle w:val="Compact"/>
+            </w:pPr>
+            <w:r>
+              <w:rPr>
+                <w:rFonts w:hint="eastAsia"/>
+              </w:rPr>
+              <w:t xml:space="preserve">所需技能</w:t>
+            </w:r>
+          </w:p>
+        </w:tc>
+      </w:tr>
+      <w:tr>
+        <w:tc>
+          <w:tcPr/>
+          <w:p>
+            <w:pPr>
+              <w:pStyle w:val="Compact"/>
+            </w:pPr>
+            <w:r>
+              <w:rPr>
+                <w:rFonts w:hint="eastAsia"/>
+              </w:rPr>
+              <w:t xml:space="preserve">需求分析与测试范围确定</w:t>
+            </w:r>
+          </w:p>
+        </w:tc>
+        <w:tc>
+          <w:tcPr/>
+          <w:p>
+            <w:pPr>
+              <w:pStyle w:val="Compact"/>
+            </w:pPr>
+            <w:r>
+              <w:rPr>
+                <w:rFonts w:hint="eastAsia"/>
+              </w:rPr>
+              <w:t xml:space="preserve">无</w:t>
+            </w:r>
+          </w:p>
+        </w:tc>
+        <w:tc>
+          <w:tcPr/>
+          <w:p>
+            <w:pPr>
+              <w:pStyle w:val="Compact"/>
+            </w:pPr>
+            <w:r>
+              <w:rPr>
+                <w:rFonts w:hint="eastAsia"/>
+              </w:rPr>
+              <w:t xml:space="preserve">熟悉系统业务和课程测试要求</w:t>
+            </w:r>
+          </w:p>
+        </w:tc>
+      </w:tr>
+      <w:tr>
+        <w:tc>
+          <w:tcPr/>
+          <w:p>
+            <w:pPr>
+              <w:pStyle w:val="Compact"/>
+            </w:pPr>
+            <w:r>
+              <w:rPr>
+                <w:rFonts w:hint="eastAsia"/>
+              </w:rPr>
+              <w:t xml:space="preserve">测试环境搭建</w:t>
+            </w:r>
+          </w:p>
+        </w:tc>
+        <w:tc>
+          <w:tcPr/>
+          <w:p>
+            <w:pPr>
+              <w:pStyle w:val="Compact"/>
+            </w:pPr>
+            <w:r>
+              <w:rPr>
+                <w:rFonts w:hint="eastAsia"/>
+              </w:rPr>
+              <w:t xml:space="preserve">项目源码、依赖配置</w:t>
+            </w:r>
+          </w:p>
+        </w:tc>
+        <w:tc>
+          <w:tcPr/>
+          <w:p>
+            <w:pPr>
+              <w:pStyle w:val="Compact"/>
+            </w:pPr>
+            <w:r>
+              <w:t xml:space="preserve">Java、Maven、Spring Boot、H2</w:t>
+            </w:r>
+          </w:p>
+        </w:tc>
+      </w:tr>
+      <w:tr>
+        <w:tc>
+          <w:tcPr/>
+          <w:p>
+            <w:pPr>
+              <w:pStyle w:val="Compact"/>
+            </w:pPr>
+            <w:r>
+              <w:rPr>
+                <w:rFonts w:hint="eastAsia"/>
+              </w:rPr>
+              <w:t xml:space="preserve">单元测试设计与编写</w:t>
+            </w:r>
+          </w:p>
+        </w:tc>
+        <w:tc>
+          <w:tcPr/>
+          <w:p>
+            <w:pPr>
+              <w:pStyle w:val="Compact"/>
+            </w:pPr>
+            <w:r>
+              <w:rPr>
+                <w:rFonts w:hint="eastAsia"/>
+              </w:rPr>
+              <w:t xml:space="preserve">测试范围、测试环境</w:t>
+            </w:r>
+          </w:p>
+        </w:tc>
+        <w:tc>
+          <w:tcPr/>
+          <w:p>
+            <w:pPr>
+              <w:pStyle w:val="Compact"/>
+            </w:pPr>
+            <w:r>
+              <w:t xml:space="preserve">JUnit 5、Mockito、AssertJ</w:t>
+            </w:r>
+          </w:p>
+        </w:tc>
+      </w:tr>
+      <w:tr>
+        <w:tc>
+          <w:tcPr/>
+          <w:p>
+            <w:pPr>
+              <w:pStyle w:val="Compact"/>
+            </w:pPr>
+            <w:r>
+              <w:rPr>
+                <w:rFonts w:hint="eastAsia"/>
+              </w:rPr>
+              <w:t xml:space="preserve">集成测试设计与编写</w:t>
+            </w:r>
+          </w:p>
+        </w:tc>
+        <w:tc>
+          <w:tcPr/>
+          <w:p>
+            <w:pPr>
+              <w:pStyle w:val="Compact"/>
+            </w:pPr>
+            <w:r>
+              <w:rPr>
+                <w:rFonts w:hint="eastAsia"/>
+              </w:rPr>
+              <w:t xml:space="preserve">控制器接口、测试数据</w:t>
+            </w:r>
+          </w:p>
+        </w:tc>
+        <w:tc>
+          <w:tcPr/>
+          <w:p>
+            <w:pPr>
+              <w:pStyle w:val="Compact"/>
+            </w:pPr>
+            <w:r>
+              <w:t xml:space="preserve">Spring Boot Test、MockMvc、JsonPath</w:t>
+            </w:r>
+          </w:p>
+        </w:tc>
+      </w:tr>
+      <w:tr>
+        <w:tc>
+          <w:tcPr/>
+          <w:p>
+            <w:pPr>
+              <w:pStyle w:val="Compact"/>
+            </w:pPr>
+            <w:r>
+              <w:rPr>
+                <w:rFonts w:hint="eastAsia"/>
+              </w:rPr>
+              <w:t xml:space="preserve">执行测试并收集结果</w:t>
+            </w:r>
+          </w:p>
+        </w:tc>
+        <w:tc>
+          <w:tcPr/>
+          <w:p>
+            <w:pPr>
+              <w:pStyle w:val="Compact"/>
+            </w:pPr>
+            <w:r>
+              <w:rPr>
+                <w:rFonts w:hint="eastAsia"/>
+              </w:rPr>
+              <w:t xml:space="preserve">测试脚本、测试环境</w:t>
+            </w:r>
+          </w:p>
+        </w:tc>
+        <w:tc>
+          <w:tcPr/>
+          <w:p>
+            <w:pPr>
+              <w:pStyle w:val="Compact"/>
+            </w:pPr>
+            <w:r>
+              <w:t xml:space="preserve">Maven Surefire、JaCoCo</w:t>
+            </w:r>
+          </w:p>
+        </w:tc>
+      </w:tr>
+      <w:tr>
+        <w:tc>
+          <w:tcPr/>
+          <w:p>
+            <w:pPr>
+              <w:pStyle w:val="Compact"/>
+            </w:pPr>
+            <w:r>
+              <w:rPr>
+                <w:rFonts w:hint="eastAsia"/>
+              </w:rPr>
+              <w:t xml:space="preserve">缺陷分析与结果整理</w:t>
+            </w:r>
+          </w:p>
+        </w:tc>
+        <w:tc>
+          <w:tcPr/>
+          <w:p>
+            <w:pPr>
+              <w:pStyle w:val="Compact"/>
+            </w:pPr>
+            <w:r>
+              <w:rPr>
+                <w:rFonts w:hint="eastAsia"/>
+              </w:rPr>
+              <w:t xml:space="preserve">测试执行结果</w:t>
+            </w:r>
+          </w:p>
+        </w:tc>
+        <w:tc>
+          <w:tcPr/>
+          <w:p>
+            <w:pPr>
+              <w:pStyle w:val="Compact"/>
+            </w:pPr>
+            <w:r>
+              <w:rPr>
+                <w:rFonts w:hint="eastAsia"/>
+              </w:rPr>
+              <w:t xml:space="preserve">缺陷定位、结果归纳、文档整理</w:t>
+            </w:r>
+          </w:p>
+        </w:tc>
+      </w:tr>
+      <w:tr>
+        <w:tc>
+          <w:tcPr/>
+          <w:p>
+            <w:pPr>
+              <w:pStyle w:val="Compact"/>
+            </w:pPr>
+            <w:r>
+              <w:rPr>
+                <w:rFonts w:hint="eastAsia"/>
+              </w:rPr>
+              <w:t xml:space="preserve">文档统一与最终打包</w:t>
+            </w:r>
+          </w:p>
+        </w:tc>
+        <w:tc>
+          <w:tcPr/>
+          <w:p>
+            <w:pPr>
+              <w:pStyle w:val="Compact"/>
+            </w:pPr>
+            <w:r>
+              <w:rPr>
+                <w:rFonts w:hint="eastAsia"/>
+              </w:rPr>
+              <w:t xml:space="preserve">计划书、用例文档、测试总结</w:t>
+            </w:r>
+          </w:p>
+        </w:tc>
+        <w:tc>
+          <w:tcPr/>
+          <w:p>
+            <w:pPr>
+              <w:pStyle w:val="Compact"/>
+            </w:pPr>
+            <w:r>
+              <w:rPr>
+                <w:rFonts w:hint="eastAsia"/>
+              </w:rPr>
+              <w:t xml:space="preserve">文档检查、PDF</w:t>
+            </w:r>
+            <w:r>
+              <w:t xml:space="preserve"> </w:t>
+            </w:r>
+            <w:r>
+              <w:rPr>
+                <w:rFonts w:hint="eastAsia"/>
+              </w:rPr>
+              <w:t xml:space="preserve">导出、版本核对</w:t>
+            </w:r>
+          </w:p>
+        </w:tc>
+      </w:tr>
+    </w:tbl>
+    <w:bookmarkEnd w:id="33"/>
+    <w:bookmarkStart w:id="38" w:name="Xe9517813580b947e9ff8506544448220849d795"/>
+    <w:p>
+      <w:pPr>
+        <w:pStyle w:val="Heading2"/>
+      </w:pPr>
+      <w:r>
+        <w:t xml:space="preserve">11 </w:t>
+      </w:r>
+      <w:r>
+        <w:rPr>
+          <w:rFonts w:hint="eastAsia"/>
+        </w:rPr>
+        <w:t xml:space="preserve">环境需求</w:t>
+      </w:r>
+    </w:p>
+    <w:bookmarkStart w:id="34" w:name="X637aa8b6a7f3dd132e8bcd1c4e48e41e68cf75b"/>
+    <w:p>
+      <w:pPr>
+        <w:pStyle w:val="Heading3"/>
+      </w:pPr>
+      <w:r>
+        <w:t xml:space="preserve">11.1 </w:t>
+      </w:r>
+      <w:r>
+        <w:rPr>
+          <w:rFonts w:hint="eastAsia"/>
+        </w:rPr>
+        <w:t xml:space="preserve">硬件</w:t>
       </w:r>
     </w:p>
     <w:p>
@@ -1518,16 +4153,41 @@
         <w:rPr>
           <w:rFonts w:hint="eastAsia"/>
         </w:rPr>
-        <w:t xml:space="preserve">订单创建、删除、修改、审批、完成、查询、VO</w:t>
-      </w:r>
-      <w:r>
-        <w:t xml:space="preserve"> </w:t>
-      </w:r>
-      <w:r>
-        <w:rPr>
-          <w:rFonts w:hint="eastAsia"/>
-        </w:rPr>
-        <w:t xml:space="preserve">组装</w:t>
+        <w:t xml:space="preserve">一台可运行</w:t>
+      </w:r>
+      <w:r>
+        <w:t xml:space="preserve"> Java </w:t>
+      </w:r>
+      <w:r>
+        <w:rPr>
+          <w:rFonts w:hint="eastAsia"/>
+        </w:rPr>
+        <w:t xml:space="preserve">和</w:t>
+      </w:r>
+      <w:r>
+        <w:t xml:space="preserve"> Maven </w:t>
+      </w:r>
+      <w:r>
+        <w:rPr>
+          <w:rFonts w:hint="eastAsia"/>
+        </w:rPr>
+        <w:t xml:space="preserve">的开发或测试机</w:t>
+      </w:r>
+    </w:p>
+    <w:bookmarkEnd w:id="34"/>
+    <w:bookmarkStart w:id="35" w:name="X6bb458d46e10189b0a389d36ee8dcf1e3a09d6e"/>
+    <w:p>
+      <w:pPr>
+        <w:pStyle w:val="Heading3"/>
+      </w:pPr>
+      <w:r>
+        <w:t xml:space="preserve">11.2 </w:t>
+      </w:r>
+      <w:r>
+        <w:rPr>
+          <w:rFonts w:hint="eastAsia"/>
+        </w:rPr>
+        <w:t xml:space="preserve">系统软件</w:t>
       </w:r>
     </w:p>
     <w:p>
@@ -1542,7 +4202,116 @@
         <w:rPr>
           <w:rFonts w:hint="eastAsia"/>
         </w:rPr>
-        <w:t xml:space="preserve">补充专项单元测试</w:t>
+        <w:t xml:space="preserve">操作系统：Windows、macOS</w:t>
+      </w:r>
+      <w:r>
+        <w:t xml:space="preserve"> </w:t>
+      </w:r>
+      <w:r>
+        <w:rPr>
+          <w:rFonts w:hint="eastAsia"/>
+        </w:rPr>
+        <w:t xml:space="preserve">或</w:t>
+      </w:r>
+      <w:r>
+        <w:t xml:space="preserve"> Linux</w:t>
+      </w:r>
+    </w:p>
+    <w:p>
+      <w:pPr>
+        <w:pStyle w:val="Compact"/>
+        <w:numPr>
+          <w:ilvl w:val="0"/>
+          <w:numId w:val="1037"/>
+        </w:numPr>
+      </w:pPr>
+      <w:r>
+        <w:rPr>
+          <w:rFonts w:hint="eastAsia"/>
+        </w:rPr>
+        <w:t xml:space="preserve">JDK：1.8</w:t>
+      </w:r>
+    </w:p>
+    <w:p>
+      <w:pPr>
+        <w:pStyle w:val="Compact"/>
+        <w:numPr>
+          <w:ilvl w:val="0"/>
+          <w:numId w:val="1037"/>
+        </w:numPr>
+      </w:pPr>
+      <w:r>
+        <w:rPr>
+          <w:rFonts w:hint="eastAsia"/>
+        </w:rPr>
+        <w:t xml:space="preserve">Maven：3.6+</w:t>
+      </w:r>
+    </w:p>
+    <w:p>
+      <w:pPr>
+        <w:pStyle w:val="Compact"/>
+        <w:numPr>
+          <w:ilvl w:val="0"/>
+          <w:numId w:val="1037"/>
+        </w:numPr>
+      </w:pPr>
+      <w:r>
+        <w:rPr>
+          <w:rFonts w:hint="eastAsia"/>
+        </w:rPr>
+        <w:t xml:space="preserve">浏览器：Google</w:t>
+      </w:r>
+      <w:r>
+        <w:t xml:space="preserve"> Chrome、Microsoft Edge </w:t>
+      </w:r>
+      <w:r>
+        <w:rPr>
+          <w:rFonts w:hint="eastAsia"/>
+        </w:rPr>
+        <w:t xml:space="preserve">或同类</w:t>
+      </w:r>
+      <w:r>
+        <w:t xml:space="preserve"> Chromium </w:t>
+      </w:r>
+      <w:r>
+        <w:rPr>
+          <w:rFonts w:hint="eastAsia"/>
+        </w:rPr>
+        <w:t xml:space="preserve">浏览器</w:t>
+      </w:r>
+    </w:p>
+    <w:p>
+      <w:pPr>
+        <w:pStyle w:val="Compact"/>
+        <w:numPr>
+          <w:ilvl w:val="0"/>
+          <w:numId w:val="1037"/>
+        </w:numPr>
+      </w:pPr>
+      <w:r>
+        <w:rPr>
+          <w:rFonts w:hint="eastAsia"/>
+        </w:rPr>
+        <w:t xml:space="preserve">应用框架：Spring</w:t>
+      </w:r>
+      <w:r>
+        <w:t xml:space="preserve"> Boot 2.2.2.RELEASE</w:t>
+      </w:r>
+    </w:p>
+    <w:bookmarkEnd w:id="35"/>
+    <w:bookmarkStart w:id="36" w:name="X07c5e5df51b08205c1a84f5550aabcf7c3a87f0"/>
+    <w:p>
+      <w:pPr>
+        <w:pStyle w:val="Heading3"/>
+      </w:pPr>
+      <w:r>
+        <w:t xml:space="preserve">11.3 </w:t>
+      </w:r>
+      <w:r>
+        <w:rPr>
+          <w:rFonts w:hint="eastAsia"/>
+        </w:rPr>
+        <w:t xml:space="preserve">测试框架与工具</w:t>
       </w:r>
     </w:p>
     <w:p>
@@ -1554,10 +4323,7 @@
         </w:numPr>
       </w:pPr>
       <w:r>
-        <w:rPr>
-          <w:rStyle w:val="VerbatimChar"/>
-        </w:rPr>
-        <w:t xml:space="preserve">FileUtil</w:t>
+        <w:t xml:space="preserve">Spring Boot Test</w:t>
       </w:r>
     </w:p>
     <w:p>
@@ -1569,10 +4335,7 @@
         </w:numPr>
       </w:pPr>
       <w:r>
-        <w:rPr>
-          <w:rStyle w:val="VerbatimChar"/>
-        </w:rPr>
-        <w:t xml:space="preserve">LoginException</w:t>
+        <w:t xml:space="preserve">JUnit 5</w:t>
       </w:r>
     </w:p>
     <w:p>
@@ -1584,34 +4347,7 @@
         </w:numPr>
       </w:pPr>
       <w:r>
-        <w:rPr>
-          <w:rStyle w:val="VerbatimChar"/>
-        </w:rPr>
-        <w:t xml:space="preserve">UserController</w:t>
-      </w:r>
-      <w:r>
-        <w:t xml:space="preserve"> </w:t>
-      </w:r>
-      <w:r>
-        <w:t xml:space="preserve">/</w:t>
-      </w:r>
-      <w:r>
-        <w:t xml:space="preserve"> </w:t>
-      </w:r>
-      <w:r>
-        <w:rPr>
-          <w:rStyle w:val="VerbatimChar"/>
-        </w:rPr>
-        <w:t xml:space="preserve">AdminVenueController</w:t>
-      </w:r>
-      <w:r>
-        <w:t xml:space="preserve"> </w:t>
-      </w:r>
-      <w:r>
-        <w:rPr>
-          <w:rFonts w:hint="eastAsia"/>
-        </w:rPr>
-        <w:t xml:space="preserve">关键分支</w:t>
+        <w:t xml:space="preserve">Mockito</w:t>
       </w:r>
     </w:p>
     <w:p>
@@ -1623,47 +4359,83 @@
         </w:numPr>
       </w:pPr>
       <w:r>
-        <w:rPr>
-          <w:rStyle w:val="VerbatimChar"/>
-        </w:rPr>
-        <w:t xml:space="preserve">demoApplication</w:t>
-      </w:r>
-      <w:r>
-        <w:t xml:space="preserve"> </w:t>
-      </w:r>
-      <w:r>
-        <w:rPr>
-          <w:rFonts w:hint="eastAsia"/>
-        </w:rPr>
-        <w:t xml:space="preserve">启动入口与上下文</w:t>
-      </w:r>
-    </w:p>
-    <w:bookmarkEnd w:id="15"/>
-    <w:bookmarkEnd w:id="16"/>
-    <w:bookmarkStart w:id="17" w:name="X1f80c77de9b4fc9f5d5833d905db3108b41a99c"/>
-    <w:p>
-      <w:pPr>
-        <w:pStyle w:val="Heading2"/>
-      </w:pPr>
-      <w:r>
-        <w:t xml:space="preserve">6 </w:t>
-      </w:r>
-      <w:r>
-        <w:rPr>
-          <w:rFonts w:hint="eastAsia"/>
-        </w:rPr>
-        <w:t xml:space="preserve">不会被测试的特性</w:t>
-      </w:r>
-    </w:p>
-    <w:p>
-      <w:pPr>
-        <w:pStyle w:val="FirstParagraph"/>
-      </w:pPr>
-      <w:r>
-        <w:rPr>
-          <w:rFonts w:hint="eastAsia"/>
-        </w:rPr>
-        <w:t xml:space="preserve">以下内容不在本计划范围内：</w:t>
+        <w:t xml:space="preserve">MockMvc</w:t>
+      </w:r>
+    </w:p>
+    <w:p>
+      <w:pPr>
+        <w:pStyle w:val="Compact"/>
+        <w:numPr>
+          <w:ilvl w:val="0"/>
+          <w:numId w:val="1038"/>
+        </w:numPr>
+      </w:pPr>
+      <w:r>
+        <w:t xml:space="preserve">H2</w:t>
+      </w:r>
+    </w:p>
+    <w:p>
+      <w:pPr>
+        <w:pStyle w:val="Compact"/>
+        <w:numPr>
+          <w:ilvl w:val="0"/>
+          <w:numId w:val="1038"/>
+        </w:numPr>
+      </w:pPr>
+      <w:r>
+        <w:t xml:space="preserve">JaCoCo</w:t>
+      </w:r>
+    </w:p>
+    <w:p>
+      <w:pPr>
+        <w:pStyle w:val="Compact"/>
+        <w:numPr>
+          <w:ilvl w:val="0"/>
+          <w:numId w:val="1038"/>
+        </w:numPr>
+      </w:pPr>
+      <w:r>
+        <w:t xml:space="preserve">Maven Surefire</w:t>
+      </w:r>
+    </w:p>
+    <w:p>
+      <w:pPr>
+        <w:pStyle w:val="Compact"/>
+        <w:numPr>
+          <w:ilvl w:val="0"/>
+          <w:numId w:val="1038"/>
+        </w:numPr>
+      </w:pPr>
+      <w:r>
+        <w:t xml:space="preserve">JsonPath</w:t>
+      </w:r>
+    </w:p>
+    <w:p>
+      <w:pPr>
+        <w:pStyle w:val="Compact"/>
+        <w:numPr>
+          <w:ilvl w:val="0"/>
+          <w:numId w:val="1038"/>
+        </w:numPr>
+      </w:pPr>
+      <w:r>
+        <w:t xml:space="preserve">Hamcrest / AssertJ</w:t>
+      </w:r>
+    </w:p>
+    <w:bookmarkEnd w:id="36"/>
+    <w:bookmarkStart w:id="37" w:name="X15386aec4597efc23e8bfa8ee31edf96ff38cd1"/>
+    <w:p>
+      <w:pPr>
+        <w:pStyle w:val="Heading3"/>
+      </w:pPr>
+      <w:r>
+        <w:t xml:space="preserve">11.4 </w:t>
+      </w:r>
+      <w:r>
+        <w:rPr>
+          <w:rFonts w:hint="eastAsia"/>
+        </w:rPr>
+        <w:t xml:space="preserve">测试环境说明</w:t>
       </w:r>
     </w:p>
     <w:p>
@@ -1678,7 +4450,19 @@
         <w:rPr>
           <w:rFonts w:hint="eastAsia"/>
         </w:rPr>
-        <w:t xml:space="preserve">性能测试、压力测试和稳定性测试</w:t>
+        <w:t xml:space="preserve">使用</w:t>
+      </w:r>
+      <w:r>
+        <w:t xml:space="preserve"> H2 </w:t>
+      </w:r>
+      <w:r>
+        <w:rPr>
+          <w:rFonts w:hint="eastAsia"/>
+        </w:rPr>
+        <w:t xml:space="preserve">内存数据库，不依赖本机</w:t>
+      </w:r>
+      <w:r>
+        <w:t xml:space="preserve"> MySQL</w:t>
       </w:r>
     </w:p>
     <w:p>
@@ -1691,18 +4475,15 @@
       </w:pPr>
       <w:r>
         <w:rPr>
-          <w:rFonts w:hint="eastAsia"/>
-        </w:rPr>
-        <w:t xml:space="preserve">安全性测试，如渗透测试、漏洞扫描、XSS/SQL</w:t>
-      </w:r>
-      <w:r>
-        <w:t xml:space="preserve"> </w:t>
-      </w:r>
-      <w:r>
-        <w:rPr>
-          <w:rFonts w:hint="eastAsia"/>
-        </w:rPr>
-        <w:t xml:space="preserve">注入专项测试</w:t>
+          <w:rStyle w:val="VerbatimChar"/>
+        </w:rPr>
+        <w:t xml:space="preserve">server.port: 0</w:t>
+      </w:r>
+      <w:r>
+        <w:rPr>
+          <w:rFonts w:hint="eastAsia"/>
+        </w:rPr>
+        <w:t xml:space="preserve">，避免端口冲突</w:t>
       </w:r>
     </w:p>
     <w:p>
@@ -1717,7 +4498,7 @@
         <w:rPr>
           <w:rFonts w:hint="eastAsia"/>
         </w:rPr>
-        <w:t xml:space="preserve">移动端兼容性测试和多浏览器全量兼容性测试</w:t>
+        <w:t xml:space="preserve">测试数据由测试代码统一初始化</w:t>
       </w:r>
     </w:p>
     <w:p>
@@ -1732,1541 +4513,12 @@
         <w:rPr>
           <w:rFonts w:hint="eastAsia"/>
         </w:rPr>
-        <w:t xml:space="preserve">并发场景和高并发预约冲突测试</w:t>
-      </w:r>
-    </w:p>
-    <w:p>
-      <w:pPr>
-        <w:pStyle w:val="Compact"/>
-        <w:numPr>
-          <w:ilvl w:val="0"/>
-          <w:numId w:val="1039"/>
-        </w:numPr>
-      </w:pPr>
-      <w:r>
-        <w:rPr>
-          <w:rFonts w:hint="eastAsia"/>
-        </w:rPr>
-        <w:t xml:space="preserve">故障恢复、业务连续性和数据库备份恢复测试</w:t>
-      </w:r>
-    </w:p>
-    <w:p>
-      <w:pPr>
-        <w:pStyle w:val="Compact"/>
-        <w:numPr>
-          <w:ilvl w:val="0"/>
-          <w:numId w:val="1039"/>
-        </w:numPr>
-      </w:pPr>
-      <w:r>
-        <w:rPr>
-          <w:rFonts w:hint="eastAsia"/>
-        </w:rPr>
-        <w:t xml:space="preserve">真实</w:t>
-      </w:r>
-      <w:r>
-        <w:t xml:space="preserve"> MySQL </w:t>
-      </w:r>
-      <w:r>
-        <w:rPr>
-          <w:rFonts w:hint="eastAsia"/>
-        </w:rPr>
-        <w:t xml:space="preserve">环境下的部署验证</w:t>
-      </w:r>
-    </w:p>
-    <w:p>
-      <w:pPr>
-        <w:pStyle w:val="FirstParagraph"/>
-      </w:pPr>
-      <w:r>
-        <w:rPr>
-          <w:rFonts w:hint="eastAsia"/>
-        </w:rPr>
-        <w:t xml:space="preserve">本计划只覆盖系统核心功能和主要业务流程，不展开性能、安全和并发等专项测试。</w:t>
-      </w:r>
-    </w:p>
-    <w:bookmarkEnd w:id="17"/>
-    <w:bookmarkStart w:id="25" w:name="X32ccd262c8f6d6e89109ffee35233f3177370ad"/>
-    <w:p>
-      <w:pPr>
-        <w:pStyle w:val="Heading2"/>
-      </w:pPr>
-      <w:r>
-        <w:t xml:space="preserve">7 </w:t>
-      </w:r>
-      <w:r>
-        <w:rPr>
-          <w:rFonts w:hint="eastAsia"/>
-        </w:rPr>
-        <w:t xml:space="preserve">方法</w:t>
-      </w:r>
-    </w:p>
-    <w:bookmarkStart w:id="18" w:name="X5ce4dab9ed994f36811123c0d6e6ffa5fbddaf7"/>
-    <w:p>
-      <w:pPr>
-        <w:pStyle w:val="Heading3"/>
-      </w:pPr>
-      <w:r>
-        <w:t xml:space="preserve">7.1 </w:t>
-      </w:r>
-      <w:r>
-        <w:rPr>
-          <w:rFonts w:hint="eastAsia"/>
-        </w:rPr>
-        <w:t xml:space="preserve">测试策略与方法</w:t>
-      </w:r>
-    </w:p>
-    <w:p>
-      <w:pPr>
-        <w:pStyle w:val="FirstParagraph"/>
-      </w:pPr>
-      <w:r>
-        <w:rPr>
-          <w:rFonts w:hint="eastAsia"/>
-        </w:rPr>
-        <w:t xml:space="preserve">本次工作同时采用黑盒测试和白盒测试。</w:t>
-      </w:r>
-    </w:p>
-    <w:p>
-      <w:pPr>
-        <w:pStyle w:val="Compact"/>
-        <w:numPr>
-          <w:ilvl w:val="0"/>
-          <w:numId w:val="1040"/>
-        </w:numPr>
-      </w:pPr>
-      <w:r>
-        <w:rPr>
-          <w:rFonts w:hint="eastAsia"/>
-        </w:rPr>
-        <w:t xml:space="preserve">黑盒测试：使用等价类划分、边界值分析、错误推测法，重点验证功能输入输出是否符合预期</w:t>
-      </w:r>
-    </w:p>
-    <w:p>
-      <w:pPr>
-        <w:pStyle w:val="Compact"/>
-        <w:numPr>
-          <w:ilvl w:val="0"/>
-          <w:numId w:val="1040"/>
-        </w:numPr>
-      </w:pPr>
-      <w:r>
-        <w:rPr>
-          <w:rFonts w:hint="eastAsia"/>
-        </w:rPr>
-        <w:t xml:space="preserve">白盒测试：使用语句覆盖和判定覆盖，重点验证代码逻辑分支是否被执行</w:t>
-      </w:r>
-    </w:p>
-    <w:bookmarkEnd w:id="18"/>
-    <w:bookmarkStart w:id="19" w:name="X499378c60e01a081b4fca42f8cac3c55b38423d"/>
-    <w:p>
-      <w:pPr>
-        <w:pStyle w:val="Heading3"/>
-      </w:pPr>
-      <w:r>
-        <w:t xml:space="preserve">7.2 </w:t>
-      </w:r>
-      <w:r>
-        <w:rPr>
-          <w:rFonts w:hint="eastAsia"/>
-        </w:rPr>
-        <w:t xml:space="preserve">主要活动</w:t>
-      </w:r>
-    </w:p>
-    <w:p>
-      <w:pPr>
-        <w:pStyle w:val="Compact"/>
-        <w:numPr>
-          <w:ilvl w:val="0"/>
-          <w:numId w:val="1041"/>
-        </w:numPr>
-      </w:pPr>
-      <w:r>
-        <w:rPr>
-          <w:rFonts w:hint="eastAsia"/>
-        </w:rPr>
-        <w:t xml:space="preserve">分析项目需求并确定测试范围</w:t>
-      </w:r>
-    </w:p>
-    <w:p>
-      <w:pPr>
-        <w:pStyle w:val="Compact"/>
-        <w:numPr>
-          <w:ilvl w:val="0"/>
-          <w:numId w:val="1041"/>
-        </w:numPr>
-      </w:pPr>
-      <w:r>
-        <w:rPr>
-          <w:rFonts w:hint="eastAsia"/>
-        </w:rPr>
-        <w:t xml:space="preserve">搭建测试环境并准备测试数据</w:t>
-      </w:r>
-    </w:p>
-    <w:p>
-      <w:pPr>
-        <w:pStyle w:val="Compact"/>
-        <w:numPr>
-          <w:ilvl w:val="0"/>
-          <w:numId w:val="1041"/>
-        </w:numPr>
-      </w:pPr>
-      <w:r>
-        <w:rPr>
-          <w:rFonts w:hint="eastAsia"/>
-        </w:rPr>
-        <w:t xml:space="preserve">编写测试用例和测试代码</w:t>
-      </w:r>
-    </w:p>
-    <w:p>
-      <w:pPr>
-        <w:pStyle w:val="Compact"/>
-        <w:numPr>
-          <w:ilvl w:val="0"/>
-          <w:numId w:val="1041"/>
-        </w:numPr>
-      </w:pPr>
-      <w:r>
-        <w:rPr>
-          <w:rFonts w:hint="eastAsia"/>
-        </w:rPr>
-        <w:t xml:space="preserve">执行测试并记录结果</w:t>
-      </w:r>
-    </w:p>
-    <w:p>
-      <w:pPr>
-        <w:pStyle w:val="Compact"/>
-        <w:numPr>
-          <w:ilvl w:val="0"/>
-          <w:numId w:val="1041"/>
-        </w:numPr>
-      </w:pPr>
-      <w:r>
-        <w:rPr>
-          <w:rFonts w:hint="eastAsia"/>
-        </w:rPr>
-        <w:t xml:space="preserve">分析缺陷并整理测试结论</w:t>
-      </w:r>
-    </w:p>
-    <w:p>
-      <w:pPr>
-        <w:pStyle w:val="Compact"/>
-        <w:numPr>
-          <w:ilvl w:val="0"/>
-          <w:numId w:val="1041"/>
-        </w:numPr>
-      </w:pPr>
-      <w:r>
-        <w:rPr>
-          <w:rFonts w:hint="eastAsia"/>
-        </w:rPr>
-        <w:t xml:space="preserve">输出测试计划书、测试用例设计文档和测试总结</w:t>
-      </w:r>
-    </w:p>
-    <w:bookmarkEnd w:id="19"/>
-    <w:bookmarkStart w:id="20" w:name="Xf9fe876232cbcb5d81848a3009a7216cbb20d98"/>
-    <w:p>
-      <w:pPr>
-        <w:pStyle w:val="Heading3"/>
-      </w:pPr>
-      <w:r>
-        <w:t xml:space="preserve">7.3 </w:t>
-      </w:r>
-      <w:r>
-        <w:rPr>
-          <w:rFonts w:hint="eastAsia"/>
-        </w:rPr>
-        <w:t xml:space="preserve">测试技术与工具</w:t>
-      </w:r>
-    </w:p>
-    <w:p>
-      <w:pPr>
-        <w:pStyle w:val="Compact"/>
-        <w:numPr>
-          <w:ilvl w:val="0"/>
-          <w:numId w:val="1042"/>
-        </w:numPr>
-      </w:pPr>
-      <w:r>
-        <w:t xml:space="preserve">JUnit </w:t>
-      </w:r>
-      <w:r>
-        <w:rPr>
-          <w:rFonts w:hint="eastAsia"/>
-        </w:rPr>
-        <w:t xml:space="preserve">5：测试框架与断言</w:t>
-      </w:r>
-    </w:p>
-    <w:p>
-      <w:pPr>
-        <w:pStyle w:val="Compact"/>
-        <w:numPr>
-          <w:ilvl w:val="0"/>
-          <w:numId w:val="1042"/>
-        </w:numPr>
-      </w:pPr>
-      <w:r>
-        <w:rPr>
-          <w:rFonts w:hint="eastAsia"/>
-        </w:rPr>
-        <w:t xml:space="preserve">Mockito：模拟依赖，隔离单元测试</w:t>
-      </w:r>
-    </w:p>
-    <w:p>
-      <w:pPr>
-        <w:pStyle w:val="Compact"/>
-        <w:numPr>
-          <w:ilvl w:val="0"/>
-          <w:numId w:val="1042"/>
-        </w:numPr>
-      </w:pPr>
-      <w:r>
-        <w:t xml:space="preserve">Spring Boot </w:t>
-      </w:r>
-      <w:r>
-        <w:rPr>
-          <w:rFonts w:hint="eastAsia"/>
-        </w:rPr>
-        <w:t xml:space="preserve">Test：启动测试上下文</w:t>
-      </w:r>
-    </w:p>
-    <w:p>
-      <w:pPr>
-        <w:pStyle w:val="Compact"/>
-        <w:numPr>
-          <w:ilvl w:val="0"/>
-          <w:numId w:val="1042"/>
-        </w:numPr>
-      </w:pPr>
-      <w:r>
-        <w:rPr>
-          <w:rFonts w:hint="eastAsia"/>
-        </w:rPr>
-        <w:t xml:space="preserve">MockMvc：模拟</w:t>
-      </w:r>
-      <w:r>
-        <w:t xml:space="preserve"> HTTP </w:t>
-      </w:r>
-      <w:r>
-        <w:rPr>
-          <w:rFonts w:hint="eastAsia"/>
-        </w:rPr>
-        <w:t xml:space="preserve">请求，进行接口级集成测试</w:t>
-      </w:r>
-    </w:p>
-    <w:p>
-      <w:pPr>
-        <w:pStyle w:val="Compact"/>
-        <w:numPr>
-          <w:ilvl w:val="0"/>
-          <w:numId w:val="1042"/>
-        </w:numPr>
-      </w:pPr>
-      <w:r>
-        <w:rPr>
-          <w:rFonts w:hint="eastAsia"/>
-        </w:rPr>
-        <w:t xml:space="preserve">H2：提供内存数据库测试环境</w:t>
-      </w:r>
-    </w:p>
-    <w:p>
-      <w:pPr>
-        <w:pStyle w:val="Compact"/>
-        <w:numPr>
-          <w:ilvl w:val="0"/>
-          <w:numId w:val="1042"/>
-        </w:numPr>
-      </w:pPr>
-      <w:r>
-        <w:rPr>
-          <w:rFonts w:hint="eastAsia"/>
-        </w:rPr>
-        <w:t xml:space="preserve">JaCoCo：生成覆盖率报告</w:t>
-      </w:r>
-    </w:p>
-    <w:p>
-      <w:pPr>
-        <w:pStyle w:val="Compact"/>
-        <w:numPr>
-          <w:ilvl w:val="0"/>
-          <w:numId w:val="1042"/>
-        </w:numPr>
-      </w:pPr>
-      <w:r>
-        <w:t xml:space="preserve">Maven </w:t>
-      </w:r>
-      <w:r>
-        <w:rPr>
-          <w:rFonts w:hint="eastAsia"/>
-        </w:rPr>
-        <w:t xml:space="preserve">Surefire：生成测试执行报告</w:t>
-      </w:r>
-    </w:p>
-    <w:bookmarkEnd w:id="20"/>
-    <w:bookmarkStart w:id="21" w:name="Xda20423ad7857e3757650a147a8dc7a74886c1b"/>
-    <w:p>
-      <w:pPr>
-        <w:pStyle w:val="Heading3"/>
-      </w:pPr>
-      <w:r>
-        <w:t xml:space="preserve">7.4 </w:t>
-      </w:r>
-      <w:r>
-        <w:rPr>
-          <w:rFonts w:hint="eastAsia"/>
-        </w:rPr>
-        <w:t xml:space="preserve">测试广度和深度</w:t>
-      </w:r>
-    </w:p>
-    <w:p>
-      <w:pPr>
-        <w:pStyle w:val="Compact"/>
-        <w:numPr>
-          <w:ilvl w:val="0"/>
-          <w:numId w:val="1043"/>
-        </w:numPr>
-      </w:pPr>
-      <w:r>
-        <w:rPr>
-          <w:rFonts w:hint="eastAsia"/>
-        </w:rPr>
-        <w:t xml:space="preserve">测试广度：覆盖主要业务模块的正常流程与常见异常流程</w:t>
-      </w:r>
-    </w:p>
-    <w:p>
-      <w:pPr>
-        <w:pStyle w:val="Compact"/>
-        <w:numPr>
-          <w:ilvl w:val="0"/>
-          <w:numId w:val="1043"/>
-        </w:numPr>
-      </w:pPr>
-      <w:r>
-        <w:rPr>
-          <w:rFonts w:hint="eastAsia"/>
-        </w:rPr>
-        <w:t xml:space="preserve">测试深度：对登录、预约、审批、留言审核等关键业务进行边界和分支验证</w:t>
-      </w:r>
-    </w:p>
-    <w:bookmarkEnd w:id="21"/>
-    <w:bookmarkStart w:id="22" w:name="X1408e1e0a1f8606268e521be3e65b9f08fa7536"/>
-    <w:p>
-      <w:pPr>
-        <w:pStyle w:val="Heading3"/>
-      </w:pPr>
-      <w:r>
-        <w:t xml:space="preserve">7.5 </w:t>
-      </w:r>
-      <w:r>
-        <w:rPr>
-          <w:rFonts w:hint="eastAsia"/>
-        </w:rPr>
-        <w:t xml:space="preserve">完成准则</w:t>
-      </w:r>
-    </w:p>
-    <w:p>
-      <w:pPr>
-        <w:pStyle w:val="Compact"/>
-        <w:numPr>
-          <w:ilvl w:val="0"/>
-          <w:numId w:val="1044"/>
-        </w:numPr>
-      </w:pPr>
-      <w:r>
-        <w:rPr>
-          <w:rFonts w:hint="eastAsia"/>
-        </w:rPr>
-        <w:t xml:space="preserve">在</w:t>
-      </w:r>
-      <w:r>
-        <w:t xml:space="preserve"> </w:t>
-      </w:r>
-      <w:r>
-        <w:rPr>
-          <w:rStyle w:val="VerbatimChar"/>
-        </w:rPr>
-        <w:t xml:space="preserve">SoftwareTestingDemo/SoftwareTestingDemo</w:t>
-      </w:r>
-      <w:r>
-        <w:t xml:space="preserve"> </w:t>
-      </w:r>
-      <w:r>
-        <w:rPr>
-          <w:rFonts w:hint="eastAsia"/>
-        </w:rPr>
-        <w:t xml:space="preserve">目录下执行</w:t>
-      </w:r>
-      <w:r>
-        <w:t xml:space="preserve"> </w:t>
-      </w:r>
-      <w:r>
-        <w:rPr>
-          <w:rStyle w:val="VerbatimChar"/>
-        </w:rPr>
-        <w:t xml:space="preserve">mvn test</w:t>
-      </w:r>
-      <w:r>
-        <w:t xml:space="preserve"> </w:t>
-      </w:r>
-      <w:r>
-        <w:rPr>
-          <w:rFonts w:hint="eastAsia"/>
-        </w:rPr>
-        <w:t xml:space="preserve">能够通过</w:t>
-      </w:r>
-    </w:p>
-    <w:p>
-      <w:pPr>
-        <w:pStyle w:val="Compact"/>
-        <w:numPr>
-          <w:ilvl w:val="0"/>
-          <w:numId w:val="1044"/>
-        </w:numPr>
-      </w:pPr>
-      <w:r>
-        <w:t xml:space="preserve">Surefire </w:t>
-      </w:r>
-      <w:r>
-        <w:rPr>
-          <w:rFonts w:hint="eastAsia"/>
-        </w:rPr>
-        <w:t xml:space="preserve">报告中的测试类共</w:t>
-      </w:r>
-      <w:r>
-        <w:t xml:space="preserve"> 20 </w:t>
-      </w:r>
-      <w:r>
-        <w:rPr>
-          <w:rFonts w:hint="eastAsia"/>
-        </w:rPr>
-        <w:t xml:space="preserve">个，测试用例共</w:t>
-      </w:r>
-      <w:r>
-        <w:t xml:space="preserve"> 147 </w:t>
-      </w:r>
-      <w:r>
-        <w:rPr>
-          <w:rFonts w:hint="eastAsia"/>
-        </w:rPr>
-        <w:t xml:space="preserve">个，失败</w:t>
-      </w:r>
-      <w:r>
-        <w:t xml:space="preserve"> </w:t>
-      </w:r>
-      <w:r>
-        <w:rPr>
-          <w:rFonts w:hint="eastAsia"/>
-        </w:rPr>
-        <w:t xml:space="preserve">0、错误</w:t>
-      </w:r>
-      <w:r>
-        <w:t xml:space="preserve"> </w:t>
-      </w:r>
-      <w:r>
-        <w:rPr>
-          <w:rFonts w:hint="eastAsia"/>
-        </w:rPr>
-        <w:t xml:space="preserve">0、跳过</w:t>
-      </w:r>
-      <w:r>
-        <w:t xml:space="preserve"> 0</w:t>
-      </w:r>
-    </w:p>
-    <w:p>
-      <w:pPr>
-        <w:pStyle w:val="Compact"/>
-        <w:numPr>
-          <w:ilvl w:val="0"/>
-          <w:numId w:val="1044"/>
-        </w:numPr>
-      </w:pPr>
-      <w:r>
-        <w:rPr>
-          <w:rFonts w:hint="eastAsia"/>
-        </w:rPr>
-        <w:t xml:space="preserve">能正常生成</w:t>
-      </w:r>
-      <w:r>
-        <w:t xml:space="preserve"> Surefire </w:t>
-      </w:r>
-      <w:r>
-        <w:rPr>
-          <w:rFonts w:hint="eastAsia"/>
-        </w:rPr>
-        <w:t xml:space="preserve">执行报告和</w:t>
-      </w:r>
-      <w:r>
-        <w:t xml:space="preserve"> JaCoCo </w:t>
-      </w:r>
-      <w:r>
-        <w:rPr>
-          <w:rFonts w:hint="eastAsia"/>
-        </w:rPr>
-        <w:t xml:space="preserve">覆盖率报告</w:t>
-      </w:r>
-    </w:p>
-    <w:p>
-      <w:pPr>
-        <w:pStyle w:val="Compact"/>
-        <w:numPr>
-          <w:ilvl w:val="0"/>
-          <w:numId w:val="1044"/>
-        </w:numPr>
-      </w:pPr>
-      <w:r>
-        <w:rPr>
-          <w:rFonts w:hint="eastAsia"/>
-        </w:rPr>
-        <w:t xml:space="preserve">计划书、测试用例文档、测试总结与实际测试结果保持一致</w:t>
-      </w:r>
-    </w:p>
-    <w:bookmarkEnd w:id="22"/>
-    <w:bookmarkStart w:id="23" w:name="X93235cafc1ee979fc84e0582dc18ab52090eff0"/>
-    <w:p>
-      <w:pPr>
-        <w:pStyle w:val="Heading3"/>
-      </w:pPr>
-      <w:r>
-        <w:t xml:space="preserve">7.6 </w:t>
-      </w:r>
-      <w:r>
-        <w:rPr>
-          <w:rFonts w:hint="eastAsia"/>
-        </w:rPr>
-        <w:t xml:space="preserve">需求与测试项对应方式</w:t>
-      </w:r>
-    </w:p>
-    <w:p>
-      <w:pPr>
-        <w:pStyle w:val="FirstParagraph"/>
-      </w:pPr>
-      <w:r>
-        <w:rPr>
-          <w:rFonts w:hint="eastAsia"/>
-        </w:rPr>
-        <w:t xml:space="preserve">本项目没有单独引入需求管理平台，需求与测试项的对应关系主要通过以下方式维护：</w:t>
-      </w:r>
-    </w:p>
-    <w:p>
-      <w:pPr>
-        <w:pStyle w:val="Compact"/>
-        <w:numPr>
-          <w:ilvl w:val="0"/>
-          <w:numId w:val="1045"/>
-        </w:numPr>
-      </w:pPr>
-      <w:r>
-        <w:rPr>
-          <w:rFonts w:hint="eastAsia"/>
-        </w:rPr>
-        <w:t xml:space="preserve">以系统现有功能模块为主线划分测试项，包括用户、场馆、订单、新闻、留言和后台管理功能</w:t>
-      </w:r>
-    </w:p>
-    <w:p>
-      <w:pPr>
-        <w:pStyle w:val="Compact"/>
-        <w:numPr>
-          <w:ilvl w:val="0"/>
-          <w:numId w:val="1045"/>
-        </w:numPr>
-      </w:pPr>
-      <w:r>
-        <w:rPr>
-          <w:rFonts w:hint="eastAsia"/>
-        </w:rPr>
-        <w:t xml:space="preserve">以</w:t>
-      </w:r>
-      <w:r>
-        <w:t xml:space="preserve"> </w:t>
-      </w:r>
-      <w:r>
-        <w:rPr>
-          <w:rStyle w:val="VerbatimChar"/>
-        </w:rPr>
-        <w:t xml:space="preserve">src/test/java</w:t>
-      </w:r>
-      <w:r>
-        <w:t xml:space="preserve"> </w:t>
-      </w:r>
-      <w:r>
-        <w:rPr>
-          <w:rFonts w:hint="eastAsia"/>
-        </w:rPr>
-        <w:t xml:space="preserve">中的测试类和测试方法作为测试落实依据</w:t>
-      </w:r>
-    </w:p>
-    <w:p>
-      <w:pPr>
-        <w:pStyle w:val="Compact"/>
-        <w:numPr>
-          <w:ilvl w:val="0"/>
-          <w:numId w:val="1045"/>
-        </w:numPr>
-      </w:pPr>
-      <w:r>
-        <w:rPr>
-          <w:rFonts w:hint="eastAsia"/>
-        </w:rPr>
-        <w:t xml:space="preserve">以</w:t>
-      </w:r>
-      <w:r>
-        <w:t xml:space="preserve"> Surefire </w:t>
-      </w:r>
-      <w:r>
-        <w:rPr>
-          <w:rFonts w:hint="eastAsia"/>
-        </w:rPr>
-        <w:t xml:space="preserve">报告和</w:t>
-      </w:r>
-      <w:r>
-        <w:t xml:space="preserve"> JaCoCo </w:t>
-      </w:r>
-      <w:r>
-        <w:rPr>
-          <w:rFonts w:hint="eastAsia"/>
-        </w:rPr>
-        <w:t xml:space="preserve">报告作为执行结果与覆盖情况的核对依据</w:t>
-      </w:r>
-    </w:p>
-    <w:p>
-      <w:pPr>
-        <w:pStyle w:val="Compact"/>
-        <w:numPr>
-          <w:ilvl w:val="0"/>
-          <w:numId w:val="1045"/>
-        </w:numPr>
-      </w:pPr>
-      <w:r>
-        <w:rPr>
-          <w:rFonts w:hint="eastAsia"/>
-        </w:rPr>
-        <w:t xml:space="preserve">以《测试用例设计文档》和《测试总结》作为测试过程和结果的书面记录</w:t>
-      </w:r>
-    </w:p>
-    <w:bookmarkEnd w:id="23"/>
-    <w:bookmarkStart w:id="24" w:name="X2432ec701a488d7a08291492a4b4b00db6b7deb"/>
-    <w:p>
-      <w:pPr>
-        <w:pStyle w:val="Heading3"/>
-      </w:pPr>
-      <w:r>
-        <w:t xml:space="preserve">7.7 </w:t>
-      </w:r>
-      <w:r>
-        <w:rPr>
-          <w:rFonts w:hint="eastAsia"/>
-        </w:rPr>
-        <w:t xml:space="preserve">测试约束</w:t>
-      </w:r>
-    </w:p>
-    <w:p>
-      <w:pPr>
-        <w:pStyle w:val="Compact"/>
-        <w:numPr>
-          <w:ilvl w:val="0"/>
-          <w:numId w:val="1046"/>
-        </w:numPr>
-      </w:pPr>
-      <w:r>
-        <w:rPr>
-          <w:rFonts w:hint="eastAsia"/>
-        </w:rPr>
-        <w:t xml:space="preserve">时间安排受课程截止时间限制</w:t>
-      </w:r>
-    </w:p>
-    <w:p>
-      <w:pPr>
-        <w:pStyle w:val="Compact"/>
-        <w:numPr>
-          <w:ilvl w:val="0"/>
-          <w:numId w:val="1046"/>
-        </w:numPr>
-      </w:pPr>
-      <w:r>
-        <w:rPr>
-          <w:rFonts w:hint="eastAsia"/>
-        </w:rPr>
-        <w:t xml:space="preserve">部分组员本机可能没有完整的</w:t>
-      </w:r>
-      <w:r>
-        <w:t xml:space="preserve"> Maven </w:t>
-      </w:r>
-      <w:r>
-        <w:rPr>
-          <w:rFonts w:hint="eastAsia"/>
-        </w:rPr>
-        <w:t xml:space="preserve">环境</w:t>
-      </w:r>
-    </w:p>
-    <w:p>
-      <w:pPr>
-        <w:pStyle w:val="Compact"/>
-        <w:numPr>
-          <w:ilvl w:val="0"/>
-          <w:numId w:val="1046"/>
-        </w:numPr>
-      </w:pPr>
-      <w:r>
-        <w:rPr>
-          <w:rFonts w:hint="eastAsia"/>
-        </w:rPr>
-        <w:t xml:space="preserve">本轮工作不包含性能、安全和并发专项</w:t>
-      </w:r>
-    </w:p>
-    <w:bookmarkEnd w:id="24"/>
-    <w:bookmarkEnd w:id="25"/>
-    <w:bookmarkStart w:id="28" w:name="X2c6262bc6e69629153c3b39cb4dbb2eb5130c67"/>
-    <w:p>
-      <w:pPr>
-        <w:pStyle w:val="Heading2"/>
-      </w:pPr>
-      <w:r>
-        <w:t xml:space="preserve">8 </w:t>
-      </w:r>
-      <w:r>
-        <w:rPr>
-          <w:rFonts w:hint="eastAsia"/>
-        </w:rPr>
-        <w:t xml:space="preserve">测试项通过/失败准则</w:t>
-      </w:r>
-    </w:p>
-    <w:bookmarkStart w:id="26" w:name="X9e719aa5b2b2dc0d1a0b89ac6a11a9306c8ec91"/>
-    <w:p>
-      <w:pPr>
-        <w:pStyle w:val="Heading3"/>
-      </w:pPr>
-      <w:r>
-        <w:t xml:space="preserve">8.1 </w:t>
-      </w:r>
-      <w:r>
-        <w:rPr>
-          <w:rFonts w:hint="eastAsia"/>
-        </w:rPr>
-        <w:t xml:space="preserve">通过准则</w:t>
-      </w:r>
-    </w:p>
-    <w:p>
-      <w:pPr>
-        <w:pStyle w:val="Compact"/>
-        <w:numPr>
-          <w:ilvl w:val="0"/>
-          <w:numId w:val="1047"/>
-        </w:numPr>
-      </w:pPr>
-      <w:r>
-        <w:rPr>
-          <w:rFonts w:hint="eastAsia"/>
-        </w:rPr>
-        <w:t xml:space="preserve">对应测试脚本能够正常执行，断言结果与预期一致</w:t>
-      </w:r>
-    </w:p>
-    <w:p>
-      <w:pPr>
-        <w:pStyle w:val="Compact"/>
-        <w:numPr>
-          <w:ilvl w:val="0"/>
-          <w:numId w:val="1047"/>
-        </w:numPr>
-      </w:pPr>
-      <w:r>
-        <w:rPr>
-          <w:rFonts w:hint="eastAsia"/>
-        </w:rPr>
-        <w:t xml:space="preserve">页面跳转、接口返回、数据库状态变化与测试预期一致</w:t>
-      </w:r>
-    </w:p>
-    <w:p>
-      <w:pPr>
-        <w:pStyle w:val="Compact"/>
-        <w:numPr>
-          <w:ilvl w:val="0"/>
-          <w:numId w:val="1047"/>
-        </w:numPr>
-      </w:pPr>
-      <w:r>
-        <w:rPr>
-          <w:rFonts w:hint="eastAsia"/>
-        </w:rPr>
-        <w:t xml:space="preserve">执行过程中没有出现导致用例中断的未处理异常</w:t>
-      </w:r>
-    </w:p>
-    <w:bookmarkEnd w:id="26"/>
-    <w:bookmarkStart w:id="27" w:name="X10e1f27fd4a28e8d2a4f7831a56ecab488b7585"/>
-    <w:p>
-      <w:pPr>
-        <w:pStyle w:val="Heading3"/>
-      </w:pPr>
-      <w:r>
-        <w:t xml:space="preserve">8.2 </w:t>
-      </w:r>
-      <w:r>
-        <w:rPr>
-          <w:rFonts w:hint="eastAsia"/>
-        </w:rPr>
-        <w:t xml:space="preserve">失败准则</w:t>
-      </w:r>
-    </w:p>
-    <w:p>
-      <w:pPr>
-        <w:pStyle w:val="Compact"/>
-        <w:numPr>
-          <w:ilvl w:val="0"/>
-          <w:numId w:val="1048"/>
-        </w:numPr>
-      </w:pPr>
-      <w:r>
-        <w:rPr>
-          <w:rFonts w:hint="eastAsia"/>
-        </w:rPr>
-        <w:t xml:space="preserve">测试脚本执行失败，或者断言结果与预期不一致</w:t>
-      </w:r>
-    </w:p>
-    <w:p>
-      <w:pPr>
-        <w:pStyle w:val="Compact"/>
-        <w:numPr>
-          <w:ilvl w:val="0"/>
-          <w:numId w:val="1048"/>
-        </w:numPr>
-      </w:pPr>
-      <w:r>
-        <w:rPr>
-          <w:rFonts w:hint="eastAsia"/>
-        </w:rPr>
-        <w:t xml:space="preserve">页面跳转、接口返回或数据库结果与预期不符</w:t>
-      </w:r>
-    </w:p>
-    <w:p>
-      <w:pPr>
-        <w:pStyle w:val="Compact"/>
-        <w:numPr>
-          <w:ilvl w:val="0"/>
-          <w:numId w:val="1048"/>
-        </w:numPr>
-      </w:pPr>
-      <w:r>
-        <w:rPr>
-          <w:rFonts w:hint="eastAsia"/>
-        </w:rPr>
-        <w:t xml:space="preserve">核心业务流程无法继续执行，或者出现未处理异常</w:t>
-      </w:r>
-    </w:p>
-    <w:bookmarkEnd w:id="27"/>
-    <w:bookmarkEnd w:id="28"/>
-    <w:bookmarkStart w:id="31" w:name="X4d2160faccaccb6923ddd27b347e0952749a5f7"/>
-    <w:p>
-      <w:pPr>
-        <w:pStyle w:val="Heading2"/>
-      </w:pPr>
-      <w:r>
-        <w:t xml:space="preserve">9 </w:t>
-      </w:r>
-      <w:r>
-        <w:rPr>
-          <w:rFonts w:hint="eastAsia"/>
-        </w:rPr>
-        <w:t xml:space="preserve">暂停准则和继续准则</w:t>
-      </w:r>
-    </w:p>
-    <w:bookmarkStart w:id="29" w:name="Xfc5e249f38bf2ab4f7fae61d81f615bde09877e"/>
-    <w:p>
-      <w:pPr>
-        <w:pStyle w:val="Heading3"/>
-      </w:pPr>
-      <w:r>
-        <w:t xml:space="preserve">9.1 </w:t>
-      </w:r>
-      <w:r>
-        <w:rPr>
-          <w:rFonts w:hint="eastAsia"/>
-        </w:rPr>
-        <w:t xml:space="preserve">暂停准则</w:t>
-      </w:r>
-    </w:p>
-    <w:p>
-      <w:pPr>
-        <w:pStyle w:val="FirstParagraph"/>
-      </w:pPr>
-      <w:r>
-        <w:rPr>
-          <w:rFonts w:hint="eastAsia"/>
-        </w:rPr>
-        <w:t xml:space="preserve">当出现以下情况时暂停测试：</w:t>
-      </w:r>
-    </w:p>
-    <w:p>
-      <w:pPr>
-        <w:pStyle w:val="Compact"/>
-        <w:numPr>
-          <w:ilvl w:val="0"/>
-          <w:numId w:val="1049"/>
-        </w:numPr>
-      </w:pPr>
-      <w:r>
-        <w:rPr>
-          <w:rFonts w:hint="eastAsia"/>
-        </w:rPr>
-        <w:t xml:space="preserve">核心功能存在严重缺陷，导致后续测试无法继续</w:t>
-      </w:r>
-    </w:p>
-    <w:p>
-      <w:pPr>
-        <w:pStyle w:val="Compact"/>
-        <w:numPr>
-          <w:ilvl w:val="0"/>
-          <w:numId w:val="1049"/>
-        </w:numPr>
-      </w:pPr>
-      <w:r>
-        <w:rPr>
-          <w:rFonts w:hint="eastAsia"/>
-        </w:rPr>
-        <w:t xml:space="preserve">项目无法编译或测试环境不可用</w:t>
-      </w:r>
-    </w:p>
-    <w:p>
-      <w:pPr>
-        <w:pStyle w:val="Compact"/>
-        <w:numPr>
-          <w:ilvl w:val="0"/>
-          <w:numId w:val="1049"/>
-        </w:numPr>
-      </w:pPr>
-      <w:r>
-        <w:t xml:space="preserve">H2 </w:t>
-      </w:r>
-      <w:r>
-        <w:rPr>
-          <w:rFonts w:hint="eastAsia"/>
-        </w:rPr>
-        <w:t xml:space="preserve">测试环境或测试数据初始化失败</w:t>
-      </w:r>
-    </w:p>
-    <w:p>
-      <w:pPr>
-        <w:pStyle w:val="Compact"/>
-        <w:numPr>
-          <w:ilvl w:val="0"/>
-          <w:numId w:val="1049"/>
-        </w:numPr>
-      </w:pPr>
-      <w:r>
-        <w:rPr>
-          <w:rFonts w:hint="eastAsia"/>
-        </w:rPr>
-        <w:t xml:space="preserve">测试代码与被测代码版本不一致</w:t>
-      </w:r>
-    </w:p>
-    <w:bookmarkEnd w:id="29"/>
-    <w:bookmarkStart w:id="30" w:name="Xbd5d3aa00dd86596438573251787ef6bccc6f99"/>
-    <w:p>
-      <w:pPr>
-        <w:pStyle w:val="Heading3"/>
-      </w:pPr>
-      <w:r>
-        <w:t xml:space="preserve">9.2 </w:t>
-      </w:r>
-      <w:r>
-        <w:rPr>
-          <w:rFonts w:hint="eastAsia"/>
-        </w:rPr>
-        <w:t xml:space="preserve">继续准则</w:t>
-      </w:r>
-    </w:p>
-    <w:p>
-      <w:pPr>
-        <w:pStyle w:val="FirstParagraph"/>
-      </w:pPr>
-      <w:r>
-        <w:rPr>
-          <w:rFonts w:hint="eastAsia"/>
-        </w:rPr>
-        <w:t xml:space="preserve">满足以下条件后继续测试：</w:t>
-      </w:r>
-    </w:p>
-    <w:p>
-      <w:pPr>
-        <w:pStyle w:val="Compact"/>
-        <w:numPr>
-          <w:ilvl w:val="0"/>
-          <w:numId w:val="1050"/>
-        </w:numPr>
-      </w:pPr>
-      <w:r>
-        <w:rPr>
-          <w:rFonts w:hint="eastAsia"/>
-        </w:rPr>
-        <w:t xml:space="preserve">导致暂停的问题已修复</w:t>
-      </w:r>
-    </w:p>
-    <w:p>
-      <w:pPr>
-        <w:pStyle w:val="Compact"/>
-        <w:numPr>
-          <w:ilvl w:val="0"/>
-          <w:numId w:val="1050"/>
-        </w:numPr>
-      </w:pPr>
-      <w:r>
-        <w:rPr>
-          <w:rFonts w:hint="eastAsia"/>
-        </w:rPr>
-        <w:t xml:space="preserve">测试环境恢复正常</w:t>
-      </w:r>
-    </w:p>
-    <w:p>
-      <w:pPr>
-        <w:pStyle w:val="Compact"/>
-        <w:numPr>
-          <w:ilvl w:val="0"/>
-          <w:numId w:val="1050"/>
-        </w:numPr>
-      </w:pPr>
-      <w:r>
-        <w:rPr>
-          <w:rFonts w:hint="eastAsia"/>
-        </w:rPr>
-        <w:t xml:space="preserve">重新执行关键测试后结果正常</w:t>
-      </w:r>
-    </w:p>
-    <w:bookmarkEnd w:id="30"/>
-    <w:bookmarkEnd w:id="31"/>
-    <w:bookmarkStart w:id="32" w:name="Xe47b3e63f8df6a4337eccd92a23e8dd6dd4407b"/>
-    <w:p>
-      <w:pPr>
-        <w:pStyle w:val="Heading2"/>
-      </w:pPr>
-      <w:r>
-        <w:t xml:space="preserve">10 </w:t>
-      </w:r>
-      <w:r>
-        <w:rPr>
-          <w:rFonts w:hint="eastAsia"/>
-        </w:rPr>
-        <w:t xml:space="preserve">测试任务</w:t>
-      </w:r>
-    </w:p>
-    <w:p>
-      <w:pPr>
-        <w:pStyle w:val="Compact"/>
-        <w:numPr>
-          <w:ilvl w:val="0"/>
-          <w:numId w:val="1051"/>
-        </w:numPr>
-      </w:pPr>
-      <w:r>
-        <w:rPr>
-          <w:rFonts w:hint="eastAsia"/>
-        </w:rPr>
-        <w:t xml:space="preserve">需求分析与测试范围确定</w:t>
-      </w:r>
-    </w:p>
-    <w:p>
-      <w:pPr>
-        <w:pStyle w:val="Compact"/>
-        <w:numPr>
-          <w:ilvl w:val="0"/>
-          <w:numId w:val="1051"/>
-        </w:numPr>
-      </w:pPr>
-      <w:r>
-        <w:rPr>
-          <w:rFonts w:hint="eastAsia"/>
-        </w:rPr>
-        <w:t xml:space="preserve">测试环境搭建</w:t>
-      </w:r>
-    </w:p>
-    <w:p>
-      <w:pPr>
-        <w:pStyle w:val="Compact"/>
-        <w:numPr>
-          <w:ilvl w:val="0"/>
-          <w:numId w:val="1051"/>
-        </w:numPr>
-      </w:pPr>
-      <w:r>
-        <w:rPr>
-          <w:rFonts w:hint="eastAsia"/>
-        </w:rPr>
-        <w:t xml:space="preserve">单元测试设计与编写</w:t>
-      </w:r>
-    </w:p>
-    <w:p>
-      <w:pPr>
-        <w:pStyle w:val="Compact"/>
-        <w:numPr>
-          <w:ilvl w:val="0"/>
-          <w:numId w:val="1051"/>
-        </w:numPr>
-      </w:pPr>
-      <w:r>
-        <w:rPr>
-          <w:rFonts w:hint="eastAsia"/>
-        </w:rPr>
-        <w:t xml:space="preserve">集成测试设计与编写</w:t>
-      </w:r>
-    </w:p>
-    <w:p>
-      <w:pPr>
-        <w:pStyle w:val="Compact"/>
-        <w:numPr>
-          <w:ilvl w:val="0"/>
-          <w:numId w:val="1051"/>
-        </w:numPr>
-      </w:pPr>
-      <w:r>
-        <w:rPr>
-          <w:rFonts w:hint="eastAsia"/>
-        </w:rPr>
-        <w:t xml:space="preserve">执行测试并收集结果</w:t>
-      </w:r>
-    </w:p>
-    <w:p>
-      <w:pPr>
-        <w:pStyle w:val="Compact"/>
-        <w:numPr>
-          <w:ilvl w:val="0"/>
-          <w:numId w:val="1051"/>
-        </w:numPr>
-      </w:pPr>
-      <w:r>
-        <w:rPr>
-          <w:rFonts w:hint="eastAsia"/>
-        </w:rPr>
-        <w:t xml:space="preserve">撰写计划书、用例文档和测试总结</w:t>
-      </w:r>
-    </w:p>
-    <w:p>
-      <w:pPr>
-        <w:pStyle w:val="Compact"/>
-        <w:numPr>
-          <w:ilvl w:val="0"/>
-          <w:numId w:val="1051"/>
-        </w:numPr>
-      </w:pPr>
-      <w:r>
-        <w:rPr>
-          <w:rFonts w:hint="eastAsia"/>
-        </w:rPr>
-        <w:t xml:space="preserve">统一导出</w:t>
-      </w:r>
-      <w:r>
-        <w:t xml:space="preserve"> PDF </w:t>
-      </w:r>
-      <w:r>
-        <w:rPr>
-          <w:rFonts w:hint="eastAsia"/>
-        </w:rPr>
-        <w:t xml:space="preserve">并完成最终打包</w:t>
-      </w:r>
-    </w:p>
-    <w:bookmarkEnd w:id="32"/>
-    <w:bookmarkStart w:id="37" w:name="Xe9517813580b947e9ff8506544448220849d795"/>
-    <w:p>
-      <w:pPr>
-        <w:pStyle w:val="Heading2"/>
-      </w:pPr>
-      <w:r>
-        <w:t xml:space="preserve">11 </w:t>
-      </w:r>
-      <w:r>
-        <w:rPr>
-          <w:rFonts w:hint="eastAsia"/>
-        </w:rPr>
-        <w:t xml:space="preserve">环境需求</w:t>
-      </w:r>
-    </w:p>
-    <w:bookmarkStart w:id="33" w:name="X637aa8b6a7f3dd132e8bcd1c4e48e41e68cf75b"/>
-    <w:p>
-      <w:pPr>
-        <w:pStyle w:val="Heading3"/>
-      </w:pPr>
-      <w:r>
-        <w:t xml:space="preserve">11.1 </w:t>
-      </w:r>
-      <w:r>
-        <w:rPr>
-          <w:rFonts w:hint="eastAsia"/>
-        </w:rPr>
-        <w:t xml:space="preserve">硬件</w:t>
-      </w:r>
-    </w:p>
-    <w:p>
-      <w:pPr>
-        <w:pStyle w:val="Compact"/>
-        <w:numPr>
-          <w:ilvl w:val="0"/>
-          <w:numId w:val="1052"/>
-        </w:numPr>
-      </w:pPr>
-      <w:r>
-        <w:rPr>
-          <w:rFonts w:hint="eastAsia"/>
-        </w:rPr>
-        <w:t xml:space="preserve">一台可运行</w:t>
-      </w:r>
-      <w:r>
-        <w:t xml:space="preserve"> Java </w:t>
-      </w:r>
-      <w:r>
-        <w:rPr>
-          <w:rFonts w:hint="eastAsia"/>
-        </w:rPr>
-        <w:t xml:space="preserve">和</w:t>
-      </w:r>
-      <w:r>
-        <w:t xml:space="preserve"> Maven </w:t>
-      </w:r>
-      <w:r>
-        <w:rPr>
-          <w:rFonts w:hint="eastAsia"/>
-        </w:rPr>
-        <w:t xml:space="preserve">的开发或测试机</w:t>
-      </w:r>
-    </w:p>
-    <w:bookmarkEnd w:id="33"/>
-    <w:bookmarkStart w:id="34" w:name="X6bb458d46e10189b0a389d36ee8dcf1e3a09d6e"/>
-    <w:p>
-      <w:pPr>
-        <w:pStyle w:val="Heading3"/>
-      </w:pPr>
-      <w:r>
-        <w:t xml:space="preserve">11.2 </w:t>
-      </w:r>
-      <w:r>
-        <w:rPr>
-          <w:rFonts w:hint="eastAsia"/>
-        </w:rPr>
-        <w:t xml:space="preserve">系统软件</w:t>
-      </w:r>
-    </w:p>
-    <w:p>
-      <w:pPr>
-        <w:pStyle w:val="Compact"/>
-        <w:numPr>
-          <w:ilvl w:val="0"/>
-          <w:numId w:val="1053"/>
-        </w:numPr>
-      </w:pPr>
-      <w:r>
-        <w:rPr>
-          <w:rFonts w:hint="eastAsia"/>
-        </w:rPr>
-        <w:t xml:space="preserve">操作系统：Windows、macOS</w:t>
-      </w:r>
-      <w:r>
-        <w:t xml:space="preserve"> </w:t>
-      </w:r>
-      <w:r>
-        <w:rPr>
-          <w:rFonts w:hint="eastAsia"/>
-        </w:rPr>
-        <w:t xml:space="preserve">或</w:t>
-      </w:r>
-      <w:r>
-        <w:t xml:space="preserve"> Linux</w:t>
-      </w:r>
-    </w:p>
-    <w:p>
-      <w:pPr>
-        <w:pStyle w:val="Compact"/>
-        <w:numPr>
-          <w:ilvl w:val="0"/>
-          <w:numId w:val="1053"/>
-        </w:numPr>
-      </w:pPr>
-      <w:r>
-        <w:rPr>
-          <w:rFonts w:hint="eastAsia"/>
-        </w:rPr>
-        <w:t xml:space="preserve">JDK：1.8</w:t>
-      </w:r>
-    </w:p>
-    <w:p>
-      <w:pPr>
-        <w:pStyle w:val="Compact"/>
-        <w:numPr>
-          <w:ilvl w:val="0"/>
-          <w:numId w:val="1053"/>
-        </w:numPr>
-      </w:pPr>
-      <w:r>
-        <w:rPr>
-          <w:rFonts w:hint="eastAsia"/>
-        </w:rPr>
-        <w:t xml:space="preserve">Maven：3.6+</w:t>
-      </w:r>
-    </w:p>
-    <w:bookmarkEnd w:id="34"/>
-    <w:bookmarkStart w:id="35" w:name="X07c5e5df51b08205c1a84f5550aabcf7c3a87f0"/>
-    <w:p>
-      <w:pPr>
-        <w:pStyle w:val="Heading3"/>
-      </w:pPr>
-      <w:r>
-        <w:t xml:space="preserve">11.3 </w:t>
-      </w:r>
-      <w:r>
-        <w:rPr>
-          <w:rFonts w:hint="eastAsia"/>
-        </w:rPr>
-        <w:t xml:space="preserve">测试框架与工具</w:t>
-      </w:r>
-    </w:p>
-    <w:p>
-      <w:pPr>
-        <w:pStyle w:val="Compact"/>
-        <w:numPr>
-          <w:ilvl w:val="0"/>
-          <w:numId w:val="1054"/>
-        </w:numPr>
-      </w:pPr>
-      <w:r>
-        <w:t xml:space="preserve">Spring Boot Test</w:t>
-      </w:r>
-    </w:p>
-    <w:p>
-      <w:pPr>
-        <w:pStyle w:val="Compact"/>
-        <w:numPr>
-          <w:ilvl w:val="0"/>
-          <w:numId w:val="1054"/>
-        </w:numPr>
-      </w:pPr>
-      <w:r>
-        <w:t xml:space="preserve">JUnit 5</w:t>
-      </w:r>
-    </w:p>
-    <w:p>
-      <w:pPr>
-        <w:pStyle w:val="Compact"/>
-        <w:numPr>
-          <w:ilvl w:val="0"/>
-          <w:numId w:val="1054"/>
-        </w:numPr>
-      </w:pPr>
-      <w:r>
-        <w:t xml:space="preserve">Mockito</w:t>
-      </w:r>
-    </w:p>
-    <w:p>
-      <w:pPr>
-        <w:pStyle w:val="Compact"/>
-        <w:numPr>
-          <w:ilvl w:val="0"/>
-          <w:numId w:val="1054"/>
-        </w:numPr>
-      </w:pPr>
-      <w:r>
-        <w:t xml:space="preserve">MockMvc</w:t>
-      </w:r>
-    </w:p>
-    <w:p>
-      <w:pPr>
-        <w:pStyle w:val="Compact"/>
-        <w:numPr>
-          <w:ilvl w:val="0"/>
-          <w:numId w:val="1054"/>
-        </w:numPr>
-      </w:pPr>
-      <w:r>
-        <w:t xml:space="preserve">H2</w:t>
-      </w:r>
-    </w:p>
-    <w:p>
-      <w:pPr>
-        <w:pStyle w:val="Compact"/>
-        <w:numPr>
-          <w:ilvl w:val="0"/>
-          <w:numId w:val="1054"/>
-        </w:numPr>
-      </w:pPr>
-      <w:r>
-        <w:t xml:space="preserve">JaCoCo</w:t>
-      </w:r>
-    </w:p>
-    <w:bookmarkEnd w:id="35"/>
-    <w:bookmarkStart w:id="36" w:name="X15386aec4597efc23e8bfa8ee31edf96ff38cd1"/>
-    <w:p>
-      <w:pPr>
-        <w:pStyle w:val="Heading3"/>
-      </w:pPr>
-      <w:r>
-        <w:t xml:space="preserve">11.4 </w:t>
-      </w:r>
-      <w:r>
-        <w:rPr>
-          <w:rFonts w:hint="eastAsia"/>
-        </w:rPr>
-        <w:t xml:space="preserve">测试环境说明</w:t>
-      </w:r>
-    </w:p>
-    <w:p>
-      <w:pPr>
-        <w:pStyle w:val="Compact"/>
-        <w:numPr>
-          <w:ilvl w:val="0"/>
-          <w:numId w:val="1055"/>
-        </w:numPr>
-      </w:pPr>
-      <w:r>
-        <w:rPr>
-          <w:rFonts w:hint="eastAsia"/>
-        </w:rPr>
-        <w:t xml:space="preserve">使用</w:t>
-      </w:r>
-      <w:r>
-        <w:t xml:space="preserve"> H2 </w:t>
-      </w:r>
-      <w:r>
-        <w:rPr>
-          <w:rFonts w:hint="eastAsia"/>
-        </w:rPr>
-        <w:t xml:space="preserve">内存数据库，不依赖本机</w:t>
-      </w:r>
-      <w:r>
-        <w:t xml:space="preserve"> MySQL</w:t>
-      </w:r>
-    </w:p>
-    <w:p>
-      <w:pPr>
-        <w:pStyle w:val="Compact"/>
-        <w:numPr>
-          <w:ilvl w:val="0"/>
-          <w:numId w:val="1055"/>
-        </w:numPr>
-      </w:pPr>
-      <w:r>
-        <w:rPr>
-          <w:rStyle w:val="VerbatimChar"/>
-        </w:rPr>
-        <w:t xml:space="preserve">server.port: 0</w:t>
-      </w:r>
-      <w:r>
-        <w:rPr>
-          <w:rFonts w:hint="eastAsia"/>
-        </w:rPr>
-        <w:t xml:space="preserve">，避免端口冲突</w:t>
-      </w:r>
-    </w:p>
-    <w:p>
-      <w:pPr>
-        <w:pStyle w:val="Compact"/>
-        <w:numPr>
-          <w:ilvl w:val="0"/>
-          <w:numId w:val="1055"/>
-        </w:numPr>
-      </w:pPr>
-      <w:r>
-        <w:rPr>
-          <w:rFonts w:hint="eastAsia"/>
-        </w:rPr>
-        <w:t xml:space="preserve">测试数据由测试代码统一初始化</w:t>
-      </w:r>
-    </w:p>
-    <w:bookmarkEnd w:id="36"/>
+        <w:t xml:space="preserve">测试数据包括正常数据、边界数据和部分异常输入数据</w:t>
+      </w:r>
+    </w:p>
     <w:bookmarkEnd w:id="37"/>
-    <w:bookmarkStart w:id="38" w:name="Xc9eb6dabf9e100f763692e3c73651fb08bea3d1"/>
+    <w:bookmarkEnd w:id="38"/>
+    <w:bookmarkStart w:id="39" w:name="Xc9eb6dabf9e100f763692e3c73651fb08bea3d1"/>
     <w:p>
       <w:pPr>
         <w:pStyle w:val="Heading2"/>
@@ -3529,8 +4781,8 @@
         </w:tc>
       </w:tr>
     </w:tbl>
-    <w:bookmarkEnd w:id="38"/>
-    <w:bookmarkStart w:id="39" w:name="X64d503892bef8a1e75f26df3f1d3a6ed5455edc"/>
+    <w:bookmarkEnd w:id="39"/>
+    <w:bookmarkStart w:id="40" w:name="X64d503892bef8a1e75f26df3f1d3a6ed5455edc"/>
     <w:p>
       <w:pPr>
         <w:pStyle w:val="Heading2"/>
@@ -3550,7 +4802,7 @@
         <w:pStyle w:val="Compact"/>
         <w:numPr>
           <w:ilvl w:val="0"/>
-          <w:numId w:val="1056"/>
+          <w:numId w:val="1040"/>
         </w:numPr>
       </w:pPr>
       <w:r>
@@ -3574,7 +4826,7 @@
         <w:pStyle w:val="Compact"/>
         <w:numPr>
           <w:ilvl w:val="0"/>
-          <w:numId w:val="1056"/>
+          <w:numId w:val="1040"/>
         </w:numPr>
       </w:pPr>
       <w:r>
@@ -3598,27 +4850,60 @@
         <w:pStyle w:val="Compact"/>
         <w:numPr>
           <w:ilvl w:val="0"/>
-          <w:numId w:val="1056"/>
+          <w:numId w:val="1040"/>
         </w:numPr>
       </w:pPr>
       <w:r>
         <w:rPr>
           <w:rFonts w:hint="eastAsia"/>
         </w:rPr>
-        <w:t xml:space="preserve">通过</w:t>
-      </w:r>
-      <w:r>
-        <w:t xml:space="preserve"> A </w:t>
-      </w:r>
-      <w:r>
-        <w:rPr>
-          <w:rFonts w:hint="eastAsia"/>
-        </w:rPr>
-        <w:t xml:space="preserve">已完成的代码、交接说明和现有测试脚本完成组内衔接</w:t>
-      </w:r>
-    </w:p>
-    <w:bookmarkEnd w:id="39"/>
-    <w:bookmarkStart w:id="40" w:name="X2b11273dd101d80cfaf4773537f1c531a8ca34a"/>
+        <w:t xml:space="preserve">组员需要了解</w:t>
+      </w:r>
+      <w:r>
+        <w:t xml:space="preserve"> Maven </w:t>
+      </w:r>
+      <w:r>
+        <w:rPr>
+          <w:rFonts w:hint="eastAsia"/>
+        </w:rPr>
+        <w:t xml:space="preserve">测试命令、MockMvc</w:t>
+      </w:r>
+      <w:r>
+        <w:t xml:space="preserve"> </w:t>
+      </w:r>
+      <w:r>
+        <w:rPr>
+          <w:rFonts w:hint="eastAsia"/>
+        </w:rPr>
+        <w:t xml:space="preserve">请求构造和</w:t>
+      </w:r>
+      <w:r>
+        <w:t xml:space="preserve"> Mockito </w:t>
+      </w:r>
+      <w:r>
+        <w:rPr>
+          <w:rFonts w:hint="eastAsia"/>
+        </w:rPr>
+        <w:t xml:space="preserve">依赖模拟方式</w:t>
+      </w:r>
+    </w:p>
+    <w:p>
+      <w:pPr>
+        <w:pStyle w:val="Compact"/>
+        <w:numPr>
+          <w:ilvl w:val="0"/>
+          <w:numId w:val="1040"/>
+        </w:numPr>
+      </w:pPr>
+      <w:r>
+        <w:rPr>
+          <w:rFonts w:hint="eastAsia"/>
+        </w:rPr>
+        <w:t xml:space="preserve">通过仓库说明、现有测试脚本和共享文档完成组内衔接</w:t>
+      </w:r>
+    </w:p>
+    <w:bookmarkEnd w:id="40"/>
+    <w:bookmarkStart w:id="41" w:name="X2b11273dd101d80cfaf4773537f1c531a8ca34a"/>
     <w:p>
       <w:pPr>
         <w:pStyle w:val="Heading2"/>
@@ -3640,8 +4925,9 @@
         <w:tblLook w:firstRow="1" w:lastRow="0" w:firstColumn="0" w:lastColumn="0" w:noHBand="0" w:noVBand="0" w:val="0020"/>
       </w:tblPr>
       <w:tblGrid>
-        <w:gridCol w:w="3960"/>
-        <w:gridCol w:w="3960"/>
+        <w:gridCol w:w="2640"/>
+        <w:gridCol w:w="2640"/>
+        <w:gridCol w:w="2640"/>
       </w:tblGrid>
       <w:tr>
         <w:trPr>
@@ -3675,6 +4961,20 @@
             </w:r>
           </w:p>
         </w:tc>
+        <w:tc>
+          <w:tcPr/>
+          <w:p>
+            <w:pPr>
+              <w:pStyle w:val="Compact"/>
+            </w:pPr>
+            <w:r>
+              <w:rPr>
+                <w:rFonts w:hint="eastAsia"/>
+              </w:rPr>
+              <w:t xml:space="preserve">备注</w:t>
+            </w:r>
+          </w:p>
+        </w:tc>
       </w:tr>
       <w:tr>
         <w:tc>
@@ -3699,6 +4999,20 @@
                 <w:rFonts w:hint="eastAsia"/>
               </w:rPr>
               <w:t xml:space="preserve">明确测试范围、整理仓库材料、完成小组分工</w:t>
+            </w:r>
+          </w:p>
+        </w:tc>
+        <w:tc>
+          <w:tcPr/>
+          <w:p>
+            <w:pPr>
+              <w:pStyle w:val="Compact"/>
+            </w:pPr>
+            <w:r>
+              <w:rPr>
+                <w:rFonts w:hint="eastAsia"/>
+              </w:rPr>
+              <w:t xml:space="preserve">确定被测模块、测试方法和文档责任人</w:t>
             </w:r>
           </w:p>
         </w:tc>
@@ -3729,6 +5043,29 @@
             </w:r>
           </w:p>
         </w:tc>
+        <w:tc>
+          <w:tcPr/>
+          <w:p>
+            <w:pPr>
+              <w:pStyle w:val="Compact"/>
+            </w:pPr>
+            <w:r>
+              <w:rPr>
+                <w:rFonts w:hint="eastAsia"/>
+              </w:rPr>
+              <w:t xml:space="preserve">准备</w:t>
+            </w:r>
+            <w:r>
+              <w:t xml:space="preserve"> JDK、Maven、H2 </w:t>
+            </w:r>
+            <w:r>
+              <w:rPr>
+                <w:rFonts w:hint="eastAsia"/>
+              </w:rPr>
+              <w:t xml:space="preserve">和基础测试数据</w:t>
+            </w:r>
+          </w:p>
+        </w:tc>
       </w:tr>
       <w:tr>
         <w:tc>
@@ -3753,6 +5090,20 @@
                 <w:rFonts w:hint="eastAsia"/>
               </w:rPr>
               <w:t xml:space="preserve">编写《项目测试计划书》</w:t>
+            </w:r>
+          </w:p>
+        </w:tc>
+        <w:tc>
+          <w:tcPr/>
+          <w:p>
+            <w:pPr>
+              <w:pStyle w:val="Compact"/>
+            </w:pPr>
+            <w:r>
+              <w:rPr>
+                <w:rFonts w:hint="eastAsia"/>
+              </w:rPr>
+              <w:t xml:space="preserve">明确测试项、测试特性、完成准则和风险</w:t>
             </w:r>
           </w:p>
         </w:tc>
@@ -3783,6 +5134,20 @@
             </w:r>
           </w:p>
         </w:tc>
+        <w:tc>
+          <w:tcPr/>
+          <w:p>
+            <w:pPr>
+              <w:pStyle w:val="Compact"/>
+            </w:pPr>
+            <w:r>
+              <w:rPr>
+                <w:rFonts w:hint="eastAsia"/>
+              </w:rPr>
+              <w:t xml:space="preserve">编写单元测试和集成测试用例</w:t>
+            </w:r>
+          </w:p>
+        </w:tc>
       </w:tr>
       <w:tr>
         <w:tc>
@@ -3810,6 +5175,20 @@
             </w:r>
           </w:p>
         </w:tc>
+        <w:tc>
+          <w:tcPr/>
+          <w:p>
+            <w:pPr>
+              <w:pStyle w:val="Compact"/>
+            </w:pPr>
+            <w:r>
+              <w:rPr>
+                <w:rFonts w:hint="eastAsia"/>
+              </w:rPr>
+              <w:t xml:space="preserve">汇总测试结果、覆盖率报告和缺陷情况</w:t>
+            </w:r>
+          </w:p>
+        </w:tc>
       </w:tr>
       <w:tr>
         <w:tc>
@@ -3834,6 +5213,20 @@
                 <w:rFonts w:hint="eastAsia"/>
               </w:rPr>
               <w:t xml:space="preserve">三份文档互审，统一格式和表述</w:t>
+            </w:r>
+          </w:p>
+        </w:tc>
+        <w:tc>
+          <w:tcPr/>
+          <w:p>
+            <w:pPr>
+              <w:pStyle w:val="Compact"/>
+            </w:pPr>
+            <w:r>
+              <w:rPr>
+                <w:rFonts w:hint="eastAsia"/>
+              </w:rPr>
+              <w:t xml:space="preserve">核对计划书、用例文档和总结的口径</w:t>
             </w:r>
           </w:p>
         </w:tc>
@@ -3873,10 +5266,24 @@
             </w:r>
           </w:p>
         </w:tc>
+        <w:tc>
+          <w:tcPr/>
+          <w:p>
+            <w:pPr>
+              <w:pStyle w:val="Compact"/>
+            </w:pPr>
+            <w:r>
+              <w:rPr>
+                <w:rFonts w:hint="eastAsia"/>
+              </w:rPr>
+              <w:t xml:space="preserve">整理提交材料</w:t>
+            </w:r>
+          </w:p>
+        </w:tc>
       </w:tr>
     </w:tbl>
-    <w:bookmarkEnd w:id="40"/>
-    <w:bookmarkStart w:id="41" w:name="X48f19f5527a26d336f6dea6157953ecb9eb5fea"/>
+    <w:bookmarkEnd w:id="41"/>
+    <w:bookmarkStart w:id="42" w:name="X48f19f5527a26d336f6dea6157953ecb9eb5fea"/>
     <w:p>
       <w:pPr>
         <w:pStyle w:val="Heading2"/>
@@ -3895,7 +5302,7 @@
       <w:pPr>
         <w:numPr>
           <w:ilvl w:val="0"/>
-          <w:numId w:val="1057"/>
+          <w:numId w:val="1041"/>
         </w:numPr>
       </w:pPr>
       <w:r>
@@ -3927,7 +5334,7 @@
       <w:pPr>
         <w:numPr>
           <w:ilvl w:val="0"/>
-          <w:numId w:val="1057"/>
+          <w:numId w:val="1041"/>
         </w:numPr>
       </w:pPr>
       <w:r>
@@ -3968,14 +5375,14 @@
       <w:pPr>
         <w:numPr>
           <w:ilvl w:val="0"/>
-          <w:numId w:val="1057"/>
+          <w:numId w:val="1041"/>
         </w:numPr>
       </w:pPr>
       <w:r>
         <w:rPr>
           <w:rFonts w:hint="eastAsia"/>
         </w:rPr>
-        <w:t xml:space="preserve">时间风险</w:t>
+        <w:t xml:space="preserve">进度协调风险</w:t>
       </w:r>
       <w:r>
         <w:br/>
@@ -3984,7 +5391,7 @@
         <w:rPr>
           <w:rFonts w:hint="eastAsia"/>
         </w:rPr>
-        <w:t xml:space="preserve">截止时间固定，文档和代码如果推进不同步，最后容易来不及统一。</w:t>
+        <w:t xml:space="preserve">测试代码、用例文档和总结文档并行推进时，如果节奏不一致，后期容易出现口径差异。</w:t>
       </w:r>
       <w:r>
         <w:br/>
@@ -4000,7 +5407,7 @@
       <w:pPr>
         <w:numPr>
           <w:ilvl w:val="0"/>
-          <w:numId w:val="1057"/>
+          <w:numId w:val="1041"/>
         </w:numPr>
       </w:pPr>
       <w:r>
@@ -4050,7 +5457,7 @@
       <w:pPr>
         <w:numPr>
           <w:ilvl w:val="0"/>
-          <w:numId w:val="1057"/>
+          <w:numId w:val="1041"/>
         </w:numPr>
       </w:pPr>
       <w:r>
@@ -4082,7 +5489,7 @@
       <w:pPr>
         <w:numPr>
           <w:ilvl w:val="0"/>
-          <w:numId w:val="1057"/>
+          <w:numId w:val="1041"/>
         </w:numPr>
       </w:pPr>
       <w:r>
@@ -4119,8 +5526,8 @@
         <w:t xml:space="preserve">处理方式：以现有测试脚本为统一参考，编写和修改测试时尽量沿用已有写法，遇到分歧时先统一规则再继续推进。</w:t>
       </w:r>
     </w:p>
-    <w:bookmarkEnd w:id="41"/>
     <w:bookmarkEnd w:id="42"/>
+    <w:bookmarkEnd w:id="43"/>
     <w:sectPr>
       <w:pgSz w:h="16838" w:w="11906"/>
       <w:pgMar w:bottom="1440" w:footer="720" w:gutter="0" w:header="720" w:left="1440" w:right="1440" w:top="1440"/>
@@ -4583,431 +5990,6 @@
     </w:lvl>
     <w:lvl w:ilvl="8">
       <w:start w:val="1"/>
-      <w:numFmt w:val="decimal"/>
-      <w:lvlText w:val="%9."/>
-      <w:lvlJc w:val="left"/>
-      <w:pPr>
-        <w:ind w:left="6480" w:hanging="360"/>
-      </w:pPr>
-    </w:lvl>
-  </w:abstractNum>
-  <w:abstractNum w:abstractNumId="99412">
-    <w:nsid w:val="00A99412"/>
-    <w:multiLevelType w:val="multilevel"/>
-    <w:lvl w:ilvl="0">
-      <w:start w:val="2"/>
-      <w:numFmt w:val="decimal"/>
-      <w:lvlText w:val="%1."/>
-      <w:lvlJc w:val="left"/>
-      <w:pPr>
-        <w:ind w:left="720" w:hanging="360"/>
-      </w:pPr>
-    </w:lvl>
-    <w:lvl w:ilvl="1">
-      <w:start w:val="2"/>
-      <w:numFmt w:val="decimal"/>
-      <w:lvlText w:val="%2."/>
-      <w:lvlJc w:val="left"/>
-      <w:pPr>
-        <w:ind w:left="1440" w:hanging="360"/>
-      </w:pPr>
-    </w:lvl>
-    <w:lvl w:ilvl="2">
-      <w:start w:val="2"/>
-      <w:numFmt w:val="decimal"/>
-      <w:lvlText w:val="%3."/>
-      <w:lvlJc w:val="left"/>
-      <w:pPr>
-        <w:ind w:left="2160" w:hanging="360"/>
-      </w:pPr>
-    </w:lvl>
-    <w:lvl w:ilvl="3">
-      <w:start w:val="2"/>
-      <w:numFmt w:val="decimal"/>
-      <w:lvlText w:val="%4."/>
-      <w:lvlJc w:val="left"/>
-      <w:pPr>
-        <w:ind w:left="2880" w:hanging="360"/>
-      </w:pPr>
-    </w:lvl>
-    <w:lvl w:ilvl="4">
-      <w:start w:val="2"/>
-      <w:numFmt w:val="decimal"/>
-      <w:lvlText w:val="%5."/>
-      <w:lvlJc w:val="left"/>
-      <w:pPr>
-        <w:ind w:left="3600" w:hanging="360"/>
-      </w:pPr>
-    </w:lvl>
-    <w:lvl w:ilvl="5">
-      <w:start w:val="2"/>
-      <w:numFmt w:val="decimal"/>
-      <w:lvlText w:val="%6."/>
-      <w:lvlJc w:val="left"/>
-      <w:pPr>
-        <w:ind w:left="4320" w:hanging="360"/>
-      </w:pPr>
-    </w:lvl>
-    <w:lvl w:ilvl="6">
-      <w:start w:val="2"/>
-      <w:numFmt w:val="decimal"/>
-      <w:lvlText w:val="%7."/>
-      <w:lvlJc w:val="left"/>
-      <w:pPr>
-        <w:ind w:left="5040" w:hanging="360"/>
-      </w:pPr>
-    </w:lvl>
-    <w:lvl w:ilvl="7">
-      <w:start w:val="2"/>
-      <w:numFmt w:val="decimal"/>
-      <w:lvlText w:val="%8."/>
-      <w:lvlJc w:val="left"/>
-      <w:pPr>
-        <w:ind w:left="5760" w:hanging="360"/>
-      </w:pPr>
-    </w:lvl>
-    <w:lvl w:ilvl="8">
-      <w:start w:val="2"/>
-      <w:numFmt w:val="decimal"/>
-      <w:lvlText w:val="%9."/>
-      <w:lvlJc w:val="left"/>
-      <w:pPr>
-        <w:ind w:left="6480" w:hanging="360"/>
-      </w:pPr>
-    </w:lvl>
-  </w:abstractNum>
-  <w:abstractNum w:abstractNumId="99413">
-    <w:nsid w:val="00A99413"/>
-    <w:multiLevelType w:val="multilevel"/>
-    <w:lvl w:ilvl="0">
-      <w:start w:val="3"/>
-      <w:numFmt w:val="decimal"/>
-      <w:lvlText w:val="%1."/>
-      <w:lvlJc w:val="left"/>
-      <w:pPr>
-        <w:ind w:left="720" w:hanging="360"/>
-      </w:pPr>
-    </w:lvl>
-    <w:lvl w:ilvl="1">
-      <w:start w:val="3"/>
-      <w:numFmt w:val="decimal"/>
-      <w:lvlText w:val="%2."/>
-      <w:lvlJc w:val="left"/>
-      <w:pPr>
-        <w:ind w:left="1440" w:hanging="360"/>
-      </w:pPr>
-    </w:lvl>
-    <w:lvl w:ilvl="2">
-      <w:start w:val="3"/>
-      <w:numFmt w:val="decimal"/>
-      <w:lvlText w:val="%3."/>
-      <w:lvlJc w:val="left"/>
-      <w:pPr>
-        <w:ind w:left="2160" w:hanging="360"/>
-      </w:pPr>
-    </w:lvl>
-    <w:lvl w:ilvl="3">
-      <w:start w:val="3"/>
-      <w:numFmt w:val="decimal"/>
-      <w:lvlText w:val="%4."/>
-      <w:lvlJc w:val="left"/>
-      <w:pPr>
-        <w:ind w:left="2880" w:hanging="360"/>
-      </w:pPr>
-    </w:lvl>
-    <w:lvl w:ilvl="4">
-      <w:start w:val="3"/>
-      <w:numFmt w:val="decimal"/>
-      <w:lvlText w:val="%5."/>
-      <w:lvlJc w:val="left"/>
-      <w:pPr>
-        <w:ind w:left="3600" w:hanging="360"/>
-      </w:pPr>
-    </w:lvl>
-    <w:lvl w:ilvl="5">
-      <w:start w:val="3"/>
-      <w:numFmt w:val="decimal"/>
-      <w:lvlText w:val="%6."/>
-      <w:lvlJc w:val="left"/>
-      <w:pPr>
-        <w:ind w:left="4320" w:hanging="360"/>
-      </w:pPr>
-    </w:lvl>
-    <w:lvl w:ilvl="6">
-      <w:start w:val="3"/>
-      <w:numFmt w:val="decimal"/>
-      <w:lvlText w:val="%7."/>
-      <w:lvlJc w:val="left"/>
-      <w:pPr>
-        <w:ind w:left="5040" w:hanging="360"/>
-      </w:pPr>
-    </w:lvl>
-    <w:lvl w:ilvl="7">
-      <w:start w:val="3"/>
-      <w:numFmt w:val="decimal"/>
-      <w:lvlText w:val="%8."/>
-      <w:lvlJc w:val="left"/>
-      <w:pPr>
-        <w:ind w:left="5760" w:hanging="360"/>
-      </w:pPr>
-    </w:lvl>
-    <w:lvl w:ilvl="8">
-      <w:start w:val="3"/>
-      <w:numFmt w:val="decimal"/>
-      <w:lvlText w:val="%9."/>
-      <w:lvlJc w:val="left"/>
-      <w:pPr>
-        <w:ind w:left="6480" w:hanging="360"/>
-      </w:pPr>
-    </w:lvl>
-  </w:abstractNum>
-  <w:abstractNum w:abstractNumId="99414">
-    <w:nsid w:val="00A99414"/>
-    <w:multiLevelType w:val="multilevel"/>
-    <w:lvl w:ilvl="0">
-      <w:start w:val="4"/>
-      <w:numFmt w:val="decimal"/>
-      <w:lvlText w:val="%1."/>
-      <w:lvlJc w:val="left"/>
-      <w:pPr>
-        <w:ind w:left="720" w:hanging="360"/>
-      </w:pPr>
-    </w:lvl>
-    <w:lvl w:ilvl="1">
-      <w:start w:val="4"/>
-      <w:numFmt w:val="decimal"/>
-      <w:lvlText w:val="%2."/>
-      <w:lvlJc w:val="left"/>
-      <w:pPr>
-        <w:ind w:left="1440" w:hanging="360"/>
-      </w:pPr>
-    </w:lvl>
-    <w:lvl w:ilvl="2">
-      <w:start w:val="4"/>
-      <w:numFmt w:val="decimal"/>
-      <w:lvlText w:val="%3."/>
-      <w:lvlJc w:val="left"/>
-      <w:pPr>
-        <w:ind w:left="2160" w:hanging="360"/>
-      </w:pPr>
-    </w:lvl>
-    <w:lvl w:ilvl="3">
-      <w:start w:val="4"/>
-      <w:numFmt w:val="decimal"/>
-      <w:lvlText w:val="%4."/>
-      <w:lvlJc w:val="left"/>
-      <w:pPr>
-        <w:ind w:left="2880" w:hanging="360"/>
-      </w:pPr>
-    </w:lvl>
-    <w:lvl w:ilvl="4">
-      <w:start w:val="4"/>
-      <w:numFmt w:val="decimal"/>
-      <w:lvlText w:val="%5."/>
-      <w:lvlJc w:val="left"/>
-      <w:pPr>
-        <w:ind w:left="3600" w:hanging="360"/>
-      </w:pPr>
-    </w:lvl>
-    <w:lvl w:ilvl="5">
-      <w:start w:val="4"/>
-      <w:numFmt w:val="decimal"/>
-      <w:lvlText w:val="%6."/>
-      <w:lvlJc w:val="left"/>
-      <w:pPr>
-        <w:ind w:left="4320" w:hanging="360"/>
-      </w:pPr>
-    </w:lvl>
-    <w:lvl w:ilvl="6">
-      <w:start w:val="4"/>
-      <w:numFmt w:val="decimal"/>
-      <w:lvlText w:val="%7."/>
-      <w:lvlJc w:val="left"/>
-      <w:pPr>
-        <w:ind w:left="5040" w:hanging="360"/>
-      </w:pPr>
-    </w:lvl>
-    <w:lvl w:ilvl="7">
-      <w:start w:val="4"/>
-      <w:numFmt w:val="decimal"/>
-      <w:lvlText w:val="%8."/>
-      <w:lvlJc w:val="left"/>
-      <w:pPr>
-        <w:ind w:left="5760" w:hanging="360"/>
-      </w:pPr>
-    </w:lvl>
-    <w:lvl w:ilvl="8">
-      <w:start w:val="4"/>
-      <w:numFmt w:val="decimal"/>
-      <w:lvlText w:val="%9."/>
-      <w:lvlJc w:val="left"/>
-      <w:pPr>
-        <w:ind w:left="6480" w:hanging="360"/>
-      </w:pPr>
-    </w:lvl>
-  </w:abstractNum>
-  <w:abstractNum w:abstractNumId="99415">
-    <w:nsid w:val="00A99415"/>
-    <w:multiLevelType w:val="multilevel"/>
-    <w:lvl w:ilvl="0">
-      <w:start w:val="5"/>
-      <w:numFmt w:val="decimal"/>
-      <w:lvlText w:val="%1."/>
-      <w:lvlJc w:val="left"/>
-      <w:pPr>
-        <w:ind w:left="720" w:hanging="360"/>
-      </w:pPr>
-    </w:lvl>
-    <w:lvl w:ilvl="1">
-      <w:start w:val="5"/>
-      <w:numFmt w:val="decimal"/>
-      <w:lvlText w:val="%2."/>
-      <w:lvlJc w:val="left"/>
-      <w:pPr>
-        <w:ind w:left="1440" w:hanging="360"/>
-      </w:pPr>
-    </w:lvl>
-    <w:lvl w:ilvl="2">
-      <w:start w:val="5"/>
-      <w:numFmt w:val="decimal"/>
-      <w:lvlText w:val="%3."/>
-      <w:lvlJc w:val="left"/>
-      <w:pPr>
-        <w:ind w:left="2160" w:hanging="360"/>
-      </w:pPr>
-    </w:lvl>
-    <w:lvl w:ilvl="3">
-      <w:start w:val="5"/>
-      <w:numFmt w:val="decimal"/>
-      <w:lvlText w:val="%4."/>
-      <w:lvlJc w:val="left"/>
-      <w:pPr>
-        <w:ind w:left="2880" w:hanging="360"/>
-      </w:pPr>
-    </w:lvl>
-    <w:lvl w:ilvl="4">
-      <w:start w:val="5"/>
-      <w:numFmt w:val="decimal"/>
-      <w:lvlText w:val="%5."/>
-      <w:lvlJc w:val="left"/>
-      <w:pPr>
-        <w:ind w:left="3600" w:hanging="360"/>
-      </w:pPr>
-    </w:lvl>
-    <w:lvl w:ilvl="5">
-      <w:start w:val="5"/>
-      <w:numFmt w:val="decimal"/>
-      <w:lvlText w:val="%6."/>
-      <w:lvlJc w:val="left"/>
-      <w:pPr>
-        <w:ind w:left="4320" w:hanging="360"/>
-      </w:pPr>
-    </w:lvl>
-    <w:lvl w:ilvl="6">
-      <w:start w:val="5"/>
-      <w:numFmt w:val="decimal"/>
-      <w:lvlText w:val="%7."/>
-      <w:lvlJc w:val="left"/>
-      <w:pPr>
-        <w:ind w:left="5040" w:hanging="360"/>
-      </w:pPr>
-    </w:lvl>
-    <w:lvl w:ilvl="7">
-      <w:start w:val="5"/>
-      <w:numFmt w:val="decimal"/>
-      <w:lvlText w:val="%8."/>
-      <w:lvlJc w:val="left"/>
-      <w:pPr>
-        <w:ind w:left="5760" w:hanging="360"/>
-      </w:pPr>
-    </w:lvl>
-    <w:lvl w:ilvl="8">
-      <w:start w:val="5"/>
-      <w:numFmt w:val="decimal"/>
-      <w:lvlText w:val="%9."/>
-      <w:lvlJc w:val="left"/>
-      <w:pPr>
-        <w:ind w:left="6480" w:hanging="360"/>
-      </w:pPr>
-    </w:lvl>
-  </w:abstractNum>
-  <w:abstractNum w:abstractNumId="99416">
-    <w:nsid w:val="00A99416"/>
-    <w:multiLevelType w:val="multilevel"/>
-    <w:lvl w:ilvl="0">
-      <w:start w:val="6"/>
-      <w:numFmt w:val="decimal"/>
-      <w:lvlText w:val="%1."/>
-      <w:lvlJc w:val="left"/>
-      <w:pPr>
-        <w:ind w:left="720" w:hanging="360"/>
-      </w:pPr>
-    </w:lvl>
-    <w:lvl w:ilvl="1">
-      <w:start w:val="6"/>
-      <w:numFmt w:val="decimal"/>
-      <w:lvlText w:val="%2."/>
-      <w:lvlJc w:val="left"/>
-      <w:pPr>
-        <w:ind w:left="1440" w:hanging="360"/>
-      </w:pPr>
-    </w:lvl>
-    <w:lvl w:ilvl="2">
-      <w:start w:val="6"/>
-      <w:numFmt w:val="decimal"/>
-      <w:lvlText w:val="%3."/>
-      <w:lvlJc w:val="left"/>
-      <w:pPr>
-        <w:ind w:left="2160" w:hanging="360"/>
-      </w:pPr>
-    </w:lvl>
-    <w:lvl w:ilvl="3">
-      <w:start w:val="6"/>
-      <w:numFmt w:val="decimal"/>
-      <w:lvlText w:val="%4."/>
-      <w:lvlJc w:val="left"/>
-      <w:pPr>
-        <w:ind w:left="2880" w:hanging="360"/>
-      </w:pPr>
-    </w:lvl>
-    <w:lvl w:ilvl="4">
-      <w:start w:val="6"/>
-      <w:numFmt w:val="decimal"/>
-      <w:lvlText w:val="%5."/>
-      <w:lvlJc w:val="left"/>
-      <w:pPr>
-        <w:ind w:left="3600" w:hanging="360"/>
-      </w:pPr>
-    </w:lvl>
-    <w:lvl w:ilvl="5">
-      <w:start w:val="6"/>
-      <w:numFmt w:val="decimal"/>
-      <w:lvlText w:val="%6."/>
-      <w:lvlJc w:val="left"/>
-      <w:pPr>
-        <w:ind w:left="4320" w:hanging="360"/>
-      </w:pPr>
-    </w:lvl>
-    <w:lvl w:ilvl="6">
-      <w:start w:val="6"/>
-      <w:numFmt w:val="decimal"/>
-      <w:lvlText w:val="%7."/>
-      <w:lvlJc w:val="left"/>
-      <w:pPr>
-        <w:ind w:left="5040" w:hanging="360"/>
-      </w:pPr>
-    </w:lvl>
-    <w:lvl w:ilvl="7">
-      <w:start w:val="6"/>
-      <w:numFmt w:val="decimal"/>
-      <w:lvlText w:val="%8."/>
-      <w:lvlJc w:val="left"/>
-      <w:pPr>
-        <w:ind w:left="5760" w:hanging="360"/>
-      </w:pPr>
-    </w:lvl>
-    <w:lvl w:ilvl="8">
-      <w:start w:val="6"/>
       <w:numFmt w:val="decimal"/>
       <w:lvlText w:val="%9."/>
       <w:lvlJc w:val="left"/>
@@ -5125,138 +6107,18 @@
     <w:abstractNumId w:val="991"/>
   </w:num>
   <w:num w:numId="1009">
-    <w:abstractNumId w:val="99412"/>
-    <w:lvlOverride w:ilvl="0">
-      <w:startOverride w:val="2"/>
-    </w:lvlOverride>
-    <w:lvlOverride w:ilvl="1">
-      <w:startOverride w:val="2"/>
-    </w:lvlOverride>
-    <w:lvlOverride w:ilvl="2">
-      <w:startOverride w:val="2"/>
-    </w:lvlOverride>
-    <w:lvlOverride w:ilvl="3">
-      <w:startOverride w:val="2"/>
-    </w:lvlOverride>
-    <w:lvlOverride w:ilvl="4">
-      <w:startOverride w:val="2"/>
-    </w:lvlOverride>
-    <w:lvlOverride w:ilvl="5">
-      <w:startOverride w:val="2"/>
-    </w:lvlOverride>
-    <w:lvlOverride w:ilvl="6">
-      <w:startOverride w:val="2"/>
-    </w:lvlOverride>
-    <w:lvlOverride w:ilvl="7">
-      <w:startOverride w:val="2"/>
-    </w:lvlOverride>
-    <w:lvlOverride w:ilvl="8">
-      <w:startOverride w:val="2"/>
-    </w:lvlOverride>
+    <w:abstractNumId w:val="991"/>
   </w:num>
   <w:num w:numId="1010">
     <w:abstractNumId w:val="991"/>
   </w:num>
   <w:num w:numId="1011">
-    <w:abstractNumId w:val="99413"/>
-    <w:lvlOverride w:ilvl="0">
-      <w:startOverride w:val="3"/>
-    </w:lvlOverride>
-    <w:lvlOverride w:ilvl="1">
-      <w:startOverride w:val="3"/>
-    </w:lvlOverride>
-    <w:lvlOverride w:ilvl="2">
-      <w:startOverride w:val="3"/>
-    </w:lvlOverride>
-    <w:lvlOverride w:ilvl="3">
-      <w:startOverride w:val="3"/>
-    </w:lvlOverride>
-    <w:lvlOverride w:ilvl="4">
-      <w:startOverride w:val="3"/>
-    </w:lvlOverride>
-    <w:lvlOverride w:ilvl="5">
-      <w:startOverride w:val="3"/>
-    </w:lvlOverride>
-    <w:lvlOverride w:ilvl="6">
-      <w:startOverride w:val="3"/>
-    </w:lvlOverride>
-    <w:lvlOverride w:ilvl="7">
-      <w:startOverride w:val="3"/>
-    </w:lvlOverride>
-    <w:lvlOverride w:ilvl="8">
-      <w:startOverride w:val="3"/>
-    </w:lvlOverride>
+    <w:abstractNumId w:val="991"/>
   </w:num>
   <w:num w:numId="1012">
     <w:abstractNumId w:val="991"/>
   </w:num>
   <w:num w:numId="1013">
-    <w:abstractNumId w:val="99414"/>
-    <w:lvlOverride w:ilvl="0">
-      <w:startOverride w:val="4"/>
-    </w:lvlOverride>
-    <w:lvlOverride w:ilvl="1">
-      <w:startOverride w:val="4"/>
-    </w:lvlOverride>
-    <w:lvlOverride w:ilvl="2">
-      <w:startOverride w:val="4"/>
-    </w:lvlOverride>
-    <w:lvlOverride w:ilvl="3">
-      <w:startOverride w:val="4"/>
-    </w:lvlOverride>
-    <w:lvlOverride w:ilvl="4">
-      <w:startOverride w:val="4"/>
-    </w:lvlOverride>
-    <w:lvlOverride w:ilvl="5">
-      <w:startOverride w:val="4"/>
-    </w:lvlOverride>
-    <w:lvlOverride w:ilvl="6">
-      <w:startOverride w:val="4"/>
-    </w:lvlOverride>
-    <w:lvlOverride w:ilvl="7">
-      <w:startOverride w:val="4"/>
-    </w:lvlOverride>
-    <w:lvlOverride w:ilvl="8">
-      <w:startOverride w:val="4"/>
-    </w:lvlOverride>
-  </w:num>
-  <w:num w:numId="1014">
-    <w:abstractNumId w:val="991"/>
-  </w:num>
-  <w:num w:numId="1015">
-    <w:abstractNumId w:val="99415"/>
-    <w:lvlOverride w:ilvl="0">
-      <w:startOverride w:val="5"/>
-    </w:lvlOverride>
-    <w:lvlOverride w:ilvl="1">
-      <w:startOverride w:val="5"/>
-    </w:lvlOverride>
-    <w:lvlOverride w:ilvl="2">
-      <w:startOverride w:val="5"/>
-    </w:lvlOverride>
-    <w:lvlOverride w:ilvl="3">
-      <w:startOverride w:val="5"/>
-    </w:lvlOverride>
-    <w:lvlOverride w:ilvl="4">
-      <w:startOverride w:val="5"/>
-    </w:lvlOverride>
-    <w:lvlOverride w:ilvl="5">
-      <w:startOverride w:val="5"/>
-    </w:lvlOverride>
-    <w:lvlOverride w:ilvl="6">
-      <w:startOverride w:val="5"/>
-    </w:lvlOverride>
-    <w:lvlOverride w:ilvl="7">
-      <w:startOverride w:val="5"/>
-    </w:lvlOverride>
-    <w:lvlOverride w:ilvl="8">
-      <w:startOverride w:val="5"/>
-    </w:lvlOverride>
-  </w:num>
-  <w:num w:numId="1016">
-    <w:abstractNumId w:val="991"/>
-  </w:num>
-  <w:num w:numId="1017">
     <w:abstractNumId w:val="99411"/>
     <w:lvlOverride w:ilvl="0">
       <w:startOverride w:val="1"/>
@@ -5286,142 +6148,22 @@
       <w:startOverride w:val="1"/>
     </w:lvlOverride>
   </w:num>
+  <w:num w:numId="1014">
+    <w:abstractNumId w:val="991"/>
+  </w:num>
+  <w:num w:numId="1015">
+    <w:abstractNumId w:val="991"/>
+  </w:num>
+  <w:num w:numId="1016">
+    <w:abstractNumId w:val="991"/>
+  </w:num>
+  <w:num w:numId="1017">
+    <w:abstractNumId w:val="991"/>
+  </w:num>
   <w:num w:numId="1018">
     <w:abstractNumId w:val="991"/>
   </w:num>
   <w:num w:numId="1019">
-    <w:abstractNumId w:val="99412"/>
-    <w:lvlOverride w:ilvl="0">
-      <w:startOverride w:val="2"/>
-    </w:lvlOverride>
-    <w:lvlOverride w:ilvl="1">
-      <w:startOverride w:val="2"/>
-    </w:lvlOverride>
-    <w:lvlOverride w:ilvl="2">
-      <w:startOverride w:val="2"/>
-    </w:lvlOverride>
-    <w:lvlOverride w:ilvl="3">
-      <w:startOverride w:val="2"/>
-    </w:lvlOverride>
-    <w:lvlOverride w:ilvl="4">
-      <w:startOverride w:val="2"/>
-    </w:lvlOverride>
-    <w:lvlOverride w:ilvl="5">
-      <w:startOverride w:val="2"/>
-    </w:lvlOverride>
-    <w:lvlOverride w:ilvl="6">
-      <w:startOverride w:val="2"/>
-    </w:lvlOverride>
-    <w:lvlOverride w:ilvl="7">
-      <w:startOverride w:val="2"/>
-    </w:lvlOverride>
-    <w:lvlOverride w:ilvl="8">
-      <w:startOverride w:val="2"/>
-    </w:lvlOverride>
-  </w:num>
-  <w:num w:numId="1020">
-    <w:abstractNumId w:val="991"/>
-  </w:num>
-  <w:num w:numId="1021">
-    <w:abstractNumId w:val="99413"/>
-    <w:lvlOverride w:ilvl="0">
-      <w:startOverride w:val="3"/>
-    </w:lvlOverride>
-    <w:lvlOverride w:ilvl="1">
-      <w:startOverride w:val="3"/>
-    </w:lvlOverride>
-    <w:lvlOverride w:ilvl="2">
-      <w:startOverride w:val="3"/>
-    </w:lvlOverride>
-    <w:lvlOverride w:ilvl="3">
-      <w:startOverride w:val="3"/>
-    </w:lvlOverride>
-    <w:lvlOverride w:ilvl="4">
-      <w:startOverride w:val="3"/>
-    </w:lvlOverride>
-    <w:lvlOverride w:ilvl="5">
-      <w:startOverride w:val="3"/>
-    </w:lvlOverride>
-    <w:lvlOverride w:ilvl="6">
-      <w:startOverride w:val="3"/>
-    </w:lvlOverride>
-    <w:lvlOverride w:ilvl="7">
-      <w:startOverride w:val="3"/>
-    </w:lvlOverride>
-    <w:lvlOverride w:ilvl="8">
-      <w:startOverride w:val="3"/>
-    </w:lvlOverride>
-  </w:num>
-  <w:num w:numId="1022">
-    <w:abstractNumId w:val="991"/>
-  </w:num>
-  <w:num w:numId="1023">
-    <w:abstractNumId w:val="99414"/>
-    <w:lvlOverride w:ilvl="0">
-      <w:startOverride w:val="4"/>
-    </w:lvlOverride>
-    <w:lvlOverride w:ilvl="1">
-      <w:startOverride w:val="4"/>
-    </w:lvlOverride>
-    <w:lvlOverride w:ilvl="2">
-      <w:startOverride w:val="4"/>
-    </w:lvlOverride>
-    <w:lvlOverride w:ilvl="3">
-      <w:startOverride w:val="4"/>
-    </w:lvlOverride>
-    <w:lvlOverride w:ilvl="4">
-      <w:startOverride w:val="4"/>
-    </w:lvlOverride>
-    <w:lvlOverride w:ilvl="5">
-      <w:startOverride w:val="4"/>
-    </w:lvlOverride>
-    <w:lvlOverride w:ilvl="6">
-      <w:startOverride w:val="4"/>
-    </w:lvlOverride>
-    <w:lvlOverride w:ilvl="7">
-      <w:startOverride w:val="4"/>
-    </w:lvlOverride>
-    <w:lvlOverride w:ilvl="8">
-      <w:startOverride w:val="4"/>
-    </w:lvlOverride>
-  </w:num>
-  <w:num w:numId="1024">
-    <w:abstractNumId w:val="991"/>
-  </w:num>
-  <w:num w:numId="1025">
-    <w:abstractNumId w:val="99415"/>
-    <w:lvlOverride w:ilvl="0">
-      <w:startOverride w:val="5"/>
-    </w:lvlOverride>
-    <w:lvlOverride w:ilvl="1">
-      <w:startOverride w:val="5"/>
-    </w:lvlOverride>
-    <w:lvlOverride w:ilvl="2">
-      <w:startOverride w:val="5"/>
-    </w:lvlOverride>
-    <w:lvlOverride w:ilvl="3">
-      <w:startOverride w:val="5"/>
-    </w:lvlOverride>
-    <w:lvlOverride w:ilvl="4">
-      <w:startOverride w:val="5"/>
-    </w:lvlOverride>
-    <w:lvlOverride w:ilvl="5">
-      <w:startOverride w:val="5"/>
-    </w:lvlOverride>
-    <w:lvlOverride w:ilvl="6">
-      <w:startOverride w:val="5"/>
-    </w:lvlOverride>
-    <w:lvlOverride w:ilvl="7">
-      <w:startOverride w:val="5"/>
-    </w:lvlOverride>
-    <w:lvlOverride w:ilvl="8">
-      <w:startOverride w:val="5"/>
-    </w:lvlOverride>
-  </w:num>
-  <w:num w:numId="1026">
-    <w:abstractNumId w:val="991"/>
-  </w:num>
-  <w:num w:numId="1027">
     <w:abstractNumId w:val="99411"/>
     <w:lvlOverride w:ilvl="0">
       <w:startOverride w:val="1"/>
@@ -5451,175 +6193,25 @@
       <w:startOverride w:val="1"/>
     </w:lvlOverride>
   </w:num>
-  <w:num w:numId="1028">
+  <w:num w:numId="1020">
     <w:abstractNumId w:val="991"/>
   </w:num>
-  <w:num w:numId="1029">
-    <w:abstractNumId w:val="99412"/>
-    <w:lvlOverride w:ilvl="0">
-      <w:startOverride w:val="2"/>
-    </w:lvlOverride>
-    <w:lvlOverride w:ilvl="1">
-      <w:startOverride w:val="2"/>
-    </w:lvlOverride>
-    <w:lvlOverride w:ilvl="2">
-      <w:startOverride w:val="2"/>
-    </w:lvlOverride>
-    <w:lvlOverride w:ilvl="3">
-      <w:startOverride w:val="2"/>
-    </w:lvlOverride>
-    <w:lvlOverride w:ilvl="4">
-      <w:startOverride w:val="2"/>
-    </w:lvlOverride>
-    <w:lvlOverride w:ilvl="5">
-      <w:startOverride w:val="2"/>
-    </w:lvlOverride>
-    <w:lvlOverride w:ilvl="6">
-      <w:startOverride w:val="2"/>
-    </w:lvlOverride>
-    <w:lvlOverride w:ilvl="7">
-      <w:startOverride w:val="2"/>
-    </w:lvlOverride>
-    <w:lvlOverride w:ilvl="8">
-      <w:startOverride w:val="2"/>
-    </w:lvlOverride>
-  </w:num>
-  <w:num w:numId="1030">
+  <w:num w:numId="1021">
     <w:abstractNumId w:val="991"/>
   </w:num>
-  <w:num w:numId="1031">
-    <w:abstractNumId w:val="99413"/>
-    <w:lvlOverride w:ilvl="0">
-      <w:startOverride w:val="3"/>
-    </w:lvlOverride>
-    <w:lvlOverride w:ilvl="1">
-      <w:startOverride w:val="3"/>
-    </w:lvlOverride>
-    <w:lvlOverride w:ilvl="2">
-      <w:startOverride w:val="3"/>
-    </w:lvlOverride>
-    <w:lvlOverride w:ilvl="3">
-      <w:startOverride w:val="3"/>
-    </w:lvlOverride>
-    <w:lvlOverride w:ilvl="4">
-      <w:startOverride w:val="3"/>
-    </w:lvlOverride>
-    <w:lvlOverride w:ilvl="5">
-      <w:startOverride w:val="3"/>
-    </w:lvlOverride>
-    <w:lvlOverride w:ilvl="6">
-      <w:startOverride w:val="3"/>
-    </w:lvlOverride>
-    <w:lvlOverride w:ilvl="7">
-      <w:startOverride w:val="3"/>
-    </w:lvlOverride>
-    <w:lvlOverride w:ilvl="8">
-      <w:startOverride w:val="3"/>
-    </w:lvlOverride>
-  </w:num>
-  <w:num w:numId="1032">
+  <w:num w:numId="1022">
     <w:abstractNumId w:val="991"/>
   </w:num>
-  <w:num w:numId="1033">
-    <w:abstractNumId w:val="99414"/>
-    <w:lvlOverride w:ilvl="0">
-      <w:startOverride w:val="4"/>
-    </w:lvlOverride>
-    <w:lvlOverride w:ilvl="1">
-      <w:startOverride w:val="4"/>
-    </w:lvlOverride>
-    <w:lvlOverride w:ilvl="2">
-      <w:startOverride w:val="4"/>
-    </w:lvlOverride>
-    <w:lvlOverride w:ilvl="3">
-      <w:startOverride w:val="4"/>
-    </w:lvlOverride>
-    <w:lvlOverride w:ilvl="4">
-      <w:startOverride w:val="4"/>
-    </w:lvlOverride>
-    <w:lvlOverride w:ilvl="5">
-      <w:startOverride w:val="4"/>
-    </w:lvlOverride>
-    <w:lvlOverride w:ilvl="6">
-      <w:startOverride w:val="4"/>
-    </w:lvlOverride>
-    <w:lvlOverride w:ilvl="7">
-      <w:startOverride w:val="4"/>
-    </w:lvlOverride>
-    <w:lvlOverride w:ilvl="8">
-      <w:startOverride w:val="4"/>
-    </w:lvlOverride>
-  </w:num>
-  <w:num w:numId="1034">
+  <w:num w:numId="1023">
     <w:abstractNumId w:val="991"/>
   </w:num>
-  <w:num w:numId="1035">
-    <w:abstractNumId w:val="99415"/>
-    <w:lvlOverride w:ilvl="0">
-      <w:startOverride w:val="5"/>
-    </w:lvlOverride>
-    <w:lvlOverride w:ilvl="1">
-      <w:startOverride w:val="5"/>
-    </w:lvlOverride>
-    <w:lvlOverride w:ilvl="2">
-      <w:startOverride w:val="5"/>
-    </w:lvlOverride>
-    <w:lvlOverride w:ilvl="3">
-      <w:startOverride w:val="5"/>
-    </w:lvlOverride>
-    <w:lvlOverride w:ilvl="4">
-      <w:startOverride w:val="5"/>
-    </w:lvlOverride>
-    <w:lvlOverride w:ilvl="5">
-      <w:startOverride w:val="5"/>
-    </w:lvlOverride>
-    <w:lvlOverride w:ilvl="6">
-      <w:startOverride w:val="5"/>
-    </w:lvlOverride>
-    <w:lvlOverride w:ilvl="7">
-      <w:startOverride w:val="5"/>
-    </w:lvlOverride>
-    <w:lvlOverride w:ilvl="8">
-      <w:startOverride w:val="5"/>
-    </w:lvlOverride>
-  </w:num>
-  <w:num w:numId="1036">
+  <w:num w:numId="1024">
     <w:abstractNumId w:val="991"/>
   </w:num>
-  <w:num w:numId="1037">
-    <w:abstractNumId w:val="99416"/>
-    <w:lvlOverride w:ilvl="0">
-      <w:startOverride w:val="6"/>
-    </w:lvlOverride>
-    <w:lvlOverride w:ilvl="1">
-      <w:startOverride w:val="6"/>
-    </w:lvlOverride>
-    <w:lvlOverride w:ilvl="2">
-      <w:startOverride w:val="6"/>
-    </w:lvlOverride>
-    <w:lvlOverride w:ilvl="3">
-      <w:startOverride w:val="6"/>
-    </w:lvlOverride>
-    <w:lvlOverride w:ilvl="4">
-      <w:startOverride w:val="6"/>
-    </w:lvlOverride>
-    <w:lvlOverride w:ilvl="5">
-      <w:startOverride w:val="6"/>
-    </w:lvlOverride>
-    <w:lvlOverride w:ilvl="6">
-      <w:startOverride w:val="6"/>
-    </w:lvlOverride>
-    <w:lvlOverride w:ilvl="7">
-      <w:startOverride w:val="6"/>
-    </w:lvlOverride>
-    <w:lvlOverride w:ilvl="8">
-      <w:startOverride w:val="6"/>
-    </w:lvlOverride>
-  </w:num>
-  <w:num w:numId="1038">
+  <w:num w:numId="1025">
     <w:abstractNumId w:val="991"/>
   </w:num>
-  <w:num w:numId="1039">
+  <w:num w:numId="1026">
     <w:abstractNumId w:val="99411"/>
     <w:lvlOverride w:ilvl="0">
       <w:startOverride w:val="1"/>
@@ -5649,10 +6241,10 @@
       <w:startOverride w:val="1"/>
     </w:lvlOverride>
   </w:num>
-  <w:num w:numId="1040">
+  <w:num w:numId="1027">
     <w:abstractNumId w:val="991"/>
   </w:num>
-  <w:num w:numId="1041">
+  <w:num w:numId="1028">
     <w:abstractNumId w:val="99411"/>
     <w:lvlOverride w:ilvl="0">
       <w:startOverride w:val="1"/>
@@ -5682,79 +6274,43 @@
       <w:startOverride w:val="1"/>
     </w:lvlOverride>
   </w:num>
-  <w:num w:numId="1042">
+  <w:num w:numId="1029">
     <w:abstractNumId w:val="991"/>
   </w:num>
-  <w:num w:numId="1043">
+  <w:num w:numId="1030">
     <w:abstractNumId w:val="991"/>
   </w:num>
-  <w:num w:numId="1044">
+  <w:num w:numId="1031">
     <w:abstractNumId w:val="991"/>
   </w:num>
-  <w:num w:numId="1045">
+  <w:num w:numId="1032">
     <w:abstractNumId w:val="991"/>
   </w:num>
-  <w:num w:numId="1046">
+  <w:num w:numId="1033">
     <w:abstractNumId w:val="991"/>
   </w:num>
-  <w:num w:numId="1047">
+  <w:num w:numId="1034">
     <w:abstractNumId w:val="991"/>
   </w:num>
-  <w:num w:numId="1048">
+  <w:num w:numId="1035">
     <w:abstractNumId w:val="991"/>
   </w:num>
-  <w:num w:numId="1049">
+  <w:num w:numId="1036">
     <w:abstractNumId w:val="991"/>
   </w:num>
-  <w:num w:numId="1050">
+  <w:num w:numId="1037">
     <w:abstractNumId w:val="991"/>
   </w:num>
-  <w:num w:numId="1051">
-    <w:abstractNumId w:val="99411"/>
-    <w:lvlOverride w:ilvl="0">
-      <w:startOverride w:val="1"/>
-    </w:lvlOverride>
-    <w:lvlOverride w:ilvl="1">
-      <w:startOverride w:val="1"/>
-    </w:lvlOverride>
-    <w:lvlOverride w:ilvl="2">
-      <w:startOverride w:val="1"/>
-    </w:lvlOverride>
-    <w:lvlOverride w:ilvl="3">
-      <w:startOverride w:val="1"/>
-    </w:lvlOverride>
-    <w:lvlOverride w:ilvl="4">
-      <w:startOverride w:val="1"/>
-    </w:lvlOverride>
-    <w:lvlOverride w:ilvl="5">
-      <w:startOverride w:val="1"/>
-    </w:lvlOverride>
-    <w:lvlOverride w:ilvl="6">
-      <w:startOverride w:val="1"/>
-    </w:lvlOverride>
-    <w:lvlOverride w:ilvl="7">
-      <w:startOverride w:val="1"/>
-    </w:lvlOverride>
-    <w:lvlOverride w:ilvl="8">
-      <w:startOverride w:val="1"/>
-    </w:lvlOverride>
-  </w:num>
-  <w:num w:numId="1052">
+  <w:num w:numId="1038">
     <w:abstractNumId w:val="991"/>
   </w:num>
-  <w:num w:numId="1053">
+  <w:num w:numId="1039">
     <w:abstractNumId w:val="991"/>
   </w:num>
-  <w:num w:numId="1054">
+  <w:num w:numId="1040">
     <w:abstractNumId w:val="991"/>
   </w:num>
-  <w:num w:numId="1055">
-    <w:abstractNumId w:val="991"/>
-  </w:num>
-  <w:num w:numId="1056">
-    <w:abstractNumId w:val="991"/>
-  </w:num>
-  <w:num w:numId="1057">
+  <w:num w:numId="1041">
     <w:abstractNumId w:val="99411"/>
     <w:lvlOverride w:ilvl="0">
       <w:startOverride w:val="1"/>
